--- a/template.docx
+++ b/template.docx
@@ -6949,6 +6949,7 @@
           <w:sz w:val="20"/>
         </w:rPr>
         <w:sectPr>
+          <w:footerReference w:type="default" r:id="rId9"/>
           <w:pgSz w:w="11910" w:h="16840"/>
           <w:pgMar w:top="520" w:right="420" w:bottom="960" w:left="720" w:header="0" w:footer="760" w:gutter="0"/>
           <w:cols w:space="720"/>
@@ -8878,6 +8879,7 @@
           <w:sz w:val="20"/>
         </w:rPr>
         <w:sectPr>
+          <w:footerReference w:type="default" r:id="rId9"/>
           <w:pgSz w:w="11910" w:h="16840"/>
           <w:pgMar w:top="520" w:right="420" w:bottom="960" w:left="720" w:header="0" w:footer="760" w:gutter="0"/>
           <w:cols w:space="720"/>
@@ -10078,6 +10080,7 @@
           <w:sz w:val="20"/>
         </w:rPr>
         <w:sectPr>
+          <w:footerReference w:type="default" r:id="rId9"/>
           <w:pgSz w:w="11910" w:h="16840"/>
           <w:pgMar w:top="520" w:right="420" w:bottom="960" w:left="720" w:header="0" w:footer="760" w:gutter="0"/>
           <w:cols w:space="720"/>
@@ -11325,9 +11328,9 @@
       </w:r>
     </w:p>
     <w:sectPr>
-      <w:footerReference w:type="default" r:id="rId10"/>
+      <w:footerReference w:type="default" r:id="rId9"/>
       <w:pgSz w:w="11910" w:h="16840"/>
-      <w:pgMar w:top="520" w:right="420" w:bottom="0" w:left="720" w:header="0" w:footer="0" w:gutter="0"/>
+      <w:pgMar w:top="520" w:right="420" w:bottom="960" w:left="720" w:header="0" w:footer="760" w:gutter="0"/>
       <w:cols w:space="720"/>
     </w:sectPr>
   </w:body>
@@ -11717,8 +11720,8 @@
               <wp:positionH relativeFrom="page">
                 <wp:posOffset>522605</wp:posOffset>
               </wp:positionH>
-              <wp:positionV relativeFrom="page">
-                <wp:posOffset>10082530</wp:posOffset>
+              <wp:positionV relativeFrom="bottomMargin">
+                <wp:posOffset>-1270</wp:posOffset>
               </wp:positionV>
               <wp:extent cx="6696710" cy="6350"/>
               <wp:effectExtent l="0" t="0" r="0" b="0"/>
@@ -11796,8 +11799,8 @@
               <wp:positionH relativeFrom="page">
                 <wp:posOffset>528320</wp:posOffset>
               </wp:positionH>
-              <wp:positionV relativeFrom="page">
-                <wp:posOffset>10087610</wp:posOffset>
+              <wp:positionV relativeFrom="bottomMargin">
+                <wp:posOffset>3810</wp:posOffset>
               </wp:positionV>
               <wp:extent cx="338455" cy="145415"/>
               <wp:effectExtent l="0" t="0" r="0" b="0"/>
@@ -11942,8 +11945,8 @@
               <wp:positionH relativeFrom="page">
                 <wp:posOffset>3460115</wp:posOffset>
               </wp:positionH>
-              <wp:positionV relativeFrom="page">
-                <wp:posOffset>10087610</wp:posOffset>
+              <wp:positionV relativeFrom="bottomMargin">
+                <wp:posOffset>3810</wp:posOffset>
               </wp:positionV>
               <wp:extent cx="544830" cy="145415"/>
               <wp:effectExtent l="0" t="0" r="0" b="0"/>
@@ -12100,8 +12103,8 @@
               <wp:positionH relativeFrom="page">
                 <wp:posOffset>6304915</wp:posOffset>
               </wp:positionH>
-              <wp:positionV relativeFrom="page">
-                <wp:posOffset>10087610</wp:posOffset>
+              <wp:positionV relativeFrom="bottomMargin">
+                <wp:posOffset>3810</wp:posOffset>
               </wp:positionV>
               <wp:extent cx="755015" cy="145415"/>
               <wp:effectExtent l="0" t="0" r="0" b="0"/>
@@ -12436,8 +12439,8 @@
               <wp:positionH relativeFrom="page">
                 <wp:posOffset>528320</wp:posOffset>
               </wp:positionH>
-              <wp:positionV relativeFrom="page">
-                <wp:posOffset>10325100</wp:posOffset>
+              <wp:positionV relativeFrom="bottomMargin">
+                <wp:posOffset>241300</wp:posOffset>
               </wp:positionV>
               <wp:extent cx="434340" cy="145415"/>
               <wp:effectExtent l="0" t="0" r="0" b="0"/>
@@ -12564,8 +12567,8 @@
               <wp:positionH relativeFrom="page">
                 <wp:posOffset>5603240</wp:posOffset>
               </wp:positionH>
-              <wp:positionV relativeFrom="page">
-                <wp:posOffset>10325100</wp:posOffset>
+              <wp:positionV relativeFrom="bottomMargin">
+                <wp:posOffset>241300</wp:posOffset>
               </wp:positionV>
               <wp:extent cx="1598930" cy="145415"/>
               <wp:effectExtent l="0" t="0" r="0" b="0"/>
@@ -12728,8 +12731,8 @@
               <wp:positionH relativeFrom="page">
                 <wp:posOffset>1005205</wp:posOffset>
               </wp:positionH>
-              <wp:positionV relativeFrom="page">
-                <wp:posOffset>10330815</wp:posOffset>
+              <wp:positionV relativeFrom="bottomMargin">
+                <wp:posOffset>247015</wp:posOffset>
               </wp:positionV>
               <wp:extent cx="1042035" cy="139065"/>
               <wp:effectExtent l="0" t="0" r="0" b="0"/>

--- a/template.docx
+++ b/template.docx
@@ -4814,7 +4814,6 @@
           <w:footerReference w:type="default" r:id="rId9"/>
           <w:pgSz w:w="11910" w:h="16840"/>
           <w:pgMar w:top="520" w:right="420" w:bottom="960" w:left="720" w:header="0" w:footer="760" w:gutter="0"/>
-          <w:pgNumType w:start="2"/>
           <w:cols w:space="720"/>
         </w:sectPr>
       </w:pPr>
@@ -11328,7 +11327,7 @@
       </w:r>
     </w:p>
     <w:sectPr>
-      <w:footerReference w:type="default" r:id="rId9"/>
+      <w:footerReference w:type="default" r:id="rId10"/>
       <w:pgSz w:w="11910" w:h="16840"/>
       <w:pgMar w:top="520" w:right="420" w:bottom="960" w:left="720" w:header="0" w:footer="760" w:gutter="0"/>
       <w:cols w:space="720"/>

--- a/template.docx
+++ b/template.docx
@@ -2124,7 +2124,6 @@
         </w:rPr>
         <w:sectPr>
           <w:footerReference w:type="default" r:id="rId8"/>
-          <w:type w:val="continuous"/>
           <w:pgSz w:w="11910" w:h="16840"/>
           <w:pgMar w:top="520" w:right="420" w:bottom="1020" w:left="720" w:header="0" w:footer="826" w:gutter="0"/>
           <w:pgNumType w:start="1"/>
@@ -11329,7 +11328,7 @@
     <w:sectPr>
       <w:footerReference w:type="default" r:id="rId10"/>
       <w:pgSz w:w="11910" w:h="16840"/>
-      <w:pgMar w:top="520" w:right="420" w:bottom="960" w:left="720" w:header="0" w:footer="760" w:gutter="0"/>
+      <w:pgMar w:top="520" w:right="420" w:bottom="0" w:left="720" w:header="0" w:footer="0" w:gutter="0"/>
       <w:cols w:space="720"/>
     </w:sectPr>
   </w:body>

--- a/template.docx
+++ b/template.docx
@@ -187,7 +187,7 @@
         <w:ind w:left="132" w:right="191" w:firstLine="359"/>
       </w:pPr>
       <w:r>
-        <w:t xml:space="preserve">{ЗАКАЗЧИК_НАЗВАНИЕ} (далее – «Заказчик»), в лице {ЗАКАЗЧИК_ДОЛЖНОСТЬ} {ЗАКАЗЧИК_ПОДПИСАНТ}, действующего на основании {ЗАКАЗЧИК_ОСНОВАНИЕ}, с одной стороны, и {ИСПОЛНИТЕЛЬ_НАЗВАНИЕ} (далее – «Исполнитель»), в лице {ИСПОЛНИТЕЛЬ_ДОЛЖНОСТЬ} {ИСПОЛНИТЕЛЬ_ПОДПИСАНТ}, действующего на основании {ИСПОЛНИТЕЛЬ_ОСНОВАНИЕ}, с другой стороны, в дальнейшем совместно именуемые «Стороны», а по отдельности «Сторона» или как указано выше, заключили настоящий Договор о нижеследующем:</w:t>
+        <w:t>{ЗАКАЗЧИК_НАЗВАНИЕ} (далее – «Заказчик»), в лице {ЗАКАЗЧИК_ДОЛЖНОСТЬ} {ЗАКАЗЧИК_ПОДПИСАНТ}, действующего на основании {ЗАКАЗЧИК_ОСНОВАНИЕ}, с одной стороны, и {ИСПОЛНИТЕЛЬ_НАЗВАНИЕ} (далее – «Исполнитель»), в лице {ИСПОЛНИТЕЛЬ_ДОЛЖНОСТЬ} {ИСПОЛНИТЕЛЬ_ПОДПИСАНТ}, действующего на основании {ИСПОЛНИТЕЛЬ_ОСНОВАНИЕ}, с другой стороны, в дальнейшем совместно именуемые «Стороны», а по отдельности «Сторона» или как указано выше, заключили настоящий Договор о нижеследующем:</w:t>
       </w:r>
     </w:p>
     <w:p>
@@ -1938,184 +1938,6 @@
         <w:spacing w:before="4"/>
         <w:jc w:val="left"/>
       </w:pPr>
-      <w:r>
-        <w:rPr>
-          <w:noProof/>
-        </w:rPr>
-        <mc:AlternateContent>
-          <mc:Choice Requires="wps">
-            <w:drawing>
-              <wp:anchor distT="0" distB="0" distL="0" distR="0" simplePos="0" relativeHeight="487587840" behindDoc="1" locked="0" layoutInCell="1" allowOverlap="1" wp14:anchorId="0538C904" wp14:editId="5074FEBA">
-                <wp:simplePos x="0" y="0"/>
-                <wp:positionH relativeFrom="page">
-                  <wp:posOffset>522605</wp:posOffset>
-                </wp:positionH>
-                <wp:positionV relativeFrom="paragraph">
-                  <wp:posOffset>167005</wp:posOffset>
-                </wp:positionV>
-                <wp:extent cx="6696710" cy="6350"/>
-                <wp:effectExtent l="0" t="0" r="0" b="0"/>
-                <wp:wrapTopAndBottom/>
-                <wp:docPr id="12" name="docshape3"/>
-                <wp:cNvGraphicFramePr>
-                  <a:graphicFrameLocks xmlns:a="http://schemas.openxmlformats.org/drawingml/2006/main"/>
-                </wp:cNvGraphicFramePr>
-                <a:graphic xmlns:a="http://schemas.openxmlformats.org/drawingml/2006/main">
-                  <a:graphicData uri="http://schemas.microsoft.com/office/word/2010/wordprocessingShape">
-                    <wps:wsp>
-                      <wps:cNvSpPr>
-                        <a:spLocks noChangeArrowheads="1"/>
-                      </wps:cNvSpPr>
-                      <wps:spPr bwMode="auto">
-                        <a:xfrm>
-                          <a:off x="0" y="0"/>
-                          <a:ext cx="6696710" cy="6350"/>
-                        </a:xfrm>
-                        <a:prstGeom prst="rect">
-                          <a:avLst/>
-                        </a:prstGeom>
-                        <a:solidFill>
-                          <a:srgbClr val="000000"/>
-                        </a:solidFill>
-                        <a:ln>
-                          <a:noFill/>
-                        </a:ln>
-                        <a:extLst>
-                          <a:ext uri="{91240B29-F687-4F45-9708-019B960494DF}">
-                            <a14:hiddenLine xmlns:a14="http://schemas.microsoft.com/office/drawing/2010/main" w="9525">
-                              <a:solidFill>
-                                <a:srgbClr val="000000"/>
-                              </a:solidFill>
-                              <a:miter lim="800000"/>
-                              <a:headEnd/>
-                              <a:tailEnd/>
-                            </a14:hiddenLine>
-                          </a:ext>
-                        </a:extLst>
-                      </wps:spPr>
-                      <wps:bodyPr rot="0" vert="horz" wrap="square" lIns="91440" tIns="45720" rIns="91440" bIns="45720" anchor="t" anchorCtr="0" upright="1">
-                        <a:noAutofit/>
-                      </wps:bodyPr>
-                    </wps:wsp>
-                  </a:graphicData>
-                </a:graphic>
-                <wp14:sizeRelH relativeFrom="page">
-                  <wp14:pctWidth>0</wp14:pctWidth>
-                </wp14:sizeRelH>
-                <wp14:sizeRelV relativeFrom="page">
-                  <wp14:pctHeight>0</wp14:pctHeight>
-                </wp14:sizeRelV>
-              </wp:anchor>
-            </w:drawing>
-          </mc:Choice>
-          <mc:Fallback>
-            <w:pict>
-              <v:rect w14:anchorId="5ABBCB5A" id="docshape3" o:spid="_x0000_s1026" style="position:absolute;margin-left:41.15pt;margin-top:13.15pt;width:527.3pt;height:.5pt;z-index:-15728640;visibility:visible;mso-wrap-style:square;mso-width-percent:0;mso-height-percent:0;mso-wrap-distance-left:0;mso-wrap-distance-top:0;mso-wrap-distance-right:0;mso-wrap-distance-bottom:0;mso-position-horizontal:absolute;mso-position-horizontal-relative:page;mso-position-vertical:absolute;mso-position-vertical-relative:text;mso-width-percent:0;mso-height-percent:0;mso-width-relative:page;mso-height-relative:page;v-text-anchor:top" o:gfxdata="UEsDBBQABgAIAAAAIQC2gziS/gAAAOEBAAATAAAAW0NvbnRlbnRfVHlwZXNdLnhtbJSRQU7DMBBF 90jcwfIWJU67QAgl6YK0S0CoHGBkTxKLZGx5TGhvj5O2G0SRWNoz/78nu9wcxkFMGNg6quQqL6RA 0s5Y6ir5vt9lD1JwBDIwOMJKHpHlpr69KfdHjyxSmriSfYz+USnWPY7AufNIadK6MEJMx9ApD/oD OlTrorhX2lFEilmcO2RdNtjC5xDF9pCuTyYBB5bi6bQ4syoJ3g9WQ0ymaiLzg5KdCXlKLjvcW893 SUOqXwnz5DrgnHtJTxOsQfEKIT7DmDSUCaxw7Rqn8787ZsmRM9e2VmPeBN4uqYvTtW7jvijg9N/y JsXecLq0q+WD6m8AAAD//wMAUEsDBBQABgAIAAAAIQA4/SH/1gAAAJQBAAALAAAAX3JlbHMvLnJl bHOkkMFqwzAMhu+DvYPRfXGawxijTi+j0GvpHsDYimMaW0Yy2fr2M4PBMnrbUb/Q94l/f/hMi1qR JVI2sOt6UJgd+ZiDgffL8ekFlFSbvV0oo4EbChzGx4f9GRdb25HMsYhqlCwG5lrLq9biZkxWOiqY 22YiTra2kYMu1l1tQD30/bPm3wwYN0x18gb45AdQl1tp5j/sFB2T0FQ7R0nTNEV3j6o9feQzro1i OWA14Fm+Q8a1a8+Bvu/d/dMb2JY5uiPbhG/ktn4cqGU/er3pcvwCAAD//wMAUEsDBBQABgAIAAAA IQCv+knj5QEAALMDAAAOAAAAZHJzL2Uyb0RvYy54bWysU8Fu2zAMvQ/YPwi6L46zNF2NOEWRosOA bh3Q7QMYWbaFyaJGKXGyrx+lpGmw3Yb5IIii+PQe+by83Q9W7DQFg66W5WQqhXYKG+O6Wn7/9vDu gxQhgmvAotO1POggb1dv3yxHX+kZ9mgbTYJBXKhGX8s+Rl8VRVC9HiBM0GvHyRZpgMghdUVDMDL6 YIvZdLooRqTGEyodAp/eH5NylfHbVqv41LZBR2FrydxiXimvm7QWqyVUHYHvjTrRgH9gMYBx/OgZ 6h4iiC2Zv6AGowgDtnGicCiwbY3SWQOrKad/qHnuweushZsT/LlN4f/Bqi+7Z/+VEvXgH1H9CMLh ugfX6TsiHHsNDT9XpkYVow/VuSAFgUvFZvyMDY8WthFzD/YtDQmQ1Yl9bvXh3Gq9j0Lx4WJxs7gu eSKKc4v3V3kSBVQvtZ5C/KhxEGlTS+JBZmzYPYaYuED1ciVzR2uaB2NtDqjbrC2JHaSh5y/TZ4mX 16xLlx2msiNiOskik65koVBtsDmwRsKjc9jpvOmRfkkxsmtqGX5ugbQU9pPjPt2U83myWQ7mV9cz Dugys7nMgFMMVcsoxXG7jkdrbj2ZrueXyiza4R33tjVZ+CurE1l2Ru7HycXJepdxvvX6r61+AwAA //8DAFBLAwQUAAYACAAAACEAIDO0vt8AAAAJAQAADwAAAGRycy9kb3ducmV2LnhtbEyPQU/DMAyF 70j8h8hI3Fi6FrquNJ0YEkckNjhst7QxbbXGKU22FX493glOlv2enr9XrCbbixOOvnOkYD6LQCDV znTUKPh4f7nLQPigyejeESr4Rg+r8vqq0LlxZ9rgaRsawSHkc62gDWHIpfR1i1b7mRuQWPt0o9WB 17GRZtRnDre9jKMolVZ3xB9aPeBzi/Vhe7QK1sts/fV2T68/m2qP+111eIjHSKnbm+npEUTAKfyZ 4YLP6FAyU+WOZLzoFWRxwk4Fccrzos+TdAmi4ssiAVkW8n+D8hcAAP//AwBQSwECLQAUAAYACAAA ACEAtoM4kv4AAADhAQAAEwAAAAAAAAAAAAAAAAAAAAAAW0NvbnRlbnRfVHlwZXNdLnhtbFBLAQIt ABQABgAIAAAAIQA4/SH/1gAAAJQBAAALAAAAAAAAAAAAAAAAAC8BAABfcmVscy8ucmVsc1BLAQIt ABQABgAIAAAAIQCv+knj5QEAALMDAAAOAAAAAAAAAAAAAAAAAC4CAABkcnMvZTJvRG9jLnhtbFBL AQItABQABgAIAAAAIQAgM7S+3wAAAAkBAAAPAAAAAAAAAAAAAAAAAD8EAABkcnMvZG93bnJldi54 bWxQSwUGAAAAAAQABADzAAAASwUAAAAA " fillcolor="black" stroked="f">
-                <w10:wrap type="topAndBottom" anchorx="page"/>
-              </v:rect>
-            </w:pict>
-          </mc:Fallback>
-        </mc:AlternateContent>
-      </w:r>
-    </w:p>
-    <w:p>
-      <w:pPr>
-        <w:tabs>
-          <w:tab w:val="left" w:pos="4748"/>
-          <w:tab w:val="left" w:pos="9336"/>
-        </w:tabs>
-        <w:spacing w:before="16"/>
-        <w:ind w:left="132"/>
-        <w:rPr>
-          <w:sz w:val="16"/>
-        </w:rPr>
-      </w:pPr>
-      <w:r>
-        <w:rPr>
-          <w:color w:val="A6A6A6"/>
-          <w:spacing w:val="-2"/>
-          <w:sz w:val="16"/>
-        </w:rPr>
-        <w:t>FF2-</w:t>
-      </w:r>
-      <w:r>
-        <w:rPr>
-          <w:color w:val="A6A6A6"/>
-          <w:spacing w:val="-5"/>
-          <w:sz w:val="16"/>
-        </w:rPr>
-        <w:t>08</w:t>
-      </w:r>
-      <w:r>
-        <w:rPr>
-          <w:color w:val="A6A6A6"/>
-          <w:sz w:val="16"/>
-        </w:rPr>
-        <w:tab/>
-        <w:t>Редакция</w:t>
-      </w:r>
-      <w:r>
-        <w:rPr>
-          <w:color w:val="A6A6A6"/>
-          <w:spacing w:val="-10"/>
-          <w:sz w:val="16"/>
-        </w:rPr>
-        <w:t xml:space="preserve"> 1</w:t>
-      </w:r>
-      <w:r>
-        <w:rPr>
-          <w:color w:val="A6A6A6"/>
-          <w:sz w:val="16"/>
-        </w:rPr>
-        <w:tab/>
-        <w:t>Страница</w:t>
-      </w:r>
-      <w:r>
-        <w:rPr>
-          <w:color w:val="A6A6A6"/>
-          <w:spacing w:val="-6"/>
-          <w:sz w:val="16"/>
-        </w:rPr>
-        <w:t xml:space="preserve"> </w:t>
-      </w:r>
-      <w:r>
-        <w:rPr>
-          <w:color w:val="A6A6A6"/>
-          <w:sz w:val="16"/>
-        </w:rPr>
-        <w:t>1</w:t>
-      </w:r>
-      <w:r>
-        <w:rPr>
-          <w:color w:val="A6A6A6"/>
-          <w:spacing w:val="-4"/>
-          <w:sz w:val="16"/>
-        </w:rPr>
-        <w:t xml:space="preserve"> </w:t>
-      </w:r>
-      <w:r>
-        <w:rPr>
-          <w:color w:val="A6A6A6"/>
-          <w:sz w:val="16"/>
-        </w:rPr>
-        <w:t>из</w:t>
-      </w:r>
-      <w:r>
-        <w:rPr>
-          <w:color w:val="A6A6A6"/>
-          <w:spacing w:val="-3"/>
-          <w:sz w:val="16"/>
-        </w:rPr>
-        <w:t xml:space="preserve"> </w:t>
-      </w:r>
-      <w:r>
-        <w:rPr>
-          <w:color w:val="A6A6A6"/>
-          <w:spacing w:val="-12"/>
-          <w:sz w:val="16"/>
-        </w:rPr>
-        <w:t>6</w:t>
-      </w:r>
     </w:p>
     <w:p>
       <w:pPr>
@@ -2125,7 +1947,7 @@
         <w:sectPr>
           <w:footerReference w:type="default" r:id="rId8"/>
           <w:pgSz w:w="11910" w:h="16840"/>
-          <w:pgMar w:top="520" w:right="420" w:bottom="1020" w:left="720" w:header="0" w:footer="826" w:gutter="0"/>
+          <w:pgMar w:top="520" w:right="420" w:bottom="1020" w:left="720" w:header="0" w:footer="728" w:gutter="0"/>
           <w:pgNumType w:start="1"/>
           <w:cols w:space="720"/>
         </w:sectPr>
@@ -6947,7 +6769,7 @@
           <w:sz w:val="20"/>
         </w:rPr>
         <w:sectPr>
-          <w:footerReference w:type="default" r:id="rId9"/>
+          <w:footerReference w:type="default" r:id="rId10"/>
           <w:pgSz w:w="11910" w:h="16840"/>
           <w:pgMar w:top="520" w:right="420" w:bottom="960" w:left="720" w:header="0" w:footer="760" w:gutter="0"/>
           <w:cols w:space="720"/>
@@ -8877,7 +8699,7 @@
           <w:sz w:val="20"/>
         </w:rPr>
         <w:sectPr>
-          <w:footerReference w:type="default" r:id="rId9"/>
+          <w:footerReference w:type="default" r:id="rId11"/>
           <w:pgSz w:w="11910" w:h="16840"/>
           <w:pgMar w:top="520" w:right="420" w:bottom="960" w:left="720" w:header="0" w:footer="760" w:gutter="0"/>
           <w:cols w:space="720"/>
@@ -10078,7 +9900,7 @@
           <w:sz w:val="20"/>
         </w:rPr>
         <w:sectPr>
-          <w:footerReference w:type="default" r:id="rId9"/>
+          <w:footerReference w:type="default" r:id="rId12"/>
           <w:pgSz w:w="11910" w:h="16840"/>
           <w:pgMar w:top="520" w:right="420" w:bottom="960" w:left="720" w:header="0" w:footer="760" w:gutter="0"/>
           <w:cols w:space="720"/>
@@ -11054,209 +10876,6 @@
           <w:b/>
         </w:rPr>
       </w:pPr>
-      <w:r>
-        <w:rPr>
-          <w:noProof/>
-        </w:rPr>
-        <mc:AlternateContent>
-          <mc:Choice Requires="wps">
-            <w:drawing>
-              <wp:anchor distT="0" distB="0" distL="0" distR="0" simplePos="0" relativeHeight="487588352" behindDoc="1" locked="0" layoutInCell="1" allowOverlap="1" wp14:anchorId="185D25E7" wp14:editId="1B3160D7">
-                <wp:simplePos x="0" y="0"/>
-                <wp:positionH relativeFrom="page">
-                  <wp:posOffset>522605</wp:posOffset>
-                </wp:positionH>
-                <wp:positionV relativeFrom="paragraph">
-                  <wp:posOffset>167640</wp:posOffset>
-                </wp:positionV>
-                <wp:extent cx="6696710" cy="6350"/>
-                <wp:effectExtent l="0" t="0" r="0" b="0"/>
-                <wp:wrapTopAndBottom/>
-                <wp:docPr id="11" name="docshape11"/>
-                <wp:cNvGraphicFramePr>
-                  <a:graphicFrameLocks xmlns:a="http://schemas.openxmlformats.org/drawingml/2006/main"/>
-                </wp:cNvGraphicFramePr>
-                <a:graphic xmlns:a="http://schemas.openxmlformats.org/drawingml/2006/main">
-                  <a:graphicData uri="http://schemas.microsoft.com/office/word/2010/wordprocessingShape">
-                    <wps:wsp>
-                      <wps:cNvSpPr>
-                        <a:spLocks noChangeArrowheads="1"/>
-                      </wps:cNvSpPr>
-                      <wps:spPr bwMode="auto">
-                        <a:xfrm>
-                          <a:off x="0" y="0"/>
-                          <a:ext cx="6696710" cy="6350"/>
-                        </a:xfrm>
-                        <a:prstGeom prst="rect">
-                          <a:avLst/>
-                        </a:prstGeom>
-                        <a:solidFill>
-                          <a:srgbClr val="000000"/>
-                        </a:solidFill>
-                        <a:ln>
-                          <a:noFill/>
-                        </a:ln>
-                        <a:extLst>
-                          <a:ext uri="{91240B29-F687-4F45-9708-019B960494DF}">
-                            <a14:hiddenLine xmlns:a14="http://schemas.microsoft.com/office/drawing/2010/main" w="9525">
-                              <a:solidFill>
-                                <a:srgbClr val="000000"/>
-                              </a:solidFill>
-                              <a:miter lim="800000"/>
-                              <a:headEnd/>
-                              <a:tailEnd/>
-                            </a14:hiddenLine>
-                          </a:ext>
-                        </a:extLst>
-                      </wps:spPr>
-                      <wps:bodyPr rot="0" vert="horz" wrap="square" lIns="91440" tIns="45720" rIns="91440" bIns="45720" anchor="t" anchorCtr="0" upright="1">
-                        <a:noAutofit/>
-                      </wps:bodyPr>
-                    </wps:wsp>
-                  </a:graphicData>
-                </a:graphic>
-                <wp14:sizeRelH relativeFrom="page">
-                  <wp14:pctWidth>0</wp14:pctWidth>
-                </wp14:sizeRelH>
-                <wp14:sizeRelV relativeFrom="page">
-                  <wp14:pctHeight>0</wp14:pctHeight>
-                </wp14:sizeRelV>
-              </wp:anchor>
-            </w:drawing>
-          </mc:Choice>
-          <mc:Fallback>
-            <w:pict>
-              <v:rect w14:anchorId="55AC4B54" id="docshape11" o:spid="_x0000_s1026" style="position:absolute;margin-left:41.15pt;margin-top:13.2pt;width:527.3pt;height:.5pt;z-index:-15728128;visibility:visible;mso-wrap-style:square;mso-width-percent:0;mso-height-percent:0;mso-wrap-distance-left:0;mso-wrap-distance-top:0;mso-wrap-distance-right:0;mso-wrap-distance-bottom:0;mso-position-horizontal:absolute;mso-position-horizontal-relative:page;mso-position-vertical:absolute;mso-position-vertical-relative:text;mso-width-percent:0;mso-height-percent:0;mso-width-relative:page;mso-height-relative:page;v-text-anchor:top" o:gfxdata="UEsDBBQABgAIAAAAIQC2gziS/gAAAOEBAAATAAAAW0NvbnRlbnRfVHlwZXNdLnhtbJSRQU7DMBBF 90jcwfIWJU67QAgl6YK0S0CoHGBkTxKLZGx5TGhvj5O2G0SRWNoz/78nu9wcxkFMGNg6quQqL6RA 0s5Y6ir5vt9lD1JwBDIwOMJKHpHlpr69KfdHjyxSmriSfYz+USnWPY7AufNIadK6MEJMx9ApD/oD OlTrorhX2lFEilmcO2RdNtjC5xDF9pCuTyYBB5bi6bQ4syoJ3g9WQ0ymaiLzg5KdCXlKLjvcW893 SUOqXwnz5DrgnHtJTxOsQfEKIT7DmDSUCaxw7Rqn8787ZsmRM9e2VmPeBN4uqYvTtW7jvijg9N/y JsXecLq0q+WD6m8AAAD//wMAUEsDBBQABgAIAAAAIQA4/SH/1gAAAJQBAAALAAAAX3JlbHMvLnJl bHOkkMFqwzAMhu+DvYPRfXGawxijTi+j0GvpHsDYimMaW0Yy2fr2M4PBMnrbUb/Q94l/f/hMi1qR JVI2sOt6UJgd+ZiDgffL8ekFlFSbvV0oo4EbChzGx4f9GRdb25HMsYhqlCwG5lrLq9biZkxWOiqY 22YiTra2kYMu1l1tQD30/bPm3wwYN0x18gb45AdQl1tp5j/sFB2T0FQ7R0nTNEV3j6o9feQzro1i OWA14Fm+Q8a1a8+Bvu/d/dMb2JY5uiPbhG/ktn4cqGU/er3pcvwCAAD//wMAUEsDBBQABgAIAAAA IQCv+knj5QEAALMDAAAOAAAAZHJzL2Uyb0RvYy54bWysU8Fu2zAMvQ/YPwi6L46zNF2NOEWRosOA bh3Q7QMYWbaFyaJGKXGyrx+lpGmw3Yb5IIii+PQe+by83Q9W7DQFg66W5WQqhXYKG+O6Wn7/9vDu gxQhgmvAotO1POggb1dv3yxHX+kZ9mgbTYJBXKhGX8s+Rl8VRVC9HiBM0GvHyRZpgMghdUVDMDL6 YIvZdLooRqTGEyodAp/eH5NylfHbVqv41LZBR2FrydxiXimvm7QWqyVUHYHvjTrRgH9gMYBx/OgZ 6h4iiC2Zv6AGowgDtnGicCiwbY3SWQOrKad/qHnuweushZsT/LlN4f/Bqi+7Z/+VEvXgH1H9CMLh ugfX6TsiHHsNDT9XpkYVow/VuSAFgUvFZvyMDY8WthFzD/YtDQmQ1Yl9bvXh3Gq9j0Lx4WJxs7gu eSKKc4v3V3kSBVQvtZ5C/KhxEGlTS+JBZmzYPYaYuED1ciVzR2uaB2NtDqjbrC2JHaSh5y/TZ4mX 16xLlx2msiNiOskik65koVBtsDmwRsKjc9jpvOmRfkkxsmtqGX5ugbQU9pPjPt2U83myWQ7mV9cz Dugys7nMgFMMVcsoxXG7jkdrbj2ZrueXyiza4R33tjVZ+CurE1l2Ru7HycXJepdxvvX6r61+AwAA //8DAFBLAwQUAAYACAAAACEAtNG4wOAAAAAJAQAADwAAAGRycy9kb3ducmV2LnhtbEyPwW7CMBBE 75X4B2sr9VYcQpqGNA4qlXqsVKCHcnPibRIRr4NtIO3X15zgODujmbfFctQ9O6F1nSEBs2kEDKk2 qqNGwNf2/TED5rwkJXtDKOAXHSzLyV0hc2XOtMbTxjcslJDLpYDW+yHn3NUtaummZkAK3o+xWvog bcOVledQrnseR1HKtewoLLRywLcW6/3mqAWsFtnq8JnQx9+62uHuu9o/xTYS4uF+fH0B5nH01zBc 8AM6lIGpMkdSjvUCsngekgLiNAF28WfzdAGsCpfnBHhZ8NsPyn8AAAD//wMAUEsBAi0AFAAGAAgA AAAhALaDOJL+AAAA4QEAABMAAAAAAAAAAAAAAAAAAAAAAFtDb250ZW50X1R5cGVzXS54bWxQSwEC LQAUAAYACAAAACEAOP0h/9YAAACUAQAACwAAAAAAAAAAAAAAAAAvAQAAX3JlbHMvLnJlbHNQSwEC LQAUAAYACAAAACEAr/pJ4+UBAACzAwAADgAAAAAAAAAAAAAAAAAuAgAAZHJzL2Uyb0RvYy54bWxQ SwECLQAUAAYACAAAACEAtNG4wOAAAAAJAQAADwAAAAAAAAAAAAAAAAA/BAAAZHJzL2Rvd25yZXYu eG1sUEsFBgAAAAAEAAQA8wAAAEwFAAAAAA== " fillcolor="black" stroked="f">
-                <w10:wrap type="topAndBottom" anchorx="page"/>
-              </v:rect>
-            </w:pict>
-          </mc:Fallback>
-        </mc:AlternateContent>
-      </w:r>
-    </w:p>
-    <w:p>
-      <w:pPr>
-        <w:tabs>
-          <w:tab w:val="left" w:pos="4748"/>
-          <w:tab w:val="left" w:pos="9229"/>
-        </w:tabs>
-        <w:spacing w:before="18"/>
-        <w:ind w:left="132"/>
-        <w:rPr>
-          <w:sz w:val="16"/>
-        </w:rPr>
-      </w:pPr>
-      <w:r>
-        <w:rPr>
-          <w:color w:val="A6A6A6"/>
-          <w:spacing w:val="-2"/>
-          <w:sz w:val="16"/>
-        </w:rPr>
-        <w:t>FF2-</w:t>
-      </w:r>
-      <w:r>
-        <w:rPr>
-          <w:color w:val="A6A6A6"/>
-          <w:spacing w:val="-5"/>
-          <w:sz w:val="16"/>
-        </w:rPr>
-        <w:t>08</w:t>
-      </w:r>
-      <w:r>
-        <w:rPr>
-          <w:color w:val="A6A6A6"/>
-          <w:sz w:val="16"/>
-        </w:rPr>
-        <w:tab/>
-      </w:r>
-      <w:r>
-        <w:rPr>
-          <w:color w:val="A6A6A6"/>
-          <w:spacing w:val="-2"/>
-          <w:sz w:val="16"/>
-        </w:rPr>
-        <w:t>Редакция</w:t>
-      </w:r>
-      <w:r>
-        <w:rPr>
-          <w:color w:val="A6A6A6"/>
-          <w:spacing w:val="7"/>
-          <w:sz w:val="16"/>
-        </w:rPr>
-        <w:t xml:space="preserve"> </w:t>
-      </w:r>
-      <w:r>
-        <w:rPr>
-          <w:color w:val="A6A6A6"/>
-          <w:spacing w:val="-10"/>
-          <w:sz w:val="16"/>
-        </w:rPr>
-        <w:t>1</w:t>
-      </w:r>
-      <w:r>
-        <w:rPr>
-          <w:color w:val="A6A6A6"/>
-          <w:sz w:val="16"/>
-        </w:rPr>
-        <w:tab/>
-        <w:t>Страница</w:t>
-      </w:r>
-      <w:r>
-        <w:rPr>
-          <w:color w:val="A6A6A6"/>
-          <w:spacing w:val="-1"/>
-          <w:sz w:val="16"/>
-        </w:rPr>
-        <w:t xml:space="preserve"> </w:t>
-      </w:r>
-      <w:r>
-        <w:rPr>
-          <w:color w:val="A6A6A6"/>
-          <w:sz w:val="16"/>
-        </w:rPr>
-        <w:t>6</w:t>
-      </w:r>
-      <w:r>
-        <w:rPr>
-          <w:color w:val="A6A6A6"/>
-          <w:spacing w:val="-6"/>
-          <w:sz w:val="16"/>
-        </w:rPr>
-        <w:t xml:space="preserve"> </w:t>
-      </w:r>
-      <w:r>
-        <w:rPr>
-          <w:color w:val="A6A6A6"/>
-          <w:sz w:val="16"/>
-        </w:rPr>
-        <w:t>из</w:t>
-      </w:r>
-      <w:r>
-        <w:rPr>
-          <w:color w:val="A6A6A6"/>
-          <w:spacing w:val="-2"/>
-          <w:sz w:val="16"/>
-        </w:rPr>
-        <w:t xml:space="preserve"> </w:t>
-      </w:r>
-      <w:r>
-        <w:rPr>
-          <w:color w:val="A6A6A6"/>
-          <w:spacing w:val="-10"/>
-          <w:sz w:val="16"/>
-        </w:rPr>
-        <w:t>6</w:t>
-      </w:r>
-    </w:p>
-    <w:p>
-      <w:pPr>
-        <w:pStyle w:val="BodyText"/>
-        <w:spacing w:before="11"/>
-        <w:jc w:val="left"/>
-        <w:rPr>
-          <w:sz w:val="15"/>
-        </w:rPr>
-      </w:pPr>
     </w:p>
     <w:p>
       <w:pPr>
@@ -11271,64 +10890,11 @@
           <w:sz w:val="16"/>
         </w:rPr>
       </w:pPr>
-      <w:r>
-        <w:rPr>
-          <w:i/>
-          <w:sz w:val="16"/>
-        </w:rPr>
-        <w:t>Заказчик</w:t>
-      </w:r>
-      <w:r>
-        <w:rPr>
-          <w:i/>
-          <w:spacing w:val="71"/>
-          <w:sz w:val="16"/>
-        </w:rPr>
-        <w:t xml:space="preserve"> </w:t>
-      </w:r>
-      <w:r>
-        <w:rPr>
-          <w:rFonts w:ascii="Times New Roman" w:hAnsi="Times New Roman"/>
-          <w:sz w:val="16"/>
-          <w:u w:val="single"/>
-        </w:rPr>
-        <w:tab/>
-      </w:r>
-      <w:r>
-        <w:rPr>
-          <w:rFonts w:ascii="Times New Roman" w:hAnsi="Times New Roman"/>
-          <w:sz w:val="16"/>
-        </w:rPr>
-        <w:tab/>
-      </w:r>
-      <w:r>
-        <w:rPr>
-          <w:rFonts w:ascii="Times New Roman" w:hAnsi="Times New Roman"/>
-          <w:sz w:val="16"/>
-          <w:u w:val="single"/>
-        </w:rPr>
-        <w:tab/>
-      </w:r>
-      <w:r>
-        <w:rPr>
-          <w:rFonts w:ascii="Times New Roman" w:hAnsi="Times New Roman"/>
-          <w:spacing w:val="80"/>
-          <w:sz w:val="16"/>
-        </w:rPr>
-        <w:t xml:space="preserve"> </w:t>
-      </w:r>
-      <w:r>
-        <w:rPr>
-          <w:i/>
-          <w:sz w:val="16"/>
-        </w:rPr>
-        <w:t>Исполнитель</w:t>
-      </w:r>
     </w:p>
     <w:sectPr>
-      <w:footerReference w:type="default" r:id="rId10"/>
+      <w:footerReference w:type="default" r:id="rId13"/>
       <w:pgSz w:w="11910" w:h="16840"/>
-      <w:pgMar w:top="520" w:right="420" w:bottom="0" w:left="720" w:header="0" w:footer="0" w:gutter="0"/>
+      <w:pgMar w:top="520" w:right="420" w:bottom="851" w:left="720" w:header="0" w:footer="0" w:gutter="0"/>
       <w:cols w:space="720"/>
     </w:sectPr>
   </w:body>
@@ -11358,9 +10924,7 @@
 <w:ftr xmlns:wpc="http://schemas.microsoft.com/office/word/2010/wordprocessingCanvas" xmlns:cx="http://schemas.microsoft.com/office/drawing/2014/chartex" xmlns:cx1="http://schemas.microsoft.com/office/drawing/2015/9/8/chartex" xmlns:cx2="http://schemas.microsoft.com/office/drawing/2015/10/21/chartex" xmlns:cx3="http://schemas.microsoft.com/office/drawing/2016/5/9/chartex" xmlns:cx4="http://schemas.microsoft.com/office/drawing/2016/5/10/chartex" xmlns:cx5="http://schemas.microsoft.com/office/drawing/2016/5/11/chartex" xmlns:cx6="http://schemas.microsoft.com/office/drawing/2016/5/12/chartex" xmlns:cx7="http://schemas.microsoft.com/office/drawing/2016/5/13/chartex" xmlns:cx8="http://schemas.microsoft.com/office/drawing/2016/5/14/chartex" xmlns:mc="http://schemas.openxmlformats.org/markup-compatibility/2006" xmlns:aink="http://schemas.microsoft.com/office/drawing/2016/ink" xmlns:am3d="http://schemas.microsoft.com/office/drawing/2017/model3d" xmlns:o="urn:schemas-microsoft-com:office:office" xmlns:oel="http://schemas.microsoft.com/office/2019/extlst" xmlns:r="http://schemas.openxmlformats.org/officeDocument/2006/relationships" xmlns:m="http://schemas.openxmlformats.org/officeDocument/2006/math" xmlns:v="urn:schemas-microsoft-com:vml" xmlns:wp14="http://schemas.microsoft.com/office/word/2010/wordprocessingDrawing" xmlns:wp="http://schemas.openxmlformats.org/drawingml/2006/wordprocessingDrawing" xmlns:w10="urn:schemas-microsoft-com:office:word" xmlns:w="http://schemas.openxmlformats.org/wordprocessingml/2006/main" xmlns:w14="http://schemas.microsoft.com/office/word/2010/wordml" xmlns:w15="http://schemas.microsoft.com/office/word/2012/wordml" xmlns:w16cex="http://schemas.microsoft.com/office/word/2018/wordml/cex" xmlns:w16cid="http://schemas.microsoft.com/office/word/2016/wordml/cid" xmlns:w16="http://schemas.microsoft.com/office/word/2018/wordml" xmlns:w16du="http://schemas.microsoft.com/office/word/2023/wordml/word16du" xmlns:w16sdtdh="http://schemas.microsoft.com/office/word/2020/wordml/sdtdatahash" xmlns:w16sdtfl="http://schemas.microsoft.com/office/word/2024/wordml/sdtformatlock" xmlns:w16se="http://schemas.microsoft.com/office/word/2015/wordml/symex" xmlns:wpg="http://schemas.microsoft.com/office/word/2010/wordprocessingGroup" xmlns:wpi="http://schemas.microsoft.com/office/word/2010/wordprocessingInk" xmlns:wne="http://schemas.microsoft.com/office/word/2006/wordml" xmlns:wps="http://schemas.microsoft.com/office/word/2010/wordprocessingShape" mc:Ignorable="w14 w15 w16se w16cid w16 w16cex w16sdtdh w16sdtfl w16du wp14">
   <w:p>
     <w:pPr>
-      <w:pStyle w:val="BodyText"/>
-      <w:spacing w:line="14" w:lineRule="auto"/>
-      <w:jc w:val="left"/>
+      <w:pStyle w:val="Footer"/>
     </w:pPr>
     <w:r>
       <w:rPr>
@@ -11369,186 +10933,18 @@
       <mc:AlternateContent>
         <mc:Choice Requires="wps">
           <w:drawing>
-            <wp:anchor distT="0" distB="0" distL="114300" distR="114300" simplePos="0" relativeHeight="487419392" behindDoc="1" locked="0" layoutInCell="1" allowOverlap="1" wp14:anchorId="1644C587" wp14:editId="2A224D39">
+            <wp:anchor distT="0" distB="0" distL="114300" distR="114300" simplePos="0" relativeHeight="251695104" behindDoc="1" locked="0" layoutInCell="1" allowOverlap="1" wp14:anchorId="1CB4EE07" wp14:editId="643D0DD1">
               <wp:simplePos x="0" y="0"/>
               <wp:positionH relativeFrom="page">
-                <wp:posOffset>528320</wp:posOffset>
+                <wp:posOffset>5537835</wp:posOffset>
               </wp:positionH>
-              <wp:positionV relativeFrom="page">
-                <wp:posOffset>10027920</wp:posOffset>
-              </wp:positionV>
-              <wp:extent cx="1518920" cy="145415"/>
-              <wp:effectExtent l="0" t="0" r="0" b="0"/>
-              <wp:wrapNone/>
-              <wp:docPr id="10" name="docshape1"/>
-              <wp:cNvGraphicFramePr>
-                <a:graphicFrameLocks xmlns:a="http://schemas.openxmlformats.org/drawingml/2006/main"/>
-              </wp:cNvGraphicFramePr>
-              <a:graphic xmlns:a="http://schemas.openxmlformats.org/drawingml/2006/main">
-                <a:graphicData uri="http://schemas.microsoft.com/office/word/2010/wordprocessingShape">
-                  <wps:wsp>
-                    <wps:cNvSpPr txBox="1">
-                      <a:spLocks noChangeArrowheads="1"/>
-                    </wps:cNvSpPr>
-                    <wps:spPr bwMode="auto">
-                      <a:xfrm>
-                        <a:off x="0" y="0"/>
-                        <a:ext cx="1518920" cy="145415"/>
-                      </a:xfrm>
-                      <a:prstGeom prst="rect">
-                        <a:avLst/>
-                      </a:prstGeom>
-                      <a:noFill/>
-                      <a:ln>
-                        <a:noFill/>
-                      </a:ln>
-                      <a:extLst>
-                        <a:ext uri="{909E8E84-426E-40DD-AFC4-6F175D3DCCD1}">
-                          <a14:hiddenFill xmlns:a14="http://schemas.microsoft.com/office/drawing/2010/main">
-                            <a:solidFill>
-                              <a:srgbClr val="FFFFFF"/>
-                            </a:solidFill>
-                          </a14:hiddenFill>
-                        </a:ext>
-                        <a:ext uri="{91240B29-F687-4F45-9708-019B960494DF}">
-                          <a14:hiddenLine xmlns:a14="http://schemas.microsoft.com/office/drawing/2010/main" w="9525">
-                            <a:solidFill>
-                              <a:srgbClr val="000000"/>
-                            </a:solidFill>
-                            <a:miter lim="800000"/>
-                            <a:headEnd/>
-                            <a:tailEnd/>
-                          </a14:hiddenLine>
-                        </a:ext>
-                      </a:extLst>
-                    </wps:spPr>
-                    <wps:txbx>
-                      <w:txbxContent>
-                        <w:p>
-                          <w:pPr>
-                            <w:tabs>
-                              <w:tab w:val="left" w:pos="2371"/>
-                            </w:tabs>
-                            <w:spacing w:before="20"/>
-                            <w:ind w:left="20"/>
-                            <w:rPr>
-                              <w:rFonts w:ascii="Times New Roman" w:hAnsi="Times New Roman"/>
-                              <w:sz w:val="16"/>
-                            </w:rPr>
-                          </w:pPr>
-                          <w:r>
-                            <w:rPr>
-                              <w:i/>
-                              <w:sz w:val="16"/>
-                            </w:rPr>
-                            <w:t>Заказчик</w:t>
-                          </w:r>
-                          <w:r>
-                            <w:rPr>
-                              <w:i/>
-                              <w:spacing w:val="71"/>
-                              <w:sz w:val="16"/>
-                            </w:rPr>
-                            <w:t xml:space="preserve"> </w:t>
-                          </w:r>
-                          <w:r>
-                            <w:rPr>
-                              <w:rFonts w:ascii="Times New Roman" w:hAnsi="Times New Roman"/>
-                              <w:sz w:val="16"/>
-                              <w:u w:val="single"/>
-                            </w:rPr>
-                            <w:tab/>
-                          </w:r>
-                        </w:p>
-                      </w:txbxContent>
-                    </wps:txbx>
-                    <wps:bodyPr rot="0" vert="horz" wrap="square" lIns="0" tIns="0" rIns="0" bIns="0" anchor="t" anchorCtr="0" upright="1">
-                      <a:noAutofit/>
-                    </wps:bodyPr>
-                  </wps:wsp>
-                </a:graphicData>
-              </a:graphic>
-              <wp14:sizeRelH relativeFrom="page">
-                <wp14:pctWidth>0</wp14:pctWidth>
-              </wp14:sizeRelH>
-              <wp14:sizeRelV relativeFrom="page">
-                <wp14:pctHeight>0</wp14:pctHeight>
-              </wp14:sizeRelV>
-            </wp:anchor>
-          </w:drawing>
-        </mc:Choice>
-        <mc:Fallback>
-          <w:pict>
-            <v:shapetype w14:anchorId="1644C587" id="_x0000_t202" coordsize="21600,21600" o:spt="202" path="m,l,21600r21600,l21600,xe">
-              <v:stroke joinstyle="miter"/>
-              <v:path gradientshapeok="t" o:connecttype="rect"/>
-            </v:shapetype>
-            <v:shape id="docshape1" o:spid="_x0000_s1026" type="#_x0000_t202" style="position:absolute;margin-left:41.6pt;margin-top:789.6pt;width:119.6pt;height:11.45pt;z-index:-15897088;visibility:visible;mso-wrap-style:square;mso-width-percent:0;mso-height-percent:0;mso-wrap-distance-left:9pt;mso-wrap-distance-top:0;mso-wrap-distance-right:9pt;mso-wrap-distance-bottom:0;mso-position-horizontal:absolute;mso-position-horizontal-relative:page;mso-position-vertical:absolute;mso-position-vertical-relative:page;mso-width-percent:0;mso-height-percent:0;mso-width-relative:page;mso-height-relative:page;v-text-anchor:top" o:gfxdata="UEsDBBQABgAIAAAAIQC2gziS/gAAAOEBAAATAAAAW0NvbnRlbnRfVHlwZXNdLnhtbJSRQU7DMBBF 90jcwfIWJU67QAgl6YK0S0CoHGBkTxKLZGx5TGhvj5O2G0SRWNoz/78nu9wcxkFMGNg6quQqL6RA 0s5Y6ir5vt9lD1JwBDIwOMJKHpHlpr69KfdHjyxSmriSfYz+USnWPY7AufNIadK6MEJMx9ApD/oD OlTrorhX2lFEilmcO2RdNtjC5xDF9pCuTyYBB5bi6bQ4syoJ3g9WQ0ymaiLzg5KdCXlKLjvcW893 SUOqXwnz5DrgnHtJTxOsQfEKIT7DmDSUCaxw7Rqn8787ZsmRM9e2VmPeBN4uqYvTtW7jvijg9N/y JsXecLq0q+WD6m8AAAD//wMAUEsDBBQABgAIAAAAIQA4/SH/1gAAAJQBAAALAAAAX3JlbHMvLnJl bHOkkMFqwzAMhu+DvYPRfXGawxijTi+j0GvpHsDYimMaW0Yy2fr2M4PBMnrbUb/Q94l/f/hMi1qR JVI2sOt6UJgd+ZiDgffL8ekFlFSbvV0oo4EbChzGx4f9GRdb25HMsYhqlCwG5lrLq9biZkxWOiqY 22YiTra2kYMu1l1tQD30/bPm3wwYN0x18gb45AdQl1tp5j/sFB2T0FQ7R0nTNEV3j6o9feQzro1i OWA14Fm+Q8a1a8+Bvu/d/dMb2JY5uiPbhG/ktn4cqGU/er3pcvwCAAD//wMAUEsDBBQABgAIAAAA IQAZEiOC1QEAAJEDAAAOAAAAZHJzL2Uyb0RvYy54bWysU9tu2zAMfR+wfxD0vjgOmqEz4hRdiw4D ugvQ7QNkWbKN2aJGKrGzrx8lx+kub8NeBFqkDs85pHc309CLo0HqwJUyX62lME5D3bmmlF+/PLy6 loKCcrXqwZlSngzJm/3LF7vRF2YDLfS1QcEgjorRl7INwRdZRro1g6IVeOM4aQEHFfgTm6xGNTL6 0Geb9fp1NgLWHkEbIr69n5Nyn/CtNTp8spZMEH0pmVtIJ6azime236miQeXbTp9pqH9gMajOcdML 1L0KShyw+wtq6DQCgQ0rDUMG1nbaJA2sJl//oeapVd4kLWwO+YtN9P9g9cfjk/+MIkxvYeIBJhHk H0F/I+HgrlWuMbeIMLZG1dw4j5Zlo6fi/DRaTQVFkGr8ADUPWR0CJKDJ4hBdYZ2C0XkAp4vpZgpC x5bb/PrNhlOac/nV9irfphaqWF57pPDOwCBiUErkoSZ0dXykENmoYimJzRw8dH2fBtu73y64MN4k 9pHwTD1M1cTVUUUF9Yl1IMx7wnvNQQv4Q4qRd6SU9P2g0EjRv3fsRVyoJcAlqJZAOc1PSxmkmMO7 MC/ewWPXtIw8u+3glv2yXZLyzOLMk+eeFJ53NC7Wr9+p6vlP2v8EAAD//wMAUEsDBBQABgAIAAAA IQAZ8H7K4QAAAAwBAAAPAAAAZHJzL2Rvd25yZXYueG1sTI/BTsMwEETvSPyDtZW4UbsuhDaNU1UI TkioaThwdGI3iRqvQ+y24e9ZTnDbnRnNvs22k+vZxY6h86hgMRfALNbedNgo+Chf71fAQtRodO/R Kvi2Abb57U2mU+OvWNjLITaMSjCkWkEb45ByHurWOh3mfrBI3tGPTkdax4abUV+p3PVcCpFwpzuk C60e7HNr69Ph7BTsPrF46b7eq31xLLqyXAt8S05K3c2m3QZYtFP8C8MvPqFDTkyVP6MJrFewWkpK kv74tKaJEkspH4BVJCVCLoDnGf//RP4DAAD//wMAUEsBAi0AFAAGAAgAAAAhALaDOJL+AAAA4QEA ABMAAAAAAAAAAAAAAAAAAAAAAFtDb250ZW50X1R5cGVzXS54bWxQSwECLQAUAAYACAAAACEAOP0h /9YAAACUAQAACwAAAAAAAAAAAAAAAAAvAQAAX3JlbHMvLnJlbHNQSwECLQAUAAYACAAAACEAGRIj gtUBAACRAwAADgAAAAAAAAAAAAAAAAAuAgAAZHJzL2Uyb0RvYy54bWxQSwECLQAUAAYACAAAACEA GfB+yuEAAAAMAQAADwAAAAAAAAAAAAAAAAAvBAAAZHJzL2Rvd25yZXYueG1sUEsFBgAAAAAEAAQA 8wAAAD0FAAAAAA== " filled="f" stroked="f">
-              <v:textbox inset="0,0,0,0">
-                <w:txbxContent>
-                  <w:p>
-                    <w:pPr>
-                      <w:tabs>
-                        <w:tab w:val="left" w:pos="2371"/>
-                      </w:tabs>
-                      <w:spacing w:before="20"/>
-                      <w:ind w:left="20"/>
-                      <w:rPr>
-                        <w:rFonts w:ascii="Times New Roman" w:hAnsi="Times New Roman"/>
-                        <w:sz w:val="16"/>
-                      </w:rPr>
-                    </w:pPr>
-                    <w:r>
-                      <w:rPr>
-                        <w:i/>
-                        <w:sz w:val="16"/>
-                      </w:rPr>
-                      <w:t>Заказчик</w:t>
-                    </w:r>
-                    <w:r>
-                      <w:rPr>
-                        <w:i/>
-                        <w:spacing w:val="71"/>
-                        <w:sz w:val="16"/>
-                      </w:rPr>
-                      <w:t xml:space="preserve"> </w:t>
-                    </w:r>
-                    <w:r>
-                      <w:rPr>
-                        <w:rFonts w:ascii="Times New Roman" w:hAnsi="Times New Roman"/>
-                        <w:sz w:val="16"/>
-                        <w:u w:val="single"/>
-                      </w:rPr>
-                      <w:tab/>
-                    </w:r>
-                  </w:p>
-                </w:txbxContent>
-              </v:textbox>
-              <w10:wrap anchorx="page" anchory="page"/>
-            </v:shape>
-          </w:pict>
-        </mc:Fallback>
-      </mc:AlternateContent>
-    </w:r>
-    <w:r>
-      <w:rPr>
-        <w:noProof/>
-      </w:rPr>
-      <mc:AlternateContent>
-        <mc:Choice Requires="wps">
-          <w:drawing>
-            <wp:anchor distT="0" distB="0" distL="114300" distR="114300" simplePos="0" relativeHeight="487419904" behindDoc="1" locked="0" layoutInCell="1" allowOverlap="1" wp14:anchorId="675A9C10" wp14:editId="2C13B5BF">
-              <wp:simplePos x="0" y="0"/>
-              <wp:positionH relativeFrom="page">
-                <wp:posOffset>5603240</wp:posOffset>
-              </wp:positionH>
-              <wp:positionV relativeFrom="page">
-                <wp:posOffset>10027920</wp:posOffset>
+              <wp:positionV relativeFrom="bottomMargin">
+                <wp:posOffset>280008</wp:posOffset>
               </wp:positionV>
               <wp:extent cx="1598930" cy="145415"/>
               <wp:effectExtent l="0" t="0" r="0" b="0"/>
               <wp:wrapNone/>
-              <wp:docPr id="9" name="docshape2"/>
+              <wp:docPr id="59593038" name="docshape9"/>
               <wp:cNvGraphicFramePr>
                 <a:graphicFrameLocks xmlns:a="http://schemas.openxmlformats.org/drawingml/2006/main"/>
               </wp:cNvGraphicFramePr>
@@ -11647,7 +11043,11 @@
         </mc:Choice>
         <mc:Fallback>
           <w:pict>
-            <v:shape w14:anchorId="675A9C10" id="docshape2" o:spid="_x0000_s1027" type="#_x0000_t202" style="position:absolute;margin-left:441.2pt;margin-top:789.6pt;width:125.9pt;height:11.45pt;z-index:-15896576;visibility:visible;mso-wrap-style:square;mso-width-percent:0;mso-height-percent:0;mso-wrap-distance-left:9pt;mso-wrap-distance-top:0;mso-wrap-distance-right:9pt;mso-wrap-distance-bottom:0;mso-position-horizontal:absolute;mso-position-horizontal-relative:page;mso-position-vertical:absolute;mso-position-vertical-relative:page;mso-width-percent:0;mso-height-percent:0;mso-width-relative:page;mso-height-relative:page;v-text-anchor:top" o:gfxdata="UEsDBBQABgAIAAAAIQC2gziS/gAAAOEBAAATAAAAW0NvbnRlbnRfVHlwZXNdLnhtbJSRQU7DMBBF 90jcwfIWJU67QAgl6YK0S0CoHGBkTxKLZGx5TGhvj5O2G0SRWNoz/78nu9wcxkFMGNg6quQqL6RA 0s5Y6ir5vt9lD1JwBDIwOMJKHpHlpr69KfdHjyxSmriSfYz+USnWPY7AufNIadK6MEJMx9ApD/oD OlTrorhX2lFEilmcO2RdNtjC5xDF9pCuTyYBB5bi6bQ4syoJ3g9WQ0ymaiLzg5KdCXlKLjvcW893 SUOqXwnz5DrgnHtJTxOsQfEKIT7DmDSUCaxw7Rqn8787ZsmRM9e2VmPeBN4uqYvTtW7jvijg9N/y JsXecLq0q+WD6m8AAAD//wMAUEsDBBQABgAIAAAAIQA4/SH/1gAAAJQBAAALAAAAX3JlbHMvLnJl bHOkkMFqwzAMhu+DvYPRfXGawxijTi+j0GvpHsDYimMaW0Yy2fr2M4PBMnrbUb/Q94l/f/hMi1qR JVI2sOt6UJgd+ZiDgffL8ekFlFSbvV0oo4EbChzGx4f9GRdb25HMsYhqlCwG5lrLq9biZkxWOiqY 22YiTra2kYMu1l1tQD30/bPm3wwYN0x18gb45AdQl1tp5j/sFB2T0FQ7R0nTNEV3j6o9feQzro1i OWA14Fm+Q8a1a8+Bvu/d/dMb2JY5uiPbhG/ktn4cqGU/er3pcvwCAAD//wMAUEsDBBQABgAIAAAA IQA+JNGs2AEAAJgDAAAOAAAAZHJzL2Uyb0RvYy54bWysU9tu2zAMfR+wfxD0vjjumqE14hRdiw4D ugvQ7QNkWY6F2aJGKrGzrx8l2+kub8NeBEqUDs85pLY3Y9+Jo0Gy4EqZr9ZSGKehtm5fyq9fHl5d SUFBuVp14EwpT4bkze7li+3gC3MBLXS1QcEgjorBl7INwRdZRro1vaIVeOM42QD2KvAW91mNamD0 vssu1us32QBYewRtiPj0fkrKXcJvGqPDp6YhE0RXSuYW0oppreKa7baq2KPyrdUzDfUPLHplHRc9 Q92roMQB7V9QvdUIBE1YaegzaBqrTdLAavL1H2qeWuVN0sLmkD/bRP8PVn88PvnPKML4FkZuYBJB /hH0NxIO7lrl9uYWEYbWqJoL59GybPBUzE+j1VRQBKmGD1Bzk9UhQAIaG+yjK6xTMDo34HQ23YxB 6Fhyc311/ZpTmnP55eYy36QSqlhee6TwzkAvYlBK5KYmdHV8pBDZqGK5Eos5eLBdlxrbud8O+GI8 Sewj4Yl6GKtR2HqWFsVUUJ9YDsI0LjzeHLSAP6QYeFRKSd8PCo0U3XvHlsS5WgJcgmoJlNP8tJRB iim8C9P8HTzafcvIk+kObtm2xiZFzyxmutz+JHQe1Thfv+7TrecPtfsJAAD//wMAUEsDBBQABgAI AAAAIQBTQCSm4gAAAA4BAAAPAAAAZHJzL2Rvd25yZXYueG1sTI/BTsMwEETvSPyDtUjcqJ1QQprG qSoEJyREGg49OrGbRI3XIXbb8PdsT3Cb1TzNzuSb2Q7sbCbfO5QQLQQwg43TPbYSvqq3hxSYDwq1 GhwaCT/Gw6a4vclVpt0FS3PehZZRCPpMSehCGDPOfdMZq/zCjQbJO7jJqkDn1HI9qQuF24HHQiTc qh7pQ6dG89KZ5rg7WQnbPZav/fdH/Vkeyr6qVgLfk6OU93fzdg0smDn8wXCtT9WhoE61O6H2bJCQ pvGSUDKenlcxsCsSPS5J1aQSEUfAi5z/n1H8AgAA//8DAFBLAQItABQABgAIAAAAIQC2gziS/gAA AOEBAAATAAAAAAAAAAAAAAAAAAAAAABbQ29udGVudF9UeXBlc10ueG1sUEsBAi0AFAAGAAgAAAAh ADj9If/WAAAAlAEAAAsAAAAAAAAAAAAAAAAALwEAAF9yZWxzLy5yZWxzUEsBAi0AFAAGAAgAAAAh AD4k0azYAQAAmAMAAA4AAAAAAAAAAAAAAAAALgIAAGRycy9lMm9Eb2MueG1sUEsBAi0AFAAGAAgA AAAhAFNAJKbiAAAADgEAAA8AAAAAAAAAAAAAAAAAMgQAAGRycy9kb3ducmV2LnhtbFBLBQYAAAAA BAAEAPMAAABBBQAAAAA= " filled="f" stroked="f">
+            <v:shapetype w14:anchorId="1CB4EE07" id="_x0000_t202" coordsize="21600,21600" o:spt="202" path="m,l,21600r21600,l21600,xe">
+              <v:stroke joinstyle="miter"/>
+              <v:path gradientshapeok="t" o:connecttype="rect"/>
+            </v:shapetype>
+            <v:shape id="docshape9" o:spid="_x0000_s1026" type="#_x0000_t202" style="position:absolute;margin-left:436.05pt;margin-top:22.05pt;width:125.9pt;height:11.45pt;z-index:-251621376;visibility:visible;mso-wrap-style:square;mso-width-percent:0;mso-height-percent:0;mso-wrap-distance-left:9pt;mso-wrap-distance-top:0;mso-wrap-distance-right:9pt;mso-wrap-distance-bottom:0;mso-position-horizontal:absolute;mso-position-horizontal-relative:page;mso-position-vertical:absolute;mso-position-vertical-relative:bottom-margin-area;mso-width-percent:0;mso-height-percent:0;mso-width-relative:page;mso-height-relative:page;v-text-anchor:top" o:gfxdata="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" filled="f" stroked="f">
               <v:textbox inset="0,0,0,0">
                 <w:txbxContent>
                   <w:p>
@@ -11688,7 +11088,858 @@
                   </w:p>
                 </w:txbxContent>
               </v:textbox>
-              <w10:wrap anchorx="page" anchory="page"/>
+              <w10:wrap anchorx="page" anchory="margin"/>
+            </v:shape>
+          </w:pict>
+        </mc:Fallback>
+      </mc:AlternateContent>
+    </w:r>
+    <w:r>
+      <w:rPr>
+        <w:noProof/>
+      </w:rPr>
+      <mc:AlternateContent>
+        <mc:Choice Requires="wps">
+          <w:drawing>
+            <wp:anchor distT="0" distB="0" distL="114300" distR="114300" simplePos="0" relativeHeight="251691008" behindDoc="1" locked="0" layoutInCell="1" allowOverlap="1" wp14:anchorId="32B61BAA" wp14:editId="0F500F0B">
+              <wp:simplePos x="0" y="0"/>
+              <wp:positionH relativeFrom="page">
+                <wp:posOffset>457200</wp:posOffset>
+              </wp:positionH>
+              <wp:positionV relativeFrom="bottomMargin">
+                <wp:posOffset>21590</wp:posOffset>
+              </wp:positionV>
+              <wp:extent cx="6696710" cy="6350"/>
+              <wp:effectExtent l="0" t="0" r="0" b="0"/>
+              <wp:wrapNone/>
+              <wp:docPr id="1036622306" name="docshape4"/>
+              <wp:cNvGraphicFramePr>
+                <a:graphicFrameLocks xmlns:a="http://schemas.openxmlformats.org/drawingml/2006/main"/>
+              </wp:cNvGraphicFramePr>
+              <a:graphic xmlns:a="http://schemas.openxmlformats.org/drawingml/2006/main">
+                <a:graphicData uri="http://schemas.microsoft.com/office/word/2010/wordprocessingShape">
+                  <wps:wsp>
+                    <wps:cNvSpPr>
+                      <a:spLocks noChangeArrowheads="1"/>
+                    </wps:cNvSpPr>
+                    <wps:spPr bwMode="auto">
+                      <a:xfrm>
+                        <a:off x="0" y="0"/>
+                        <a:ext cx="6696710" cy="6350"/>
+                      </a:xfrm>
+                      <a:prstGeom prst="rect">
+                        <a:avLst/>
+                      </a:prstGeom>
+                      <a:solidFill>
+                        <a:srgbClr val="000000"/>
+                      </a:solidFill>
+                      <a:ln>
+                        <a:noFill/>
+                      </a:ln>
+                      <a:extLst>
+                        <a:ext uri="{91240B29-F687-4F45-9708-019B960494DF}">
+                          <a14:hiddenLine xmlns:a14="http://schemas.microsoft.com/office/drawing/2010/main" w="9525">
+                            <a:solidFill>
+                              <a:srgbClr val="000000"/>
+                            </a:solidFill>
+                            <a:miter lim="800000"/>
+                            <a:headEnd/>
+                            <a:tailEnd/>
+                          </a14:hiddenLine>
+                        </a:ext>
+                      </a:extLst>
+                    </wps:spPr>
+                    <wps:bodyPr rot="0" vert="horz" wrap="square" lIns="91440" tIns="45720" rIns="91440" bIns="45720" anchor="t" anchorCtr="0" upright="1">
+                      <a:noAutofit/>
+                    </wps:bodyPr>
+                  </wps:wsp>
+                </a:graphicData>
+              </a:graphic>
+              <wp14:sizeRelH relativeFrom="page">
+                <wp14:pctWidth>0</wp14:pctWidth>
+              </wp14:sizeRelH>
+              <wp14:sizeRelV relativeFrom="page">
+                <wp14:pctHeight>0</wp14:pctHeight>
+              </wp14:sizeRelV>
+            </wp:anchor>
+          </w:drawing>
+        </mc:Choice>
+        <mc:Fallback>
+          <w:pict>
+            <v:rect w14:anchorId="3445D908" id="docshape4" o:spid="_x0000_s1026" style="position:absolute;margin-left:36pt;margin-top:1.7pt;width:527.3pt;height:.5pt;z-index:-251625472;visibility:visible;mso-wrap-style:square;mso-width-percent:0;mso-height-percent:0;mso-wrap-distance-left:9pt;mso-wrap-distance-top:0;mso-wrap-distance-right:9pt;mso-wrap-distance-bottom:0;mso-position-horizontal:absolute;mso-position-horizontal-relative:page;mso-position-vertical:absolute;mso-position-vertical-relative:bottom-margin-area;mso-width-percent:0;mso-height-percent:0;mso-width-relative:page;mso-height-relative:page;v-text-anchor:top" o:gfxdata="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" fillcolor="black" stroked="f">
+              <w10:wrap anchorx="page" anchory="margin"/>
+            </v:rect>
+          </w:pict>
+        </mc:Fallback>
+      </mc:AlternateContent>
+    </w:r>
+    <w:r>
+      <w:rPr>
+        <w:noProof/>
+      </w:rPr>
+      <mc:AlternateContent>
+        <mc:Choice Requires="wps">
+          <w:drawing>
+            <wp:anchor distT="0" distB="0" distL="114300" distR="114300" simplePos="0" relativeHeight="251692032" behindDoc="1" locked="0" layoutInCell="1" allowOverlap="1" wp14:anchorId="0D5DDB03" wp14:editId="64A7B68A">
+              <wp:simplePos x="0" y="0"/>
+              <wp:positionH relativeFrom="page">
+                <wp:posOffset>3394710</wp:posOffset>
+              </wp:positionH>
+              <wp:positionV relativeFrom="bottomMargin">
+                <wp:posOffset>26670</wp:posOffset>
+              </wp:positionV>
+              <wp:extent cx="544830" cy="145415"/>
+              <wp:effectExtent l="0" t="0" r="0" b="0"/>
+              <wp:wrapNone/>
+              <wp:docPr id="1902361457" name="docshape6"/>
+              <wp:cNvGraphicFramePr>
+                <a:graphicFrameLocks xmlns:a="http://schemas.openxmlformats.org/drawingml/2006/main"/>
+              </wp:cNvGraphicFramePr>
+              <a:graphic xmlns:a="http://schemas.openxmlformats.org/drawingml/2006/main">
+                <a:graphicData uri="http://schemas.microsoft.com/office/word/2010/wordprocessingShape">
+                  <wps:wsp>
+                    <wps:cNvSpPr txBox="1">
+                      <a:spLocks noChangeArrowheads="1"/>
+                    </wps:cNvSpPr>
+                    <wps:spPr bwMode="auto">
+                      <a:xfrm>
+                        <a:off x="0" y="0"/>
+                        <a:ext cx="544830" cy="145415"/>
+                      </a:xfrm>
+                      <a:prstGeom prst="rect">
+                        <a:avLst/>
+                      </a:prstGeom>
+                      <a:noFill/>
+                      <a:ln>
+                        <a:noFill/>
+                      </a:ln>
+                      <a:extLst>
+                        <a:ext uri="{909E8E84-426E-40DD-AFC4-6F175D3DCCD1}">
+                          <a14:hiddenFill xmlns:a14="http://schemas.microsoft.com/office/drawing/2010/main">
+                            <a:solidFill>
+                              <a:srgbClr val="FFFFFF"/>
+                            </a:solidFill>
+                          </a14:hiddenFill>
+                        </a:ext>
+                        <a:ext uri="{91240B29-F687-4F45-9708-019B960494DF}">
+                          <a14:hiddenLine xmlns:a14="http://schemas.microsoft.com/office/drawing/2010/main" w="9525">
+                            <a:solidFill>
+                              <a:srgbClr val="000000"/>
+                            </a:solidFill>
+                            <a:miter lim="800000"/>
+                            <a:headEnd/>
+                            <a:tailEnd/>
+                          </a14:hiddenLine>
+                        </a:ext>
+                      </a:extLst>
+                    </wps:spPr>
+                    <wps:txbx>
+                      <w:txbxContent>
+                        <w:p>
+                          <w:pPr>
+                            <w:spacing w:before="20"/>
+                            <w:ind w:left="20"/>
+                            <w:rPr>
+                              <w:sz w:val="16"/>
+                            </w:rPr>
+                          </w:pPr>
+                          <w:r>
+                            <w:rPr>
+                              <w:color w:val="A6A6A6"/>
+                              <w:spacing w:val="-2"/>
+                              <w:sz w:val="16"/>
+                            </w:rPr>
+                            <w:t>Редакция</w:t>
+                          </w:r>
+                          <w:r>
+                            <w:rPr>
+                              <w:color w:val="A6A6A6"/>
+                              <w:spacing w:val="5"/>
+                              <w:sz w:val="16"/>
+                            </w:rPr>
+                            <w:t xml:space="preserve"> </w:t>
+                          </w:r>
+                          <w:r>
+                            <w:rPr>
+                              <w:color w:val="A6A6A6"/>
+                              <w:spacing w:val="-10"/>
+                              <w:sz w:val="16"/>
+                            </w:rPr>
+                            <w:t>1</w:t>
+                          </w:r>
+                        </w:p>
+                      </w:txbxContent>
+                    </wps:txbx>
+                    <wps:bodyPr rot="0" vert="horz" wrap="square" lIns="0" tIns="0" rIns="0" bIns="0" anchor="t" anchorCtr="0" upright="1">
+                      <a:noAutofit/>
+                    </wps:bodyPr>
+                  </wps:wsp>
+                </a:graphicData>
+              </a:graphic>
+              <wp14:sizeRelH relativeFrom="page">
+                <wp14:pctWidth>0</wp14:pctWidth>
+              </wp14:sizeRelH>
+              <wp14:sizeRelV relativeFrom="page">
+                <wp14:pctHeight>0</wp14:pctHeight>
+              </wp14:sizeRelV>
+            </wp:anchor>
+          </w:drawing>
+        </mc:Choice>
+        <mc:Fallback>
+          <w:pict>
+            <v:shape w14:anchorId="0D5DDB03" id="docshape6" o:spid="_x0000_s1027" type="#_x0000_t202" style="position:absolute;margin-left:267.3pt;margin-top:2.1pt;width:42.9pt;height:11.45pt;z-index:-251624448;visibility:visible;mso-wrap-style:square;mso-width-percent:0;mso-height-percent:0;mso-wrap-distance-left:9pt;mso-wrap-distance-top:0;mso-wrap-distance-right:9pt;mso-wrap-distance-bottom:0;mso-position-horizontal:absolute;mso-position-horizontal-relative:page;mso-position-vertical:absolute;mso-position-vertical-relative:bottom-margin-area;mso-width-percent:0;mso-height-percent:0;mso-width-relative:page;mso-height-relative:page;v-text-anchor:top" o:gfxdata="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" filled="f" stroked="f">
+              <v:textbox inset="0,0,0,0">
+                <w:txbxContent>
+                  <w:p>
+                    <w:pPr>
+                      <w:spacing w:before="20"/>
+                      <w:ind w:left="20"/>
+                      <w:rPr>
+                        <w:sz w:val="16"/>
+                      </w:rPr>
+                    </w:pPr>
+                    <w:r>
+                      <w:rPr>
+                        <w:color w:val="A6A6A6"/>
+                        <w:spacing w:val="-2"/>
+                        <w:sz w:val="16"/>
+                      </w:rPr>
+                      <w:t>Редакция</w:t>
+                    </w:r>
+                    <w:r>
+                      <w:rPr>
+                        <w:color w:val="A6A6A6"/>
+                        <w:spacing w:val="5"/>
+                        <w:sz w:val="16"/>
+                      </w:rPr>
+                      <w:t xml:space="preserve"> </w:t>
+                    </w:r>
+                    <w:r>
+                      <w:rPr>
+                        <w:color w:val="A6A6A6"/>
+                        <w:spacing w:val="-10"/>
+                        <w:sz w:val="16"/>
+                      </w:rPr>
+                      <w:t>1</w:t>
+                    </w:r>
+                  </w:p>
+                </w:txbxContent>
+              </v:textbox>
+              <w10:wrap anchorx="page" anchory="margin"/>
+            </v:shape>
+          </w:pict>
+        </mc:Fallback>
+      </mc:AlternateContent>
+    </w:r>
+    <w:r>
+      <w:rPr>
+        <w:noProof/>
+      </w:rPr>
+      <mc:AlternateContent>
+        <mc:Choice Requires="wps">
+          <w:drawing>
+            <wp:anchor distT="0" distB="0" distL="114300" distR="114300" simplePos="0" relativeHeight="251693056" behindDoc="1" locked="0" layoutInCell="1" allowOverlap="1" wp14:anchorId="1112ABAB" wp14:editId="1450894E">
+              <wp:simplePos x="0" y="0"/>
+              <wp:positionH relativeFrom="page">
+                <wp:posOffset>6239510</wp:posOffset>
+              </wp:positionH>
+              <wp:positionV relativeFrom="bottomMargin">
+                <wp:posOffset>26670</wp:posOffset>
+              </wp:positionV>
+              <wp:extent cx="755015" cy="145415"/>
+              <wp:effectExtent l="0" t="0" r="0" b="0"/>
+              <wp:wrapNone/>
+              <wp:docPr id="1100007985" name="docshape7"/>
+              <wp:cNvGraphicFramePr>
+                <a:graphicFrameLocks xmlns:a="http://schemas.openxmlformats.org/drawingml/2006/main"/>
+              </wp:cNvGraphicFramePr>
+              <a:graphic xmlns:a="http://schemas.openxmlformats.org/drawingml/2006/main">
+                <a:graphicData uri="http://schemas.microsoft.com/office/word/2010/wordprocessingShape">
+                  <wps:wsp>
+                    <wps:cNvSpPr txBox="1">
+                      <a:spLocks noChangeArrowheads="1"/>
+                    </wps:cNvSpPr>
+                    <wps:spPr bwMode="auto">
+                      <a:xfrm>
+                        <a:off x="0" y="0"/>
+                        <a:ext cx="755015" cy="145415"/>
+                      </a:xfrm>
+                      <a:prstGeom prst="rect">
+                        <a:avLst/>
+                      </a:prstGeom>
+                      <a:noFill/>
+                      <a:ln>
+                        <a:noFill/>
+                      </a:ln>
+                      <a:extLst>
+                        <a:ext uri="{909E8E84-426E-40DD-AFC4-6F175D3DCCD1}">
+                          <a14:hiddenFill xmlns:a14="http://schemas.microsoft.com/office/drawing/2010/main">
+                            <a:solidFill>
+                              <a:srgbClr val="FFFFFF"/>
+                            </a:solidFill>
+                          </a14:hiddenFill>
+                        </a:ext>
+                        <a:ext uri="{91240B29-F687-4F45-9708-019B960494DF}">
+                          <a14:hiddenLine xmlns:a14="http://schemas.microsoft.com/office/drawing/2010/main" w="9525">
+                            <a:solidFill>
+                              <a:srgbClr val="000000"/>
+                            </a:solidFill>
+                            <a:miter lim="800000"/>
+                            <a:headEnd/>
+                            <a:tailEnd/>
+                          </a14:hiddenLine>
+                        </a:ext>
+                      </a:extLst>
+                    </wps:spPr>
+                    <wps:txbx>
+                      <w:txbxContent>
+                        <w:p>
+                          <w:pPr>
+                            <w:spacing w:before="20"/>
+                            <w:ind w:left="20"/>
+                            <w:rPr>
+                              <w:sz w:val="16"/>
+                            </w:rPr>
+                          </w:pPr>
+                          <w:r>
+                            <w:rPr>
+                              <w:color w:val="A6A6A6"/>
+                              <w:sz w:val="16"/>
+                            </w:rPr>
+                            <w:t>Страница</w:t>
+                          </w:r>
+                          <w:r>
+                            <w:rPr>
+                              <w:color w:val="A6A6A6"/>
+                              <w:spacing w:val="-3"/>
+                              <w:sz w:val="16"/>
+                            </w:rPr>
+                            <w:t xml:space="preserve"> </w:t>
+                          </w:r>
+                          <w:r>
+                            <w:rPr>
+                              <w:color w:val="A6A6A6"/>
+                              <w:sz w:val="16"/>
+                            </w:rPr>
+                            <w:fldChar w:fldCharType="begin"/>
+                          </w:r>
+                          <w:r>
+                            <w:rPr>
+                              <w:color w:val="A6A6A6"/>
+                              <w:sz w:val="16"/>
+                            </w:rPr>
+                            <w:instrText xml:space="preserve"> PAGE </w:instrText>
+                          </w:r>
+                          <w:r>
+                            <w:rPr>
+                              <w:color w:val="A6A6A6"/>
+                              <w:sz w:val="16"/>
+                            </w:rPr>
+                            <w:fldChar w:fldCharType="separate"/>
+                          </w:r>
+                          <w:r>
+                            <w:rPr>
+                              <w:color w:val="A6A6A6"/>
+                              <w:sz w:val="16"/>
+                            </w:rPr>
+                            <w:t>2</w:t>
+                          </w:r>
+                          <w:r>
+                            <w:rPr>
+                              <w:color w:val="A6A6A6"/>
+                              <w:sz w:val="16"/>
+                            </w:rPr>
+                            <w:fldChar w:fldCharType="end"/>
+                          </w:r>
+                          <w:r>
+                            <w:rPr>
+                              <w:color w:val="A6A6A6"/>
+                              <w:spacing w:val="-6"/>
+                              <w:sz w:val="16"/>
+                            </w:rPr>
+                            <w:t xml:space="preserve"> </w:t>
+                          </w:r>
+                          <w:r>
+                            <w:rPr>
+                              <w:color w:val="A6A6A6"/>
+                              <w:sz w:val="16"/>
+                            </w:rPr>
+                            <w:t>из</w:t>
+                          </w:r>
+                          <w:r>
+                            <w:rPr>
+                              <w:color w:val="A6A6A6"/>
+                              <w:spacing w:val="-2"/>
+                              <w:sz w:val="16"/>
+                            </w:rPr>
+                            <w:t xml:space="preserve"> </w:t>
+                          </w:r>
+                          <w:r>
+                            <w:rPr>
+                              <w:color w:val="A6A6A6"/>
+                              <w:spacing w:val="-10"/>
+                              <w:sz w:val="16"/>
+                            </w:rPr>
+                            <w:fldChar w:fldCharType="begin"/>
+                          </w:r>
+                          <w:r>
+                            <w:rPr>
+                              <w:color w:val="A6A6A6"/>
+                              <w:spacing w:val="-10"/>
+                              <w:sz w:val="16"/>
+                            </w:rPr>
+                            <w:instrText xml:space="preserve"> NUMPAGES </w:instrText>
+                          </w:r>
+                          <w:r>
+                            <w:rPr>
+                              <w:color w:val="A6A6A6"/>
+                              <w:spacing w:val="-10"/>
+                              <w:sz w:val="16"/>
+                            </w:rPr>
+                            <w:fldChar w:fldCharType="separate"/>
+                          </w:r>
+                          <w:r>
+                            <w:rPr>
+                              <w:color w:val="A6A6A6"/>
+                              <w:spacing w:val="-10"/>
+                              <w:sz w:val="16"/>
+                            </w:rPr>
+                            <w:t>6</w:t>
+                          </w:r>
+                          <w:r>
+                            <w:rPr>
+                              <w:color w:val="A6A6A6"/>
+                              <w:spacing w:val="-10"/>
+                              <w:sz w:val="16"/>
+                            </w:rPr>
+                            <w:fldChar w:fldCharType="end"/>
+                          </w:r>
+                        </w:p>
+                      </w:txbxContent>
+                    </wps:txbx>
+                    <wps:bodyPr rot="0" vert="horz" wrap="square" lIns="0" tIns="0" rIns="0" bIns="0" anchor="t" anchorCtr="0" upright="1">
+                      <a:noAutofit/>
+                    </wps:bodyPr>
+                  </wps:wsp>
+                </a:graphicData>
+              </a:graphic>
+              <wp14:sizeRelH relativeFrom="page">
+                <wp14:pctWidth>0</wp14:pctWidth>
+              </wp14:sizeRelH>
+              <wp14:sizeRelV relativeFrom="page">
+                <wp14:pctHeight>0</wp14:pctHeight>
+              </wp14:sizeRelV>
+            </wp:anchor>
+          </w:drawing>
+        </mc:Choice>
+        <mc:Fallback>
+          <w:pict>
+            <v:shape w14:anchorId="1112ABAB" id="docshape7" o:spid="_x0000_s1028" type="#_x0000_t202" style="position:absolute;margin-left:491.3pt;margin-top:2.1pt;width:59.45pt;height:11.45pt;z-index:-251623424;visibility:visible;mso-wrap-style:square;mso-width-percent:0;mso-height-percent:0;mso-wrap-distance-left:9pt;mso-wrap-distance-top:0;mso-wrap-distance-right:9pt;mso-wrap-distance-bottom:0;mso-position-horizontal:absolute;mso-position-horizontal-relative:page;mso-position-vertical:absolute;mso-position-vertical-relative:bottom-margin-area;mso-width-percent:0;mso-height-percent:0;mso-width-relative:page;mso-height-relative:page;v-text-anchor:top" o:gfxdata="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" filled="f" stroked="f">
+              <v:textbox inset="0,0,0,0">
+                <w:txbxContent>
+                  <w:p>
+                    <w:pPr>
+                      <w:spacing w:before="20"/>
+                      <w:ind w:left="20"/>
+                      <w:rPr>
+                        <w:sz w:val="16"/>
+                      </w:rPr>
+                    </w:pPr>
+                    <w:r>
+                      <w:rPr>
+                        <w:color w:val="A6A6A6"/>
+                        <w:sz w:val="16"/>
+                      </w:rPr>
+                      <w:t>Страница</w:t>
+                    </w:r>
+                    <w:r>
+                      <w:rPr>
+                        <w:color w:val="A6A6A6"/>
+                        <w:spacing w:val="-3"/>
+                        <w:sz w:val="16"/>
+                      </w:rPr>
+                      <w:t xml:space="preserve"> </w:t>
+                    </w:r>
+                    <w:r>
+                      <w:rPr>
+                        <w:color w:val="A6A6A6"/>
+                        <w:sz w:val="16"/>
+                      </w:rPr>
+                      <w:fldChar w:fldCharType="begin"/>
+                    </w:r>
+                    <w:r>
+                      <w:rPr>
+                        <w:color w:val="A6A6A6"/>
+                        <w:sz w:val="16"/>
+                      </w:rPr>
+                      <w:instrText xml:space="preserve"> PAGE </w:instrText>
+                    </w:r>
+                    <w:r>
+                      <w:rPr>
+                        <w:color w:val="A6A6A6"/>
+                        <w:sz w:val="16"/>
+                      </w:rPr>
+                      <w:fldChar w:fldCharType="separate"/>
+                    </w:r>
+                    <w:r>
+                      <w:rPr>
+                        <w:color w:val="A6A6A6"/>
+                        <w:sz w:val="16"/>
+                      </w:rPr>
+                      <w:t>2</w:t>
+                    </w:r>
+                    <w:r>
+                      <w:rPr>
+                        <w:color w:val="A6A6A6"/>
+                        <w:sz w:val="16"/>
+                      </w:rPr>
+                      <w:fldChar w:fldCharType="end"/>
+                    </w:r>
+                    <w:r>
+                      <w:rPr>
+                        <w:color w:val="A6A6A6"/>
+                        <w:spacing w:val="-6"/>
+                        <w:sz w:val="16"/>
+                      </w:rPr>
+                      <w:t xml:space="preserve"> </w:t>
+                    </w:r>
+                    <w:r>
+                      <w:rPr>
+                        <w:color w:val="A6A6A6"/>
+                        <w:sz w:val="16"/>
+                      </w:rPr>
+                      <w:t>из</w:t>
+                    </w:r>
+                    <w:r>
+                      <w:rPr>
+                        <w:color w:val="A6A6A6"/>
+                        <w:spacing w:val="-2"/>
+                        <w:sz w:val="16"/>
+                      </w:rPr>
+                      <w:t xml:space="preserve"> </w:t>
+                    </w:r>
+                    <w:r>
+                      <w:rPr>
+                        <w:color w:val="A6A6A6"/>
+                        <w:spacing w:val="-10"/>
+                        <w:sz w:val="16"/>
+                      </w:rPr>
+                      <w:fldChar w:fldCharType="begin"/>
+                    </w:r>
+                    <w:r>
+                      <w:rPr>
+                        <w:color w:val="A6A6A6"/>
+                        <w:spacing w:val="-10"/>
+                        <w:sz w:val="16"/>
+                      </w:rPr>
+                      <w:instrText xml:space="preserve"> NUMPAGES </w:instrText>
+                    </w:r>
+                    <w:r>
+                      <w:rPr>
+                        <w:color w:val="A6A6A6"/>
+                        <w:spacing w:val="-10"/>
+                        <w:sz w:val="16"/>
+                      </w:rPr>
+                      <w:fldChar w:fldCharType="separate"/>
+                    </w:r>
+                    <w:r>
+                      <w:rPr>
+                        <w:color w:val="A6A6A6"/>
+                        <w:spacing w:val="-10"/>
+                        <w:sz w:val="16"/>
+                      </w:rPr>
+                      <w:t>6</w:t>
+                    </w:r>
+                    <w:r>
+                      <w:rPr>
+                        <w:color w:val="A6A6A6"/>
+                        <w:spacing w:val="-10"/>
+                        <w:sz w:val="16"/>
+                      </w:rPr>
+                      <w:fldChar w:fldCharType="end"/>
+                    </w:r>
+                  </w:p>
+                </w:txbxContent>
+              </v:textbox>
+              <w10:wrap anchorx="page" anchory="margin"/>
+            </v:shape>
+          </w:pict>
+        </mc:Fallback>
+      </mc:AlternateContent>
+    </w:r>
+    <w:r>
+      <w:rPr>
+        <w:noProof/>
+      </w:rPr>
+      <mc:AlternateContent>
+        <mc:Choice Requires="wps">
+          <w:drawing>
+            <wp:anchor distT="0" distB="0" distL="114300" distR="114300" simplePos="0" relativeHeight="251694080" behindDoc="1" locked="0" layoutInCell="1" allowOverlap="1" wp14:anchorId="70B02211" wp14:editId="2DB4D4F7">
+              <wp:simplePos x="0" y="0"/>
+              <wp:positionH relativeFrom="page">
+                <wp:posOffset>462915</wp:posOffset>
+              </wp:positionH>
+              <wp:positionV relativeFrom="bottomMargin">
+                <wp:posOffset>264160</wp:posOffset>
+              </wp:positionV>
+              <wp:extent cx="434340" cy="145415"/>
+              <wp:effectExtent l="0" t="0" r="0" b="0"/>
+              <wp:wrapNone/>
+              <wp:docPr id="617608067" name="docshape8"/>
+              <wp:cNvGraphicFramePr>
+                <a:graphicFrameLocks xmlns:a="http://schemas.openxmlformats.org/drawingml/2006/main"/>
+              </wp:cNvGraphicFramePr>
+              <a:graphic xmlns:a="http://schemas.openxmlformats.org/drawingml/2006/main">
+                <a:graphicData uri="http://schemas.microsoft.com/office/word/2010/wordprocessingShape">
+                  <wps:wsp>
+                    <wps:cNvSpPr txBox="1">
+                      <a:spLocks noChangeArrowheads="1"/>
+                    </wps:cNvSpPr>
+                    <wps:spPr bwMode="auto">
+                      <a:xfrm>
+                        <a:off x="0" y="0"/>
+                        <a:ext cx="434340" cy="145415"/>
+                      </a:xfrm>
+                      <a:prstGeom prst="rect">
+                        <a:avLst/>
+                      </a:prstGeom>
+                      <a:noFill/>
+                      <a:ln>
+                        <a:noFill/>
+                      </a:ln>
+                      <a:extLst>
+                        <a:ext uri="{909E8E84-426E-40DD-AFC4-6F175D3DCCD1}">
+                          <a14:hiddenFill xmlns:a14="http://schemas.microsoft.com/office/drawing/2010/main">
+                            <a:solidFill>
+                              <a:srgbClr val="FFFFFF"/>
+                            </a:solidFill>
+                          </a14:hiddenFill>
+                        </a:ext>
+                        <a:ext uri="{91240B29-F687-4F45-9708-019B960494DF}">
+                          <a14:hiddenLine xmlns:a14="http://schemas.microsoft.com/office/drawing/2010/main" w="9525">
+                            <a:solidFill>
+                              <a:srgbClr val="000000"/>
+                            </a:solidFill>
+                            <a:miter lim="800000"/>
+                            <a:headEnd/>
+                            <a:tailEnd/>
+                          </a14:hiddenLine>
+                        </a:ext>
+                      </a:extLst>
+                    </wps:spPr>
+                    <wps:txbx>
+                      <w:txbxContent>
+                        <w:p>
+                          <w:pPr>
+                            <w:spacing w:before="20"/>
+                            <w:ind w:left="20"/>
+                            <w:rPr>
+                              <w:i/>
+                              <w:sz w:val="16"/>
+                            </w:rPr>
+                          </w:pPr>
+                          <w:r>
+                            <w:rPr>
+                              <w:i/>
+                              <w:spacing w:val="-2"/>
+                              <w:sz w:val="16"/>
+                            </w:rPr>
+                            <w:t>Заказчик</w:t>
+                          </w:r>
+                        </w:p>
+                      </w:txbxContent>
+                    </wps:txbx>
+                    <wps:bodyPr rot="0" vert="horz" wrap="square" lIns="0" tIns="0" rIns="0" bIns="0" anchor="t" anchorCtr="0" upright="1">
+                      <a:noAutofit/>
+                    </wps:bodyPr>
+                  </wps:wsp>
+                </a:graphicData>
+              </a:graphic>
+              <wp14:sizeRelH relativeFrom="page">
+                <wp14:pctWidth>0</wp14:pctWidth>
+              </wp14:sizeRelH>
+              <wp14:sizeRelV relativeFrom="page">
+                <wp14:pctHeight>0</wp14:pctHeight>
+              </wp14:sizeRelV>
+            </wp:anchor>
+          </w:drawing>
+        </mc:Choice>
+        <mc:Fallback>
+          <w:pict>
+            <v:shape w14:anchorId="70B02211" id="docshape8" o:spid="_x0000_s1029" type="#_x0000_t202" style="position:absolute;margin-left:36.45pt;margin-top:20.8pt;width:34.2pt;height:11.45pt;z-index:-251622400;visibility:visible;mso-wrap-style:square;mso-width-percent:0;mso-height-percent:0;mso-wrap-distance-left:9pt;mso-wrap-distance-top:0;mso-wrap-distance-right:9pt;mso-wrap-distance-bottom:0;mso-position-horizontal:absolute;mso-position-horizontal-relative:page;mso-position-vertical:absolute;mso-position-vertical-relative:bottom-margin-area;mso-width-percent:0;mso-height-percent:0;mso-width-relative:page;mso-height-relative:page;v-text-anchor:top" o:gfxdata="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" filled="f" stroked="f">
+              <v:textbox inset="0,0,0,0">
+                <w:txbxContent>
+                  <w:p>
+                    <w:pPr>
+                      <w:spacing w:before="20"/>
+                      <w:ind w:left="20"/>
+                      <w:rPr>
+                        <w:i/>
+                        <w:sz w:val="16"/>
+                      </w:rPr>
+                    </w:pPr>
+                    <w:r>
+                      <w:rPr>
+                        <w:i/>
+                        <w:spacing w:val="-2"/>
+                        <w:sz w:val="16"/>
+                      </w:rPr>
+                      <w:t>Заказчик</w:t>
+                    </w:r>
+                  </w:p>
+                </w:txbxContent>
+              </v:textbox>
+              <w10:wrap anchorx="page" anchory="margin"/>
+            </v:shape>
+          </w:pict>
+        </mc:Fallback>
+      </mc:AlternateContent>
+    </w:r>
+    <w:r>
+      <w:rPr>
+        <w:noProof/>
+      </w:rPr>
+      <mc:AlternateContent>
+        <mc:Choice Requires="wps">
+          <w:drawing>
+            <wp:anchor distT="0" distB="0" distL="114300" distR="114300" simplePos="0" relativeHeight="251696128" behindDoc="1" locked="0" layoutInCell="1" allowOverlap="1" wp14:anchorId="2E05994D" wp14:editId="27D6F7FD">
+              <wp:simplePos x="0" y="0"/>
+              <wp:positionH relativeFrom="page">
+                <wp:posOffset>939800</wp:posOffset>
+              </wp:positionH>
+              <wp:positionV relativeFrom="bottomMargin">
+                <wp:posOffset>269875</wp:posOffset>
+              </wp:positionV>
+              <wp:extent cx="1042035" cy="139065"/>
+              <wp:effectExtent l="0" t="0" r="0" b="0"/>
+              <wp:wrapNone/>
+              <wp:docPr id="1489601544" name="docshape10"/>
+              <wp:cNvGraphicFramePr>
+                <a:graphicFrameLocks xmlns:a="http://schemas.openxmlformats.org/drawingml/2006/main"/>
+              </wp:cNvGraphicFramePr>
+              <a:graphic xmlns:a="http://schemas.openxmlformats.org/drawingml/2006/main">
+                <a:graphicData uri="http://schemas.microsoft.com/office/word/2010/wordprocessingShape">
+                  <wps:wsp>
+                    <wps:cNvSpPr txBox="1">
+                      <a:spLocks noChangeArrowheads="1"/>
+                    </wps:cNvSpPr>
+                    <wps:spPr bwMode="auto">
+                      <a:xfrm>
+                        <a:off x="0" y="0"/>
+                        <a:ext cx="1042035" cy="139065"/>
+                      </a:xfrm>
+                      <a:prstGeom prst="rect">
+                        <a:avLst/>
+                      </a:prstGeom>
+                      <a:noFill/>
+                      <a:ln>
+                        <a:noFill/>
+                      </a:ln>
+                      <a:extLst>
+                        <a:ext uri="{909E8E84-426E-40DD-AFC4-6F175D3DCCD1}">
+                          <a14:hiddenFill xmlns:a14="http://schemas.microsoft.com/office/drawing/2010/main">
+                            <a:solidFill>
+                              <a:srgbClr val="FFFFFF"/>
+                            </a:solidFill>
+                          </a14:hiddenFill>
+                        </a:ext>
+                        <a:ext uri="{91240B29-F687-4F45-9708-019B960494DF}">
+                          <a14:hiddenLine xmlns:a14="http://schemas.microsoft.com/office/drawing/2010/main" w="9525">
+                            <a:solidFill>
+                              <a:srgbClr val="000000"/>
+                            </a:solidFill>
+                            <a:miter lim="800000"/>
+                            <a:headEnd/>
+                            <a:tailEnd/>
+                          </a14:hiddenLine>
+                        </a:ext>
+                      </a:extLst>
+                    </wps:spPr>
+                    <wps:txbx>
+                      <w:txbxContent>
+                        <w:p>
+                          <w:pPr>
+                            <w:tabs>
+                              <w:tab w:val="left" w:pos="1620"/>
+                            </w:tabs>
+                            <w:spacing w:before="14"/>
+                            <w:ind w:left="20"/>
+                            <w:rPr>
+                              <w:rFonts w:ascii="Times New Roman"/>
+                              <w:sz w:val="16"/>
+                            </w:rPr>
+                          </w:pPr>
+                          <w:r>
+                            <w:rPr>
+                              <w:rFonts w:ascii="Times New Roman"/>
+                              <w:sz w:val="16"/>
+                              <w:u w:val="single"/>
+                            </w:rPr>
+                            <w:t xml:space="preserve"> </w:t>
+                          </w:r>
+                          <w:r>
+                            <w:rPr>
+                              <w:rFonts w:ascii="Times New Roman"/>
+                              <w:sz w:val="16"/>
+                              <w:u w:val="single"/>
+                            </w:rPr>
+                            <w:tab/>
+                          </w:r>
+                        </w:p>
+                      </w:txbxContent>
+                    </wps:txbx>
+                    <wps:bodyPr rot="0" vert="horz" wrap="square" lIns="0" tIns="0" rIns="0" bIns="0" anchor="t" anchorCtr="0" upright="1">
+                      <a:noAutofit/>
+                    </wps:bodyPr>
+                  </wps:wsp>
+                </a:graphicData>
+              </a:graphic>
+              <wp14:sizeRelH relativeFrom="page">
+                <wp14:pctWidth>0</wp14:pctWidth>
+              </wp14:sizeRelH>
+              <wp14:sizeRelV relativeFrom="page">
+                <wp14:pctHeight>0</wp14:pctHeight>
+              </wp14:sizeRelV>
+            </wp:anchor>
+          </w:drawing>
+        </mc:Choice>
+        <mc:Fallback>
+          <w:pict>
+            <v:shape w14:anchorId="2E05994D" id="docshape10" o:spid="_x0000_s1030" type="#_x0000_t202" style="position:absolute;margin-left:74pt;margin-top:21.25pt;width:82.05pt;height:10.95pt;z-index:-251620352;visibility:visible;mso-wrap-style:square;mso-width-percent:0;mso-height-percent:0;mso-wrap-distance-left:9pt;mso-wrap-distance-top:0;mso-wrap-distance-right:9pt;mso-wrap-distance-bottom:0;mso-position-horizontal:absolute;mso-position-horizontal-relative:page;mso-position-vertical:absolute;mso-position-vertical-relative:bottom-margin-area;mso-width-percent:0;mso-height-percent:0;mso-width-relative:page;mso-height-relative:page;v-text-anchor:top" o:gfxdata="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" filled="f" stroked="f">
+              <v:textbox inset="0,0,0,0">
+                <w:txbxContent>
+                  <w:p>
+                    <w:pPr>
+                      <w:tabs>
+                        <w:tab w:val="left" w:pos="1620"/>
+                      </w:tabs>
+                      <w:spacing w:before="14"/>
+                      <w:ind w:left="20"/>
+                      <w:rPr>
+                        <w:rFonts w:ascii="Times New Roman"/>
+                        <w:sz w:val="16"/>
+                      </w:rPr>
+                    </w:pPr>
+                    <w:r>
+                      <w:rPr>
+                        <w:rFonts w:ascii="Times New Roman"/>
+                        <w:sz w:val="16"/>
+                        <w:u w:val="single"/>
+                      </w:rPr>
+                      <w:t xml:space="preserve"> </w:t>
+                    </w:r>
+                    <w:r>
+                      <w:rPr>
+                        <w:rFonts w:ascii="Times New Roman"/>
+                        <w:sz w:val="16"/>
+                        <w:u w:val="single"/>
+                      </w:rPr>
+                      <w:tab/>
+                    </w:r>
+                  </w:p>
+                </w:txbxContent>
+              </v:textbox>
+              <w10:wrap anchorx="page" anchory="margin"/>
             </v:shape>
           </w:pict>
         </mc:Fallback>
@@ -11713,7 +11964,7 @@
       <mc:AlternateContent>
         <mc:Choice Requires="wps">
           <w:drawing>
-            <wp:anchor distT="0" distB="0" distL="114300" distR="114300" simplePos="0" relativeHeight="487420416" behindDoc="1" locked="0" layoutInCell="1" allowOverlap="1" wp14:anchorId="1A2211B8" wp14:editId="35AE2E62">
+            <wp:anchor distT="0" distB="0" distL="114300" distR="114300" simplePos="0" relativeHeight="251644928" behindDoc="1" locked="0" layoutInCell="1" allowOverlap="1" wp14:anchorId="09CD77E8" wp14:editId="2A7DC7F7">
               <wp:simplePos x="0" y="0"/>
               <wp:positionH relativeFrom="page">
                 <wp:posOffset>522605</wp:posOffset>
@@ -11792,7 +12043,7 @@
       <mc:AlternateContent>
         <mc:Choice Requires="wps">
           <w:drawing>
-            <wp:anchor distT="0" distB="0" distL="114300" distR="114300" simplePos="0" relativeHeight="487420928" behindDoc="1" locked="0" layoutInCell="1" allowOverlap="1" wp14:anchorId="280E75A5" wp14:editId="5BCF94C0">
+            <wp:anchor distT="0" distB="0" distL="114300" distR="114300" simplePos="0" relativeHeight="251649024" behindDoc="1" locked="0" layoutInCell="1" allowOverlap="1" wp14:anchorId="366D098D" wp14:editId="10143041">
               <wp:simplePos x="0" y="0"/>
               <wp:positionH relativeFrom="page">
                 <wp:posOffset>528320</wp:posOffset>
@@ -11891,11 +12142,11 @@
         </mc:Choice>
         <mc:Fallback>
           <w:pict>
-            <v:shapetype w14:anchorId="280E75A5" id="_x0000_t202" coordsize="21600,21600" o:spt="202" path="m,l,21600r21600,l21600,xe">
+            <v:shapetype w14:anchorId="366D098D" id="_x0000_t202" coordsize="21600,21600" o:spt="202" path="m,l,21600r21600,l21600,xe">
               <v:stroke joinstyle="miter"/>
               <v:path gradientshapeok="t" o:connecttype="rect"/>
             </v:shapetype>
-            <v:shape id="docshape5" o:spid="_x0000_s1028" type="#_x0000_t202" style="position:absolute;margin-left:41.6pt;margin-top:794.3pt;width:26.65pt;height:11.45pt;z-index:-15895552;visibility:visible;mso-wrap-style:square;mso-width-percent:0;mso-height-percent:0;mso-wrap-distance-left:9pt;mso-wrap-distance-top:0;mso-wrap-distance-right:9pt;mso-wrap-distance-bottom:0;mso-position-horizontal:absolute;mso-position-horizontal-relative:page;mso-position-vertical:absolute;mso-position-vertical-relative:page;mso-width-percent:0;mso-height-percent:0;mso-width-relative:page;mso-height-relative:page;v-text-anchor:top" o:gfxdata="UEsDBBQABgAIAAAAIQC2gziS/gAAAOEBAAATAAAAW0NvbnRlbnRfVHlwZXNdLnhtbJSRQU7DMBBF 90jcwfIWJU67QAgl6YK0S0CoHGBkTxKLZGx5TGhvj5O2G0SRWNoz/78nu9wcxkFMGNg6quQqL6RA 0s5Y6ir5vt9lD1JwBDIwOMJKHpHlpr69KfdHjyxSmriSfYz+USnWPY7AufNIadK6MEJMx9ApD/oD OlTrorhX2lFEilmcO2RdNtjC5xDF9pCuTyYBB5bi6bQ4syoJ3g9WQ0ymaiLzg5KdCXlKLjvcW893 SUOqXwnz5DrgnHtJTxOsQfEKIT7DmDSUCaxw7Rqn8787ZsmRM9e2VmPeBN4uqYvTtW7jvijg9N/y JsXecLq0q+WD6m8AAAD//wMAUEsDBBQABgAIAAAAIQA4/SH/1gAAAJQBAAALAAAAX3JlbHMvLnJl bHOkkMFqwzAMhu+DvYPRfXGawxijTi+j0GvpHsDYimMaW0Yy2fr2M4PBMnrbUb/Q94l/f/hMi1qR JVI2sOt6UJgd+ZiDgffL8ekFlFSbvV0oo4EbChzGx4f9GRdb25HMsYhqlCwG5lrLq9biZkxWOiqY 22YiTra2kYMu1l1tQD30/bPm3wwYN0x18gb45AdQl1tp5j/sFB2T0FQ7R0nTNEV3j6o9feQzro1i OWA14Fm+Q8a1a8+Bvu/d/dMb2JY5uiPbhG/ktn4cqGU/er3pcvwCAAD//wMAUEsDBBQABgAIAAAA IQDXsZR82wEAAJcDAAAOAAAAZHJzL2Uyb0RvYy54bWysU9tu2zAMfR+wfxD0vjhOk6Ew4hRdiw4D uq1Atw9QZNkWZosaqcTOvn6UHKe7vA17EShKOjznkNrejH0njgbJgitlvlhKYZyGyrqmlF+/PLy5 loKCcpXqwJlSngzJm93rV9vBF2YFLXSVQcEgjorBl7INwRdZRro1vaIFeOP4sAbsVeAtNlmFamD0 vstWy+XbbACsPII2RJy9nw7lLuHXtdHhc12TCaIrJXMLacW07uOa7baqaFD51uozDfUPLHplHRe9 QN2roMQB7V9QvdUIBHVYaOgzqGurTdLAavLlH2qeW+VN0sLmkL/YRP8PVn86PvsnFGF8ByM3MIkg /wj6GwkHd61yjblFhKE1quLCebQsGzwV56fRaiooguyHj1Bxk9UhQAIaa+yjK6xTMDo34HQx3YxB aE5eXV2vNxspNB/l680636QKqpgfe6Tw3kAvYlBK5J4mcHV8pBDJqGK+Ems5eLBdl/raud8SfDFm EvnId2Iexv0obFXKVawbteyhOrEahGlaeLo5aAF/SDHwpJSSvh8UGim6D44diWM1BzgH+zlQTvPT UgYppvAuTON38GiblpEnzx3csmu1TYpeWJzpcveT0POkxvH6dZ9uvfyn3U8AAAD//wMAUEsDBBQA BgAIAAAAIQAlB7Qi4AAAAAwBAAAPAAAAZHJzL2Rvd25yZXYueG1sTI89T8MwEIZ3JP6DdUhs1Emr WCHEqSoEExIiDQOjE7uJ1fgcYrcN/57rBNt9PHrvuXK7uJGdzRysRwnpKgFmsPPaYi/hs3l9yIGF qFCr0aOR8GMCbKvbm1IV2l+wNud97BmFYCiUhCHGqeA8dINxKqz8ZJB2Bz87Famde65ndaFwN/J1 kgjulEW6MKjJPA+mO+5PTsLuC+sX+/3eftSH2jbNY4Jv4ijl/d2yewIWzRL/YLjqkzpU5NT6E+rA Rgn5Zk0kzbM8F8CuxEZkwFoqRJpmwKuS/3+i+gUAAP//AwBQSwECLQAUAAYACAAAACEAtoM4kv4A AADhAQAAEwAAAAAAAAAAAAAAAAAAAAAAW0NvbnRlbnRfVHlwZXNdLnhtbFBLAQItABQABgAIAAAA IQA4/SH/1gAAAJQBAAALAAAAAAAAAAAAAAAAAC8BAABfcmVscy8ucmVsc1BLAQItABQABgAIAAAA IQDXsZR82wEAAJcDAAAOAAAAAAAAAAAAAAAAAC4CAABkcnMvZTJvRG9jLnhtbFBLAQItABQABgAI AAAAIQAlB7Qi4AAAAAwBAAAPAAAAAAAAAAAAAAAAADUEAABkcnMvZG93bnJldi54bWxQSwUGAAAA AAQABADzAAAAQgUAAAAA " filled="f" stroked="f">
+            <v:shape id="docshape5" o:spid="_x0000_s1031" type="#_x0000_t202" style="position:absolute;margin-left:41.6pt;margin-top:.3pt;width:26.65pt;height:11.45pt;z-index:-251667456;visibility:visible;mso-wrap-style:square;mso-width-percent:0;mso-height-percent:0;mso-wrap-distance-left:9pt;mso-wrap-distance-top:0;mso-wrap-distance-right:9pt;mso-wrap-distance-bottom:0;mso-position-horizontal:absolute;mso-position-horizontal-relative:page;mso-position-vertical:absolute;mso-position-vertical-relative:bottom-margin-area;mso-width-percent:0;mso-height-percent:0;mso-width-relative:page;mso-height-relative:page;v-text-anchor:top" o:gfxdata="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" filled="f" stroked="f">
               <v:textbox inset="0,0,0,0">
                 <w:txbxContent>
                   <w:p>
@@ -11925,7 +12176,7 @@
                   </w:p>
                 </w:txbxContent>
               </v:textbox>
-              <w10:wrap anchorx="page" anchory="page"/>
+              <w10:wrap anchorx="page" anchory="margin"/>
             </v:shape>
           </w:pict>
         </mc:Fallback>
@@ -11938,7 +12189,7 @@
       <mc:AlternateContent>
         <mc:Choice Requires="wps">
           <w:drawing>
-            <wp:anchor distT="0" distB="0" distL="114300" distR="114300" simplePos="0" relativeHeight="487421440" behindDoc="1" locked="0" layoutInCell="1" allowOverlap="1" wp14:anchorId="4DC3FE74" wp14:editId="691827E1">
+            <wp:anchor distT="0" distB="0" distL="114300" distR="114300" simplePos="0" relativeHeight="251653120" behindDoc="1" locked="0" layoutInCell="1" allowOverlap="1" wp14:anchorId="718BF2C5" wp14:editId="20ED6282">
               <wp:simplePos x="0" y="0"/>
               <wp:positionH relativeFrom="page">
                 <wp:posOffset>3460115</wp:posOffset>
@@ -12045,7 +12296,7 @@
         </mc:Choice>
         <mc:Fallback>
           <w:pict>
-            <v:shape w14:anchorId="4DC3FE74" id="docshape6" o:spid="_x0000_s1029" type="#_x0000_t202" style="position:absolute;margin-left:272.45pt;margin-top:794.3pt;width:42.9pt;height:11.45pt;z-index:-15895040;visibility:visible;mso-wrap-style:square;mso-width-percent:0;mso-height-percent:0;mso-wrap-distance-left:9pt;mso-wrap-distance-top:0;mso-wrap-distance-right:9pt;mso-wrap-distance-bottom:0;mso-position-horizontal:absolute;mso-position-horizontal-relative:page;mso-position-vertical:absolute;mso-position-vertical-relative:page;mso-width-percent:0;mso-height-percent:0;mso-width-relative:page;mso-height-relative:page;v-text-anchor:top" o:gfxdata="UEsDBBQABgAIAAAAIQC2gziS/gAAAOEBAAATAAAAW0NvbnRlbnRfVHlwZXNdLnhtbJSRQU7DMBBF 90jcwfIWJU67QAgl6YK0S0CoHGBkTxKLZGx5TGhvj5O2G0SRWNoz/78nu9wcxkFMGNg6quQqL6RA 0s5Y6ir5vt9lD1JwBDIwOMJKHpHlpr69KfdHjyxSmriSfYz+USnWPY7AufNIadK6MEJMx9ApD/oD OlTrorhX2lFEilmcO2RdNtjC5xDF9pCuTyYBB5bi6bQ4syoJ3g9WQ0ymaiLzg5KdCXlKLjvcW893 SUOqXwnz5DrgnHtJTxOsQfEKIT7DmDSUCaxw7Rqn8787ZsmRM9e2VmPeBN4uqYvTtW7jvijg9N/y JsXecLq0q+WD6m8AAAD//wMAUEsDBBQABgAIAAAAIQA4/SH/1gAAAJQBAAALAAAAX3JlbHMvLnJl bHOkkMFqwzAMhu+DvYPRfXGawxijTi+j0GvpHsDYimMaW0Yy2fr2M4PBMnrbUb/Q94l/f/hMi1qR JVI2sOt6UJgd+ZiDgffL8ekFlFSbvV0oo4EbChzGx4f9GRdb25HMsYhqlCwG5lrLq9biZkxWOiqY 22YiTra2kYMu1l1tQD30/bPm3wwYN0x18gb45AdQl1tp5j/sFB2T0FQ7R0nTNEV3j6o9feQzro1i OWA14Fm+Q8a1a8+Bvu/d/dMb2JY5uiPbhG/ktn4cqGU/er3pcvwCAAD//wMAUEsDBBQABgAIAAAA IQAFYDX02gEAAJcDAAAOAAAAZHJzL2Uyb0RvYy54bWysU8Fu2zAMvQ/YPwi6L47bZCiMOEXXosOA bivQ9QMYWbaF2aJGKbGzrx8lx+m63YZdBJqUHt97pDfXY9+JgyZv0JYyXyyl0FZhZWxTyudv9++u pPABbAUdWl3Ko/byevv2zWZwhb7AFrtKk2AQ64vBlbINwRVZ5lWre/ALdNpysUbqIfAnNVlFMDB6 32UXy+X7bECqHKHS3nP2birKbcKva63C17r2OoiulMwtpJPSuYtntt1A0RC41qgTDfgHFj0Yy03P UHcQQOzJ/AXVG0XosQ4LhX2GdW2UThpYTb78Q81TC04nLWyOd2eb/P+DVV8OT+6RRBg/4MgDTCK8 e0D13QuLty3YRt8Q4dBqqLhxHi3LBueL09NotS98BNkNn7HiIcM+YAIaa+qjK6xTMDoP4Hg2XY9B KE6uV6urS64oLuWr9Spfpw5QzI8d+fBRYy9iUErimSZwODz4EMlAMV+JvSzem65Lc+3sqwRfjJlE PvKdmIdxNwpTlfIy9o1adlgdWQ3htC283Ry0SD+lGHhTSul/7IG0FN0ny47EtZoDmoPdHIBV/LSU QYopvA3T+u0dmaZl5MlzizfsWm2SohcWJ7o8/ST0tKlxvX7/Trde/qftLwAAAP//AwBQSwMEFAAG AAgAAAAhAPBxasziAAAADQEAAA8AAABkcnMvZG93bnJldi54bWxMj8FOwzAMhu9IvEPkSdxYWlhL 1zWdJgQnJLSuHDimTdZGa5zSZFt5e8wJjvb/6ffnYjvbgV305I1DAfEyAqaxdcpgJ+Cjfr3PgPkg UcnBoRbwrT1sy9ubQubKXbHSl0PoGJWgz6WAPoQx59y3vbbSL92okbKjm6wMNE4dV5O8Urkd+EMU pdxKg3Shl6N+7nV7OpytgN0nVi/m673ZV8fK1PU6wrf0JMTdYt5tgAU9hz8YfvVJHUpyatwZlWeD gGS1WhNKQZJlKTBC0sfoCVhDqzSOE+Blwf9/Uf4AAAD//wMAUEsBAi0AFAAGAAgAAAAhALaDOJL+ AAAA4QEAABMAAAAAAAAAAAAAAAAAAAAAAFtDb250ZW50X1R5cGVzXS54bWxQSwECLQAUAAYACAAA ACEAOP0h/9YAAACUAQAACwAAAAAAAAAAAAAAAAAvAQAAX3JlbHMvLnJlbHNQSwECLQAUAAYACAAA ACEABWA19NoBAACXAwAADgAAAAAAAAAAAAAAAAAuAgAAZHJzL2Uyb0RvYy54bWxQSwECLQAUAAYA CAAAACEA8HFqzOIAAAANAQAADwAAAAAAAAAAAAAAAAA0BAAAZHJzL2Rvd25yZXYueG1sUEsFBgAA AAAEAAQA8wAAAEMFAAAAAA== " filled="f" stroked="f">
+            <v:shape w14:anchorId="718BF2C5" id="_x0000_s1032" type="#_x0000_t202" style="position:absolute;margin-left:272.45pt;margin-top:.3pt;width:42.9pt;height:11.45pt;z-index:-251663360;visibility:visible;mso-wrap-style:square;mso-width-percent:0;mso-height-percent:0;mso-wrap-distance-left:9pt;mso-wrap-distance-top:0;mso-wrap-distance-right:9pt;mso-wrap-distance-bottom:0;mso-position-horizontal:absolute;mso-position-horizontal-relative:page;mso-position-vertical:absolute;mso-position-vertical-relative:bottom-margin-area;mso-width-percent:0;mso-height-percent:0;mso-width-relative:page;mso-height-relative:page;v-text-anchor:top" o:gfxdata="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" filled="f" stroked="f">
               <v:textbox inset="0,0,0,0">
                 <w:txbxContent>
                   <w:p>
@@ -12083,7 +12334,7 @@
                   </w:p>
                 </w:txbxContent>
               </v:textbox>
-              <w10:wrap anchorx="page" anchory="page"/>
+              <w10:wrap anchorx="page" anchory="margin"/>
             </v:shape>
           </w:pict>
         </mc:Fallback>
@@ -12096,7 +12347,7 @@
       <mc:AlternateContent>
         <mc:Choice Requires="wps">
           <w:drawing>
-            <wp:anchor distT="0" distB="0" distL="114300" distR="114300" simplePos="0" relativeHeight="487421952" behindDoc="1" locked="0" layoutInCell="1" allowOverlap="1" wp14:anchorId="730574DD" wp14:editId="79EC6C40">
+            <wp:anchor distT="0" distB="0" distL="114300" distR="114300" simplePos="0" relativeHeight="251657216" behindDoc="1" locked="0" layoutInCell="1" allowOverlap="1" wp14:anchorId="4DE8E147" wp14:editId="7A1748A4">
               <wp:simplePos x="0" y="0"/>
               <wp:positionH relativeFrom="page">
                 <wp:posOffset>6304915</wp:posOffset>
@@ -12292,7 +12543,7 @@
         </mc:Choice>
         <mc:Fallback>
           <w:pict>
-            <v:shape w14:anchorId="730574DD" id="docshape7" o:spid="_x0000_s1030" type="#_x0000_t202" style="position:absolute;margin-left:496.45pt;margin-top:794.3pt;width:59.45pt;height:11.45pt;z-index:-15894528;visibility:visible;mso-wrap-style:square;mso-width-percent:0;mso-height-percent:0;mso-wrap-distance-left:9pt;mso-wrap-distance-top:0;mso-wrap-distance-right:9pt;mso-wrap-distance-bottom:0;mso-position-horizontal:absolute;mso-position-horizontal-relative:page;mso-position-vertical:absolute;mso-position-vertical-relative:page;mso-width-percent:0;mso-height-percent:0;mso-width-relative:page;mso-height-relative:page;v-text-anchor:top" o:gfxdata="UEsDBBQABgAIAAAAIQC2gziS/gAAAOEBAAATAAAAW0NvbnRlbnRfVHlwZXNdLnhtbJSRQU7DMBBF 90jcwfIWJU67QAgl6YK0S0CoHGBkTxKLZGx5TGhvj5O2G0SRWNoz/78nu9wcxkFMGNg6quQqL6RA 0s5Y6ir5vt9lD1JwBDIwOMJKHpHlpr69KfdHjyxSmriSfYz+USnWPY7AufNIadK6MEJMx9ApD/oD OlTrorhX2lFEilmcO2RdNtjC5xDF9pCuTyYBB5bi6bQ4syoJ3g9WQ0ymaiLzg5KdCXlKLjvcW893 SUOqXwnz5DrgnHtJTxOsQfEKIT7DmDSUCaxw7Rqn8787ZsmRM9e2VmPeBN4uqYvTtW7jvijg9N/y JsXecLq0q+WD6m8AAAD//wMAUEsDBBQABgAIAAAAIQA4/SH/1gAAAJQBAAALAAAAX3JlbHMvLnJl bHOkkMFqwzAMhu+DvYPRfXGawxijTi+j0GvpHsDYimMaW0Yy2fr2M4PBMnrbUb/Q94l/f/hMi1qR JVI2sOt6UJgd+ZiDgffL8ekFlFSbvV0oo4EbChzGx4f9GRdb25HMsYhqlCwG5lrLq9biZkxWOiqY 22YiTra2kYMu1l1tQD30/bPm3wwYN0x18gb45AdQl1tp5j/sFB2T0FQ7R0nTNEV3j6o9feQzro1i OWA14Fm+Q8a1a8+Bvu/d/dMb2JY5uiPbhG/ktn4cqGU/er3pcvwCAAD//wMAUEsDBBQABgAIAAAA IQBOESdI2AEAAJcDAAAOAAAAZHJzL2Uyb0RvYy54bWysU9uO0zAQfUfiHyy/0zSrFlDUdLXsahHS AistfIDjOIlF4jEzbpPy9YydpsvlDfFijcf2mXPOjHfX09CLo0Gy4EqZr9ZSGKehtq4t5dcv96/e SkFBuVr14EwpT4bk9f7li93oC3MFHfS1QcEgjorRl7ILwRdZRrozg6IVeOP4sAEcVOAttlmNamT0 oc+u1uvX2QhYewRtiDh7Nx/KfcJvGqPD56YhE0RfSuYW0oppreKa7XeqaFH5zuozDfUPLAZlHRe9 QN2poMQB7V9Qg9UIBE1YaRgyaBqrTdLAavL1H2qeOuVN0sLmkL/YRP8PVn86PvlHFGF6BxM3MIkg /wD6GwkHt51yrblBhLEzqubCebQsGz0V56fRaiooglTjR6i5yeoQIAFNDQ7RFdYpGJ0bcLqYbqYg NCffbLfrfCuF5qN8s91wHCuoYnnskcJ7A4OIQSmRe5rA1fGBwnx1uRJrObi3fZ/62rvfEowZM4l8 5DszD1M1CVuXchPrRi0V1CdWgzBPC083Bx3gDylGnpRS0veDQiNF/8GxI3GslgCXoFoC5TQ/LWWQ Yg5vwzx+B4+27Rh59tzBDbvW2KTomcWZLnc/eXKe1Dhev+7Tref/tP8JAAD//wMAUEsDBBQABgAI AAAAIQCTbuKM4QAAAA4BAAAPAAAAZHJzL2Rvd25yZXYueG1sTI9BT4NAEIXvJv6HzZh4swtNSgBZ msboycRI6cHjwk6BlJ1Fdtviv3d60jnN5L28+V6xXewoLjj7wZGCeBWBQGqdGahTcKjfnlIQPmgy enSECn7Qw7a8vyt0btyVKrzsQyc4hHyuFfQhTLmUvu3Rar9yExJrRzdbHficO2lmfeVwO8p1FCXS 6oH4Q68nfOmxPe3PVsHui6rX4fuj+ayO1VDXWUTvyUmpx4dl9wwi4BL+zHDDZ3QomalxZzJejAqy bJ2xlYVNmiYgbhYertPwlsTxBmRZyP81yl8AAAD//wMAUEsBAi0AFAAGAAgAAAAhALaDOJL+AAAA 4QEAABMAAAAAAAAAAAAAAAAAAAAAAFtDb250ZW50X1R5cGVzXS54bWxQSwECLQAUAAYACAAAACEA OP0h/9YAAACUAQAACwAAAAAAAAAAAAAAAAAvAQAAX3JlbHMvLnJlbHNQSwECLQAUAAYACAAAACEA ThEnSNgBAACXAwAADgAAAAAAAAAAAAAAAAAuAgAAZHJzL2Uyb0RvYy54bWxQSwECLQAUAAYACAAA ACEAk27ijOEAAAAOAQAADwAAAAAAAAAAAAAAAAAyBAAAZHJzL2Rvd25yZXYueG1sUEsFBgAAAAAE AAQA8wAAAEAFAAAAAA== " filled="f" stroked="f">
+            <v:shape w14:anchorId="4DE8E147" id="_x0000_s1033" type="#_x0000_t202" style="position:absolute;margin-left:496.45pt;margin-top:.3pt;width:59.45pt;height:11.45pt;z-index:-251659264;visibility:visible;mso-wrap-style:square;mso-width-percent:0;mso-height-percent:0;mso-wrap-distance-left:9pt;mso-wrap-distance-top:0;mso-wrap-distance-right:9pt;mso-wrap-distance-bottom:0;mso-position-horizontal:absolute;mso-position-horizontal-relative:page;mso-position-vertical:absolute;mso-position-vertical-relative:bottom-margin-area;mso-width-percent:0;mso-height-percent:0;mso-width-relative:page;mso-height-relative:page;v-text-anchor:top" o:gfxdata="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" filled="f" stroked="f">
               <v:textbox inset="0,0,0,0">
                 <w:txbxContent>
                   <w:p>
@@ -12419,7 +12670,7 @@
                   </w:p>
                 </w:txbxContent>
               </v:textbox>
-              <w10:wrap anchorx="page" anchory="page"/>
+              <w10:wrap anchorx="page" anchory="margin"/>
             </v:shape>
           </w:pict>
         </mc:Fallback>
@@ -12432,7 +12683,7 @@
       <mc:AlternateContent>
         <mc:Choice Requires="wps">
           <w:drawing>
-            <wp:anchor distT="0" distB="0" distL="114300" distR="114300" simplePos="0" relativeHeight="487422464" behindDoc="1" locked="0" layoutInCell="1" allowOverlap="1" wp14:anchorId="3361427D" wp14:editId="7A1DE9D2">
+            <wp:anchor distT="0" distB="0" distL="114300" distR="114300" simplePos="0" relativeHeight="251661312" behindDoc="1" locked="0" layoutInCell="1" allowOverlap="1" wp14:anchorId="6A4AB256" wp14:editId="4EA889B3">
               <wp:simplePos x="0" y="0"/>
               <wp:positionH relativeFrom="page">
                 <wp:posOffset>528320</wp:posOffset>
@@ -12524,7 +12775,7 @@
         </mc:Choice>
         <mc:Fallback>
           <w:pict>
-            <v:shape w14:anchorId="3361427D" id="docshape8" o:spid="_x0000_s1031" type="#_x0000_t202" style="position:absolute;margin-left:41.6pt;margin-top:813pt;width:34.2pt;height:11.45pt;z-index:-15894016;visibility:visible;mso-wrap-style:square;mso-width-percent:0;mso-height-percent:0;mso-wrap-distance-left:9pt;mso-wrap-distance-top:0;mso-wrap-distance-right:9pt;mso-wrap-distance-bottom:0;mso-position-horizontal:absolute;mso-position-horizontal-relative:page;mso-position-vertical:absolute;mso-position-vertical-relative:page;mso-width-percent:0;mso-height-percent:0;mso-width-relative:page;mso-height-relative:page;v-text-anchor:top" o:gfxdata="UEsDBBQABgAIAAAAIQC2gziS/gAAAOEBAAATAAAAW0NvbnRlbnRfVHlwZXNdLnhtbJSRQU7DMBBF 90jcwfIWJU67QAgl6YK0S0CoHGBkTxKLZGx5TGhvj5O2G0SRWNoz/78nu9wcxkFMGNg6quQqL6RA 0s5Y6ir5vt9lD1JwBDIwOMJKHpHlpr69KfdHjyxSmriSfYz+USnWPY7AufNIadK6MEJMx9ApD/oD OlTrorhX2lFEilmcO2RdNtjC5xDF9pCuTyYBB5bi6bQ4syoJ3g9WQ0ymaiLzg5KdCXlKLjvcW893 SUOqXwnz5DrgnHtJTxOsQfEKIT7DmDSUCaxw7Rqn8787ZsmRM9e2VmPeBN4uqYvTtW7jvijg9N/y JsXecLq0q+WD6m8AAAD//wMAUEsDBBQABgAIAAAAIQA4/SH/1gAAAJQBAAALAAAAX3JlbHMvLnJl bHOkkMFqwzAMhu+DvYPRfXGawxijTi+j0GvpHsDYimMaW0Yy2fr2M4PBMnrbUb/Q94l/f/hMi1qR JVI2sOt6UJgd+ZiDgffL8ekFlFSbvV0oo4EbChzGx4f9GRdb25HMsYhqlCwG5lrLq9biZkxWOiqY 22YiTra2kYMu1l1tQD30/bPm3wwYN0x18gb45AdQl1tp5j/sFB2T0FQ7R0nTNEV3j6o9feQzro1i OWA14Fm+Q8a1a8+Bvu/d/dMb2JY5uiPbhG/ktn4cqGU/er3pcvwCAAD//wMAUEsDBBQABgAIAAAA IQCG48nA1wEAAJcDAAAOAAAAZHJzL2Uyb0RvYy54bWysU9Fu1DAQfEfiHyy/c7mUK0LR5arSqgip QKXSD3AcJ7FIvGbXd8nx9aydy5XCG0KRrPXanp2Z3WyvpqEXB4NkwZUyX62lME5DbV1byqdvd2/e S0FBuVr14Ewpj4bk1e71q+3oC3MBHfS1QcEgjorRl7ILwRdZRrozg6IVeOP4sAEcVOAttlmNamT0 oc8u1ut32QhYewRtiDh7Ox/KXcJvGqPD16YhE0RfSuYW0oppreKa7baqaFH5zuoTDfUPLAZlHRc9 Q92qoMQe7V9Qg9UIBE1YaRgyaBqrTdLAavL1H2oeO+VN0sLmkD/bRP8PVn85PPoHFGH6ABM3MIkg fw/6OwkHN51yrblGhLEzqubCebQsGz0Vp6fRaiooglTjZ6i5yWofIAFNDQ7RFdYpGJ0bcDybbqYg NCc3b/njE81H+eZyk1+mCqpYHnuk8NHAIGJQSuSeJnB1uKcQyahiuRJrObizfZ/62rsXCb4YM4l8 5DszD1M1CVuXMtWNWiqoj6wGYZ4Wnm4OOsCfUow8KaWkH3uFRor+k2NH4lgtAS5BtQTKaX5ayiDF HN6Eefz2Hm3bMfLsuYNrdq2xSdEzixNd7n4SeprUOF6/79Ot5/9p9wsAAP//AwBQSwMEFAAGAAgA AAAhAEGxFmPfAAAADAEAAA8AAABkcnMvZG93bnJldi54bWxMjz1PwzAQhnck/oN1SGzUaQArDXGq CsGEhEjDwOjE18RqfA6x24Z/jzPBeO89ej+K7WwHdsbJG0cS1qsEGFLrtKFOwmf9epcB80GRVoMj lPCDHrbl9VWhcu0uVOF5HzoWTcjnSkIfwphz7tserfIrNyLF38FNVoV4Th3Xk7pEczvwNEkEt8pQ TOjViM89tsf9yUrYfVH1Yr7fm4/qUJm63iT0Jo5S3t7MuydgAefwB8NSP1aHMnZq3Im0Z4OE7D6N ZNRFKuKohXhcC2DNIj1kG+Blwf+PKH8BAAD//wMAUEsBAi0AFAAGAAgAAAAhALaDOJL+AAAA4QEA ABMAAAAAAAAAAAAAAAAAAAAAAFtDb250ZW50X1R5cGVzXS54bWxQSwECLQAUAAYACAAAACEAOP0h /9YAAACUAQAACwAAAAAAAAAAAAAAAAAvAQAAX3JlbHMvLnJlbHNQSwECLQAUAAYACAAAACEAhuPJ wNcBAACXAwAADgAAAAAAAAAAAAAAAAAuAgAAZHJzL2Uyb0RvYy54bWxQSwECLQAUAAYACAAAACEA QbEWY98AAAAMAQAADwAAAAAAAAAAAAAAAAAxBAAAZHJzL2Rvd25yZXYueG1sUEsFBgAAAAAEAAQA 8wAAAD0FAAAAAA== " filled="f" stroked="f">
+            <v:shape w14:anchorId="6A4AB256" id="_x0000_s1034" type="#_x0000_t202" style="position:absolute;margin-left:41.6pt;margin-top:19pt;width:34.2pt;height:11.45pt;z-index:-251655168;visibility:visible;mso-wrap-style:square;mso-width-percent:0;mso-height-percent:0;mso-wrap-distance-left:9pt;mso-wrap-distance-top:0;mso-wrap-distance-right:9pt;mso-wrap-distance-bottom:0;mso-position-horizontal:absolute;mso-position-horizontal-relative:page;mso-position-vertical:absolute;mso-position-vertical-relative:bottom-margin-area;mso-width-percent:0;mso-height-percent:0;mso-width-relative:page;mso-height-relative:page;v-text-anchor:top" o:gfxdata="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" filled="f" stroked="f">
               <v:textbox inset="0,0,0,0">
                 <w:txbxContent>
                   <w:p>
@@ -12547,7 +12798,7 @@
                   </w:p>
                 </w:txbxContent>
               </v:textbox>
-              <w10:wrap anchorx="page" anchory="page"/>
+              <w10:wrap anchorx="page" anchory="margin"/>
             </v:shape>
           </w:pict>
         </mc:Fallback>
@@ -12560,7 +12811,7 @@
       <mc:AlternateContent>
         <mc:Choice Requires="wps">
           <w:drawing>
-            <wp:anchor distT="0" distB="0" distL="114300" distR="114300" simplePos="0" relativeHeight="487422976" behindDoc="1" locked="0" layoutInCell="1" allowOverlap="1" wp14:anchorId="35408728" wp14:editId="70543FA7">
+            <wp:anchor distT="0" distB="0" distL="114300" distR="114300" simplePos="0" relativeHeight="251665408" behindDoc="1" locked="0" layoutInCell="1" allowOverlap="1" wp14:anchorId="32B7668E" wp14:editId="40E616D9">
               <wp:simplePos x="0" y="0"/>
               <wp:positionH relativeFrom="page">
                 <wp:posOffset>5603240</wp:posOffset>
@@ -12670,7 +12921,7 @@
         </mc:Choice>
         <mc:Fallback>
           <w:pict>
-            <v:shape w14:anchorId="35408728" id="docshape9" o:spid="_x0000_s1032" type="#_x0000_t202" style="position:absolute;margin-left:441.2pt;margin-top:813pt;width:125.9pt;height:11.45pt;z-index:-15893504;visibility:visible;mso-wrap-style:square;mso-width-percent:0;mso-height-percent:0;mso-wrap-distance-left:9pt;mso-wrap-distance-top:0;mso-wrap-distance-right:9pt;mso-wrap-distance-bottom:0;mso-position-horizontal:absolute;mso-position-horizontal-relative:page;mso-position-vertical:absolute;mso-position-vertical-relative:page;mso-width-percent:0;mso-height-percent:0;mso-width-relative:page;mso-height-relative:page;v-text-anchor:top" o:gfxdata="UEsDBBQABgAIAAAAIQC2gziS/gAAAOEBAAATAAAAW0NvbnRlbnRfVHlwZXNdLnhtbJSRQU7DMBBF 90jcwfIWJU67QAgl6YK0S0CoHGBkTxKLZGx5TGhvj5O2G0SRWNoz/78nu9wcxkFMGNg6quQqL6RA 0s5Y6ir5vt9lD1JwBDIwOMJKHpHlpr69KfdHjyxSmriSfYz+USnWPY7AufNIadK6MEJMx9ApD/oD OlTrorhX2lFEilmcO2RdNtjC5xDF9pCuTyYBB5bi6bQ4syoJ3g9WQ0ymaiLzg5KdCXlKLjvcW893 SUOqXwnz5DrgnHtJTxOsQfEKIT7DmDSUCaxw7Rqn8787ZsmRM9e2VmPeBN4uqYvTtW7jvijg9N/y JsXecLq0q+WD6m8AAAD//wMAUEsDBBQABgAIAAAAIQA4/SH/1gAAAJQBAAALAAAAX3JlbHMvLnJl bHOkkMFqwzAMhu+DvYPRfXGawxijTi+j0GvpHsDYimMaW0Yy2fr2M4PBMnrbUb/Q94l/f/hMi1qR JVI2sOt6UJgd+ZiDgffL8ekFlFSbvV0oo4EbChzGx4f9GRdb25HMsYhqlCwG5lrLq9biZkxWOiqY 22YiTra2kYMu1l1tQD30/bPm3wwYN0x18gb45AdQl1tp5j/sFB2T0FQ7R0nTNEV3j6o9feQzro1i OWA14Fm+Q8a1a8+Bvu/d/dMb2JY5uiPbhG/ktn4cqGU/er3pcvwCAAD//wMAUEsDBBQABgAIAAAA IQBm//Tf2wEAAJgDAAAOAAAAZHJzL2Uyb0RvYy54bWysU8Fu2zAMvQ/YPwi6L467pmiNOEXXosOA bh3Q7QNkWY6F2aJGKrGzrx8lx+m23opdBEqUHt97pNbXY9+JvUGy4EqZL5ZSGKehtm5byu/f7t9d SkFBuVp14EwpD4bk9ebtm/XgC3MGLXS1QcEgjorBl7INwRdZRro1vaIFeOM42QD2KvAWt1mNamD0 vsvOlsuLbACsPYI2RHx6NyXlJuE3jdHhsWnIBNGVkrmFtGJaq7hmm7Uqtqh8a/WRhnoFi15Zx0VP UHcqKLFD+wKqtxqBoAkLDX0GTWO1SRpYTb78R81Tq7xJWtgc8ieb6P/B6i/7J/8VRRg/wMgNTCLI P4D+QcLBbavc1twgwtAaVXPhPFqWDZ6K49NoNRUUQarhM9TcZLULkIDGBvvoCusUjM4NOJxMN2MQ OpZcXV1eveeU5lx+vjrPV6mEKubXHil8NNCLGJQSuakJXe0fKEQ2qpivxGIO7m3XpcZ27q8DvhhP EvtIeKIexmoUti7lRawbxVRQH1gOwjQuPN4ctIC/pBh4VEpJP3cKjRTdJ8eWxLmaA5yDag6U0/y0 lEGKKbwN0/ztPNpty8iT6Q5u2LbGJkXPLI50uf1J6HFU43z9uU+3nj/U5jcAAAD//wMAUEsDBBQA BgAIAAAAIQB9yaUx4QAAAA4BAAAPAAAAZHJzL2Rvd25yZXYueG1sTI/BboMwEETvlfIP1kbqrTGh CBGKiaKqPVWqSuihR4MdsILXFDsJ/fsup/a4M0+zM8V+tgO76skbhwK2mwiYxtYpg52Az/r1IQPm g0QlB4dawI/2sC9Xd4XMlbthpa/H0DEKQZ9LAX0IY865b3ttpd+4USN5JzdZGeicOq4meaNwO/A4 ilJupUH60MtRP/e6PR8vVsDhC6sX8/3efFSnytT1LsK39CzE/Xo+PAELeg5/MCz1qTqU1KlxF1Se DQKyLE4IJSONU1q1INvHJAbWLFqS7YCXBf8/o/wFAAD//wMAUEsBAi0AFAAGAAgAAAAhALaDOJL+ AAAA4QEAABMAAAAAAAAAAAAAAAAAAAAAAFtDb250ZW50X1R5cGVzXS54bWxQSwECLQAUAAYACAAA ACEAOP0h/9YAAACUAQAACwAAAAAAAAAAAAAAAAAvAQAAX3JlbHMvLnJlbHNQSwECLQAUAAYACAAA ACEAZv/039sBAACYAwAADgAAAAAAAAAAAAAAAAAuAgAAZHJzL2Uyb0RvYy54bWxQSwECLQAUAAYA CAAAACEAfcmlMeEAAAAOAQAADwAAAAAAAAAAAAAAAAA1BAAAZHJzL2Rvd25yZXYueG1sUEsFBgAA AAAEAAQA8wAAAEMFAAAAAA== " filled="f" stroked="f">
+            <v:shape w14:anchorId="32B7668E" id="_x0000_s1035" type="#_x0000_t202" style="position:absolute;margin-left:441.2pt;margin-top:19pt;width:125.9pt;height:11.45pt;z-index:-251651072;visibility:visible;mso-wrap-style:square;mso-width-percent:0;mso-height-percent:0;mso-wrap-distance-left:9pt;mso-wrap-distance-top:0;mso-wrap-distance-right:9pt;mso-wrap-distance-bottom:0;mso-position-horizontal:absolute;mso-position-horizontal-relative:page;mso-position-vertical:absolute;mso-position-vertical-relative:bottom-margin-area;mso-width-percent:0;mso-height-percent:0;mso-width-relative:page;mso-height-relative:page;v-text-anchor:top" o:gfxdata="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" filled="f" stroked="f">
               <v:textbox inset="0,0,0,0">
                 <w:txbxContent>
                   <w:p>
@@ -12711,7 +12962,7 @@
                   </w:p>
                 </w:txbxContent>
               </v:textbox>
-              <w10:wrap anchorx="page" anchory="page"/>
+              <w10:wrap anchorx="page" anchory="margin"/>
             </v:shape>
           </w:pict>
         </mc:Fallback>
@@ -12724,7 +12975,7 @@
       <mc:AlternateContent>
         <mc:Choice Requires="wps">
           <w:drawing>
-            <wp:anchor distT="0" distB="0" distL="114300" distR="114300" simplePos="0" relativeHeight="487423488" behindDoc="1" locked="0" layoutInCell="1" allowOverlap="1" wp14:anchorId="078DE9E5" wp14:editId="405049BC">
+            <wp:anchor distT="0" distB="0" distL="114300" distR="114300" simplePos="0" relativeHeight="251669504" behindDoc="1" locked="0" layoutInCell="1" allowOverlap="1" wp14:anchorId="560764B0" wp14:editId="74AE9651">
               <wp:simplePos x="0" y="0"/>
               <wp:positionH relativeFrom="page">
                 <wp:posOffset>1005205</wp:posOffset>
@@ -12827,7 +13078,7 @@
         </mc:Choice>
         <mc:Fallback>
           <w:pict>
-            <v:shape w14:anchorId="078DE9E5" id="docshape10" o:spid="_x0000_s1033" type="#_x0000_t202" style="position:absolute;margin-left:79.15pt;margin-top:813.45pt;width:82.05pt;height:10.95pt;z-index:-15892992;visibility:visible;mso-wrap-style:square;mso-width-percent:0;mso-height-percent:0;mso-wrap-distance-left:9pt;mso-wrap-distance-top:0;mso-wrap-distance-right:9pt;mso-wrap-distance-bottom:0;mso-position-horizontal:absolute;mso-position-horizontal-relative:page;mso-position-vertical:absolute;mso-position-vertical-relative:page;mso-width-percent:0;mso-height-percent:0;mso-width-relative:page;mso-height-relative:page;v-text-anchor:top" o:gfxdata="UEsDBBQABgAIAAAAIQC2gziS/gAAAOEBAAATAAAAW0NvbnRlbnRfVHlwZXNdLnhtbJSRQU7DMBBF 90jcwfIWJU67QAgl6YK0S0CoHGBkTxKLZGx5TGhvj5O2G0SRWNoz/78nu9wcxkFMGNg6quQqL6RA 0s5Y6ir5vt9lD1JwBDIwOMJKHpHlpr69KfdHjyxSmriSfYz+USnWPY7AufNIadK6MEJMx9ApD/oD OlTrorhX2lFEilmcO2RdNtjC5xDF9pCuTyYBB5bi6bQ4syoJ3g9WQ0ymaiLzg5KdCXlKLjvcW893 SUOqXwnz5DrgnHtJTxOsQfEKIT7DmDSUCaxw7Rqn8787ZsmRM9e2VmPeBN4uqYvTtW7jvijg9N/y JsXecLq0q+WD6m8AAAD//wMAUEsDBBQABgAIAAAAIQA4/SH/1gAAAJQBAAALAAAAX3JlbHMvLnJl bHOkkMFqwzAMhu+DvYPRfXGawxijTi+j0GvpHsDYimMaW0Yy2fr2M4PBMnrbUb/Q94l/f/hMi1qR JVI2sOt6UJgd+ZiDgffL8ekFlFSbvV0oo4EbChzGx4f9GRdb25HMsYhqlCwG5lrLq9biZkxWOiqY 22YiTra2kYMu1l1tQD30/bPm3wwYN0x18gb45AdQl1tp5j/sFB2T0FQ7R0nTNEV3j6o9feQzro1i OWA14Fm+Q8a1a8+Bvu/d/dMb2JY5uiPbhG/ktn4cqGU/er3pcvwCAAD//wMAUEsDBBQABgAIAAAA IQBN60jK2wEAAJgDAAAOAAAAZHJzL2Uyb0RvYy54bWysU9tu1DAQfUfiHyy/s8luaYFos1VpVYRU LlLhAyaOk1gkHjP2brJ8PWNns+XyhnixJr6cOefMyfZ6Gnpx0OQN2lKuV7kU2iqsjW1L+fXL/YvX UvgAtoYerS7lUXt5vXv+bDu6Qm+ww77WJBjE+mJ0pexCcEWWedXpAfwKnbZ82CANEPiT2qwmGBl9 6LNNnl9lI1LtCJX2nnfv5kO5S/hNo1X41DReB9GXkrmFtFJaq7hmuy0ULYHrjDrRgH9gMYCx3PQM dQcBxJ7MX1CDUYQem7BSOGTYNEbppIHVrPM/1Dx24HTSwuZ4d7bJ/z9Y9fHw6D6TCNNbnHiASYR3 D6i+eWHxtgPb6hsiHDsNNTdeR8uy0fni9DRa7QsfQarxA9Y8ZNgHTEBTQ0N0hXUKRucBHM+m6ykI FVvmLzf5xaUUis/WF2/yq8vUAorltSMf3mkcRCxKSTzUhA6HBx8iGyiWK7GZxXvT92mwvf1tgy/G ncQ+Ep6ph6mahKlL+Sr2jWIqrI8sh3COC8ebiw7phxQjR6WU/vseSEvRv7dsSczVUtBSVEsBVvHT UgYp5vI2zPnbOzJtx8iz6RZv2LbGJEVPLE50efxJ6CmqMV+/fqdbTz/U7icAAAD//wMAUEsDBBQA BgAIAAAAIQCQE2aj4QAAAA0BAAAPAAAAZHJzL2Rvd25yZXYueG1sTI9BT4NAEIXvJv6HzZh4s4u0 EoosTWP0ZGKkePC4wBQ2ZWeR3bb4752e6m3ezMub7+Wb2Q7ihJM3jhQ8LiIQSI1rDXUKvqq3hxSE D5paPThCBb/oYVPc3uQ6a92ZSjztQic4hHymFfQhjJmUvunRar9wIxLf9m6yOrCcOtlO+szhdpBx FCXSakP8odcjvvTYHHZHq2D7TeWr+fmoP8t9aapqHdF7clDq/m7ePoMIOIerGS74jA4FM9XuSK0X A+undMlWHpI4WYNgyzKOVyDqy2qVpiCLXP5vUfwBAAD//wMAUEsBAi0AFAAGAAgAAAAhALaDOJL+ AAAA4QEAABMAAAAAAAAAAAAAAAAAAAAAAFtDb250ZW50X1R5cGVzXS54bWxQSwECLQAUAAYACAAA ACEAOP0h/9YAAACUAQAACwAAAAAAAAAAAAAAAAAvAQAAX3JlbHMvLnJlbHNQSwECLQAUAAYACAAA ACEATetIytsBAACYAwAADgAAAAAAAAAAAAAAAAAuAgAAZHJzL2Uyb0RvYy54bWxQSwECLQAUAAYA CAAAACEAkBNmo+EAAAANAQAADwAAAAAAAAAAAAAAAAA1BAAAZHJzL2Rvd25yZXYueG1sUEsFBgAA AAAEAAQA8wAAAEMFAAAAAA== " filled="f" stroked="f">
+            <v:shape w14:anchorId="560764B0" id="_x0000_s1036" type="#_x0000_t202" style="position:absolute;margin-left:79.15pt;margin-top:19.45pt;width:82.05pt;height:10.95pt;z-index:-251646976;visibility:visible;mso-wrap-style:square;mso-width-percent:0;mso-height-percent:0;mso-wrap-distance-left:9pt;mso-wrap-distance-top:0;mso-wrap-distance-right:9pt;mso-wrap-distance-bottom:0;mso-position-horizontal:absolute;mso-position-horizontal-relative:page;mso-position-vertical:absolute;mso-position-vertical-relative:bottom-margin-area;mso-width-percent:0;mso-height-percent:0;mso-width-relative:page;mso-height-relative:page;v-text-anchor:top" o:gfxdata="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" filled="f" stroked="f">
               <v:textbox inset="0,0,0,0">
                 <w:txbxContent>
                   <w:p>
@@ -12861,7 +13112,7 @@
                   </w:p>
                 </w:txbxContent>
               </v:textbox>
-              <w10:wrap anchorx="page" anchory="page"/>
+              <w10:wrap anchorx="page" anchory="margin"/>
             </v:shape>
           </w:pict>
         </mc:Fallback>
@@ -12878,10 +13129,4516 @@
       <w:pStyle w:val="BodyText"/>
       <w:spacing w:line="14" w:lineRule="auto"/>
       <w:jc w:val="left"/>
+    </w:pPr>
+    <w:r>
+      <w:rPr>
+        <w:noProof/>
+      </w:rPr>
+      <mc:AlternateContent>
+        <mc:Choice Requires="wps">
+          <w:drawing>
+            <wp:anchor distT="0" distB="0" distL="114300" distR="114300" simplePos="0" relativeHeight="251683840" behindDoc="1" locked="0" layoutInCell="1" allowOverlap="1" wp14:anchorId="07BC38DF" wp14:editId="3FD05A86">
+              <wp:simplePos x="0" y="0"/>
+              <wp:positionH relativeFrom="page">
+                <wp:posOffset>457200</wp:posOffset>
+              </wp:positionH>
+              <wp:positionV relativeFrom="bottomMargin">
+                <wp:posOffset>2540</wp:posOffset>
+              </wp:positionV>
+              <wp:extent cx="6696710" cy="6350"/>
+              <wp:effectExtent l="0" t="0" r="0" b="0"/>
+              <wp:wrapNone/>
+              <wp:docPr id="1448865038" name="docshape4"/>
+              <wp:cNvGraphicFramePr>
+                <a:graphicFrameLocks xmlns:a="http://schemas.openxmlformats.org/drawingml/2006/main"/>
+              </wp:cNvGraphicFramePr>
+              <a:graphic xmlns:a="http://schemas.openxmlformats.org/drawingml/2006/main">
+                <a:graphicData uri="http://schemas.microsoft.com/office/word/2010/wordprocessingShape">
+                  <wps:wsp>
+                    <wps:cNvSpPr>
+                      <a:spLocks noChangeArrowheads="1"/>
+                    </wps:cNvSpPr>
+                    <wps:spPr bwMode="auto">
+                      <a:xfrm>
+                        <a:off x="0" y="0"/>
+                        <a:ext cx="6696710" cy="6350"/>
+                      </a:xfrm>
+                      <a:prstGeom prst="rect">
+                        <a:avLst/>
+                      </a:prstGeom>
+                      <a:solidFill>
+                        <a:srgbClr val="000000"/>
+                      </a:solidFill>
+                      <a:ln>
+                        <a:noFill/>
+                      </a:ln>
+                      <a:extLst>
+                        <a:ext uri="{91240B29-F687-4F45-9708-019B960494DF}">
+                          <a14:hiddenLine xmlns:a14="http://schemas.microsoft.com/office/drawing/2010/main" w="9525">
+                            <a:solidFill>
+                              <a:srgbClr val="000000"/>
+                            </a:solidFill>
+                            <a:miter lim="800000"/>
+                            <a:headEnd/>
+                            <a:tailEnd/>
+                          </a14:hiddenLine>
+                        </a:ext>
+                      </a:extLst>
+                    </wps:spPr>
+                    <wps:bodyPr rot="0" vert="horz" wrap="square" lIns="91440" tIns="45720" rIns="91440" bIns="45720" anchor="t" anchorCtr="0" upright="1">
+                      <a:noAutofit/>
+                    </wps:bodyPr>
+                  </wps:wsp>
+                </a:graphicData>
+              </a:graphic>
+              <wp14:sizeRelH relativeFrom="page">
+                <wp14:pctWidth>0</wp14:pctWidth>
+              </wp14:sizeRelH>
+              <wp14:sizeRelV relativeFrom="page">
+                <wp14:pctHeight>0</wp14:pctHeight>
+              </wp14:sizeRelV>
+            </wp:anchor>
+          </w:drawing>
+        </mc:Choice>
+        <mc:Fallback>
+          <w:pict>
+            <v:rect w14:anchorId="14466452" id="docshape4" o:spid="_x0000_s1026" style="position:absolute;margin-left:36pt;margin-top:.2pt;width:527.3pt;height:.5pt;z-index:-251632640;visibility:visible;mso-wrap-style:square;mso-width-percent:0;mso-height-percent:0;mso-wrap-distance-left:9pt;mso-wrap-distance-top:0;mso-wrap-distance-right:9pt;mso-wrap-distance-bottom:0;mso-position-horizontal:absolute;mso-position-horizontal-relative:page;mso-position-vertical:absolute;mso-position-vertical-relative:bottom-margin-area;mso-width-percent:0;mso-height-percent:0;mso-width-relative:page;mso-height-relative:page;v-text-anchor:top" o:gfxdata="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" fillcolor="black" stroked="f">
+              <w10:wrap anchorx="page" anchory="margin"/>
+            </v:rect>
+          </w:pict>
+        </mc:Fallback>
+      </mc:AlternateContent>
+    </w:r>
+    <w:r>
+      <w:rPr>
+        <w:noProof/>
+      </w:rPr>
+      <mc:AlternateContent>
+        <mc:Choice Requires="wps">
+          <w:drawing>
+            <wp:anchor distT="0" distB="0" distL="114300" distR="114300" simplePos="0" relativeHeight="251684864" behindDoc="1" locked="0" layoutInCell="1" allowOverlap="1" wp14:anchorId="22AE1402" wp14:editId="1D5ACF53">
+              <wp:simplePos x="0" y="0"/>
+              <wp:positionH relativeFrom="page">
+                <wp:posOffset>3394710</wp:posOffset>
+              </wp:positionH>
+              <wp:positionV relativeFrom="bottomMargin">
+                <wp:posOffset>6985</wp:posOffset>
+              </wp:positionV>
+              <wp:extent cx="544830" cy="145415"/>
+              <wp:effectExtent l="0" t="0" r="7620" b="6985"/>
+              <wp:wrapNone/>
+              <wp:docPr id="1013772058" name="docshape6"/>
+              <wp:cNvGraphicFramePr>
+                <a:graphicFrameLocks xmlns:a="http://schemas.openxmlformats.org/drawingml/2006/main"/>
+              </wp:cNvGraphicFramePr>
+              <a:graphic xmlns:a="http://schemas.openxmlformats.org/drawingml/2006/main">
+                <a:graphicData uri="http://schemas.microsoft.com/office/word/2010/wordprocessingShape">
+                  <wps:wsp>
+                    <wps:cNvSpPr txBox="1">
+                      <a:spLocks noChangeArrowheads="1"/>
+                    </wps:cNvSpPr>
+                    <wps:spPr bwMode="auto">
+                      <a:xfrm>
+                        <a:off x="0" y="0"/>
+                        <a:ext cx="544830" cy="145415"/>
+                      </a:xfrm>
+                      <a:prstGeom prst="rect">
+                        <a:avLst/>
+                      </a:prstGeom>
+                      <a:noFill/>
+                      <a:ln>
+                        <a:noFill/>
+                      </a:ln>
+                      <a:extLst>
+                        <a:ext uri="{909E8E84-426E-40DD-AFC4-6F175D3DCCD1}">
+                          <a14:hiddenFill xmlns:a14="http://schemas.microsoft.com/office/drawing/2010/main">
+                            <a:solidFill>
+                              <a:srgbClr val="FFFFFF"/>
+                            </a:solidFill>
+                          </a14:hiddenFill>
+                        </a:ext>
+                        <a:ext uri="{91240B29-F687-4F45-9708-019B960494DF}">
+                          <a14:hiddenLine xmlns:a14="http://schemas.microsoft.com/office/drawing/2010/main" w="9525">
+                            <a:solidFill>
+                              <a:srgbClr val="000000"/>
+                            </a:solidFill>
+                            <a:miter lim="800000"/>
+                            <a:headEnd/>
+                            <a:tailEnd/>
+                          </a14:hiddenLine>
+                        </a:ext>
+                      </a:extLst>
+                    </wps:spPr>
+                    <wps:txbx>
+                      <w:txbxContent>
+                        <w:p>
+                          <w:pPr>
+                            <w:spacing w:before="20"/>
+                            <w:ind w:left="20"/>
+                            <w:rPr>
+                              <w:sz w:val="16"/>
+                            </w:rPr>
+                          </w:pPr>
+                          <w:r>
+                            <w:rPr>
+                              <w:color w:val="A6A6A6"/>
+                              <w:spacing w:val="-2"/>
+                              <w:sz w:val="16"/>
+                            </w:rPr>
+                            <w:t>Редакция</w:t>
+                          </w:r>
+                          <w:r>
+                            <w:rPr>
+                              <w:color w:val="A6A6A6"/>
+                              <w:spacing w:val="5"/>
+                              <w:sz w:val="16"/>
+                            </w:rPr>
+                            <w:t xml:space="preserve"> </w:t>
+                          </w:r>
+                          <w:r>
+                            <w:rPr>
+                              <w:color w:val="A6A6A6"/>
+                              <w:spacing w:val="-10"/>
+                              <w:sz w:val="16"/>
+                            </w:rPr>
+                            <w:t>1</w:t>
+                          </w:r>
+                        </w:p>
+                      </w:txbxContent>
+                    </wps:txbx>
+                    <wps:bodyPr rot="0" vert="horz" wrap="square" lIns="0" tIns="0" rIns="0" bIns="0" anchor="t" anchorCtr="0" upright="1">
+                      <a:noAutofit/>
+                    </wps:bodyPr>
+                  </wps:wsp>
+                </a:graphicData>
+              </a:graphic>
+              <wp14:sizeRelH relativeFrom="page">
+                <wp14:pctWidth>0</wp14:pctWidth>
+              </wp14:sizeRelH>
+              <wp14:sizeRelV relativeFrom="page">
+                <wp14:pctHeight>0</wp14:pctHeight>
+              </wp14:sizeRelV>
+            </wp:anchor>
+          </w:drawing>
+        </mc:Choice>
+        <mc:Fallback>
+          <w:pict>
+            <v:shapetype w14:anchorId="22AE1402" id="_x0000_t202" coordsize="21600,21600" o:spt="202" path="m,l,21600r21600,l21600,xe">
+              <v:stroke joinstyle="miter"/>
+              <v:path gradientshapeok="t" o:connecttype="rect"/>
+            </v:shapetype>
+            <v:shape id="_x0000_s1037" type="#_x0000_t202" style="position:absolute;margin-left:267.3pt;margin-top:.55pt;width:42.9pt;height:11.45pt;z-index:-251631616;visibility:visible;mso-wrap-style:square;mso-width-percent:0;mso-height-percent:0;mso-wrap-distance-left:9pt;mso-wrap-distance-top:0;mso-wrap-distance-right:9pt;mso-wrap-distance-bottom:0;mso-position-horizontal:absolute;mso-position-horizontal-relative:page;mso-position-vertical:absolute;mso-position-vertical-relative:bottom-margin-area;mso-width-percent:0;mso-height-percent:0;mso-width-relative:page;mso-height-relative:page;v-text-anchor:top" o:gfxdata="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" filled="f" stroked="f">
+              <v:textbox inset="0,0,0,0">
+                <w:txbxContent>
+                  <w:p>
+                    <w:pPr>
+                      <w:spacing w:before="20"/>
+                      <w:ind w:left="20"/>
+                      <w:rPr>
+                        <w:sz w:val="16"/>
+                      </w:rPr>
+                    </w:pPr>
+                    <w:r>
+                      <w:rPr>
+                        <w:color w:val="A6A6A6"/>
+                        <w:spacing w:val="-2"/>
+                        <w:sz w:val="16"/>
+                      </w:rPr>
+                      <w:t>Редакция</w:t>
+                    </w:r>
+                    <w:r>
+                      <w:rPr>
+                        <w:color w:val="A6A6A6"/>
+                        <w:spacing w:val="5"/>
+                        <w:sz w:val="16"/>
+                      </w:rPr>
+                      <w:t xml:space="preserve"> </w:t>
+                    </w:r>
+                    <w:r>
+                      <w:rPr>
+                        <w:color w:val="A6A6A6"/>
+                        <w:spacing w:val="-10"/>
+                        <w:sz w:val="16"/>
+                      </w:rPr>
+                      <w:t>1</w:t>
+                    </w:r>
+                  </w:p>
+                </w:txbxContent>
+              </v:textbox>
+              <w10:wrap anchorx="page" anchory="margin"/>
+            </v:shape>
+          </w:pict>
+        </mc:Fallback>
+      </mc:AlternateContent>
+    </w:r>
+    <w:r>
+      <w:rPr>
+        <w:noProof/>
+      </w:rPr>
+      <mc:AlternateContent>
+        <mc:Choice Requires="wps">
+          <w:drawing>
+            <wp:anchor distT="0" distB="0" distL="114300" distR="114300" simplePos="0" relativeHeight="251685888" behindDoc="1" locked="0" layoutInCell="1" allowOverlap="1" wp14:anchorId="0A8C960E" wp14:editId="4102A403">
+              <wp:simplePos x="0" y="0"/>
+              <wp:positionH relativeFrom="page">
+                <wp:posOffset>6239510</wp:posOffset>
+              </wp:positionH>
+              <wp:positionV relativeFrom="bottomMargin">
+                <wp:posOffset>6985</wp:posOffset>
+              </wp:positionV>
+              <wp:extent cx="755015" cy="145415"/>
+              <wp:effectExtent l="0" t="0" r="6985" b="6985"/>
+              <wp:wrapNone/>
+              <wp:docPr id="2107148522" name="docshape7"/>
+              <wp:cNvGraphicFramePr>
+                <a:graphicFrameLocks xmlns:a="http://schemas.openxmlformats.org/drawingml/2006/main"/>
+              </wp:cNvGraphicFramePr>
+              <a:graphic xmlns:a="http://schemas.openxmlformats.org/drawingml/2006/main">
+                <a:graphicData uri="http://schemas.microsoft.com/office/word/2010/wordprocessingShape">
+                  <wps:wsp>
+                    <wps:cNvSpPr txBox="1">
+                      <a:spLocks noChangeArrowheads="1"/>
+                    </wps:cNvSpPr>
+                    <wps:spPr bwMode="auto">
+                      <a:xfrm>
+                        <a:off x="0" y="0"/>
+                        <a:ext cx="755015" cy="145415"/>
+                      </a:xfrm>
+                      <a:prstGeom prst="rect">
+                        <a:avLst/>
+                      </a:prstGeom>
+                      <a:noFill/>
+                      <a:ln>
+                        <a:noFill/>
+                      </a:ln>
+                      <a:extLst>
+                        <a:ext uri="{909E8E84-426E-40DD-AFC4-6F175D3DCCD1}">
+                          <a14:hiddenFill xmlns:a14="http://schemas.microsoft.com/office/drawing/2010/main">
+                            <a:solidFill>
+                              <a:srgbClr val="FFFFFF"/>
+                            </a:solidFill>
+                          </a14:hiddenFill>
+                        </a:ext>
+                        <a:ext uri="{91240B29-F687-4F45-9708-019B960494DF}">
+                          <a14:hiddenLine xmlns:a14="http://schemas.microsoft.com/office/drawing/2010/main" w="9525">
+                            <a:solidFill>
+                              <a:srgbClr val="000000"/>
+                            </a:solidFill>
+                            <a:miter lim="800000"/>
+                            <a:headEnd/>
+                            <a:tailEnd/>
+                          </a14:hiddenLine>
+                        </a:ext>
+                      </a:extLst>
+                    </wps:spPr>
+                    <wps:txbx>
+                      <w:txbxContent>
+                        <w:p>
+                          <w:pPr>
+                            <w:spacing w:before="20"/>
+                            <w:ind w:left="20"/>
+                            <w:rPr>
+                              <w:sz w:val="16"/>
+                            </w:rPr>
+                          </w:pPr>
+                          <w:r>
+                            <w:rPr>
+                              <w:color w:val="A6A6A6"/>
+                              <w:sz w:val="16"/>
+                            </w:rPr>
+                            <w:t>Страница</w:t>
+                          </w:r>
+                          <w:r>
+                            <w:rPr>
+                              <w:color w:val="A6A6A6"/>
+                              <w:spacing w:val="-3"/>
+                              <w:sz w:val="16"/>
+                            </w:rPr>
+                            <w:t xml:space="preserve"> </w:t>
+                          </w:r>
+                          <w:r>
+                            <w:rPr>
+                              <w:color w:val="A6A6A6"/>
+                              <w:sz w:val="16"/>
+                            </w:rPr>
+                            <w:fldChar w:fldCharType="begin"/>
+                          </w:r>
+                          <w:r>
+                            <w:rPr>
+                              <w:color w:val="A6A6A6"/>
+                              <w:sz w:val="16"/>
+                            </w:rPr>
+                            <w:instrText xml:space="preserve"> PAGE </w:instrText>
+                          </w:r>
+                          <w:r>
+                            <w:rPr>
+                              <w:color w:val="A6A6A6"/>
+                              <w:sz w:val="16"/>
+                            </w:rPr>
+                            <w:fldChar w:fldCharType="separate"/>
+                          </w:r>
+                          <w:r>
+                            <w:rPr>
+                              <w:color w:val="A6A6A6"/>
+                              <w:sz w:val="16"/>
+                            </w:rPr>
+                            <w:t>2</w:t>
+                          </w:r>
+                          <w:r>
+                            <w:rPr>
+                              <w:color w:val="A6A6A6"/>
+                              <w:sz w:val="16"/>
+                            </w:rPr>
+                            <w:fldChar w:fldCharType="end"/>
+                          </w:r>
+                          <w:r>
+                            <w:rPr>
+                              <w:color w:val="A6A6A6"/>
+                              <w:spacing w:val="-6"/>
+                              <w:sz w:val="16"/>
+                            </w:rPr>
+                            <w:t xml:space="preserve"> </w:t>
+                          </w:r>
+                          <w:r>
+                            <w:rPr>
+                              <w:color w:val="A6A6A6"/>
+                              <w:sz w:val="16"/>
+                            </w:rPr>
+                            <w:t>из</w:t>
+                          </w:r>
+                          <w:r>
+                            <w:rPr>
+                              <w:color w:val="A6A6A6"/>
+                              <w:spacing w:val="-2"/>
+                              <w:sz w:val="16"/>
+                            </w:rPr>
+                            <w:t xml:space="preserve"> </w:t>
+                          </w:r>
+                          <w:r>
+                            <w:rPr>
+                              <w:color w:val="A6A6A6"/>
+                              <w:spacing w:val="-10"/>
+                              <w:sz w:val="16"/>
+                            </w:rPr>
+                            <w:fldChar w:fldCharType="begin"/>
+                          </w:r>
+                          <w:r>
+                            <w:rPr>
+                              <w:color w:val="A6A6A6"/>
+                              <w:spacing w:val="-10"/>
+                              <w:sz w:val="16"/>
+                            </w:rPr>
+                            <w:instrText xml:space="preserve"> NUMPAGES </w:instrText>
+                          </w:r>
+                          <w:r>
+                            <w:rPr>
+                              <w:color w:val="A6A6A6"/>
+                              <w:spacing w:val="-10"/>
+                              <w:sz w:val="16"/>
+                            </w:rPr>
+                            <w:fldChar w:fldCharType="separate"/>
+                          </w:r>
+                          <w:r>
+                            <w:rPr>
+                              <w:color w:val="A6A6A6"/>
+                              <w:spacing w:val="-10"/>
+                              <w:sz w:val="16"/>
+                            </w:rPr>
+                            <w:t>6</w:t>
+                          </w:r>
+                          <w:r>
+                            <w:rPr>
+                              <w:color w:val="A6A6A6"/>
+                              <w:spacing w:val="-10"/>
+                              <w:sz w:val="16"/>
+                            </w:rPr>
+                            <w:fldChar w:fldCharType="end"/>
+                          </w:r>
+                        </w:p>
+                      </w:txbxContent>
+                    </wps:txbx>
+                    <wps:bodyPr rot="0" vert="horz" wrap="square" lIns="0" tIns="0" rIns="0" bIns="0" anchor="t" anchorCtr="0" upright="1">
+                      <a:noAutofit/>
+                    </wps:bodyPr>
+                  </wps:wsp>
+                </a:graphicData>
+              </a:graphic>
+              <wp14:sizeRelH relativeFrom="page">
+                <wp14:pctWidth>0</wp14:pctWidth>
+              </wp14:sizeRelH>
+              <wp14:sizeRelV relativeFrom="page">
+                <wp14:pctHeight>0</wp14:pctHeight>
+              </wp14:sizeRelV>
+            </wp:anchor>
+          </w:drawing>
+        </mc:Choice>
+        <mc:Fallback>
+          <w:pict>
+            <v:shape w14:anchorId="0A8C960E" id="_x0000_s1038" type="#_x0000_t202" style="position:absolute;margin-left:491.3pt;margin-top:.55pt;width:59.45pt;height:11.45pt;z-index:-251630592;visibility:visible;mso-wrap-style:square;mso-width-percent:0;mso-height-percent:0;mso-wrap-distance-left:9pt;mso-wrap-distance-top:0;mso-wrap-distance-right:9pt;mso-wrap-distance-bottom:0;mso-position-horizontal:absolute;mso-position-horizontal-relative:page;mso-position-vertical:absolute;mso-position-vertical-relative:bottom-margin-area;mso-width-percent:0;mso-height-percent:0;mso-width-relative:page;mso-height-relative:page;v-text-anchor:top" o:gfxdata="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" filled="f" stroked="f">
+              <v:textbox inset="0,0,0,0">
+                <w:txbxContent>
+                  <w:p>
+                    <w:pPr>
+                      <w:spacing w:before="20"/>
+                      <w:ind w:left="20"/>
+                      <w:rPr>
+                        <w:sz w:val="16"/>
+                      </w:rPr>
+                    </w:pPr>
+                    <w:r>
+                      <w:rPr>
+                        <w:color w:val="A6A6A6"/>
+                        <w:sz w:val="16"/>
+                      </w:rPr>
+                      <w:t>Страница</w:t>
+                    </w:r>
+                    <w:r>
+                      <w:rPr>
+                        <w:color w:val="A6A6A6"/>
+                        <w:spacing w:val="-3"/>
+                        <w:sz w:val="16"/>
+                      </w:rPr>
+                      <w:t xml:space="preserve"> </w:t>
+                    </w:r>
+                    <w:r>
+                      <w:rPr>
+                        <w:color w:val="A6A6A6"/>
+                        <w:sz w:val="16"/>
+                      </w:rPr>
+                      <w:fldChar w:fldCharType="begin"/>
+                    </w:r>
+                    <w:r>
+                      <w:rPr>
+                        <w:color w:val="A6A6A6"/>
+                        <w:sz w:val="16"/>
+                      </w:rPr>
+                      <w:instrText xml:space="preserve"> PAGE </w:instrText>
+                    </w:r>
+                    <w:r>
+                      <w:rPr>
+                        <w:color w:val="A6A6A6"/>
+                        <w:sz w:val="16"/>
+                      </w:rPr>
+                      <w:fldChar w:fldCharType="separate"/>
+                    </w:r>
+                    <w:r>
+                      <w:rPr>
+                        <w:color w:val="A6A6A6"/>
+                        <w:sz w:val="16"/>
+                      </w:rPr>
+                      <w:t>2</w:t>
+                    </w:r>
+                    <w:r>
+                      <w:rPr>
+                        <w:color w:val="A6A6A6"/>
+                        <w:sz w:val="16"/>
+                      </w:rPr>
+                      <w:fldChar w:fldCharType="end"/>
+                    </w:r>
+                    <w:r>
+                      <w:rPr>
+                        <w:color w:val="A6A6A6"/>
+                        <w:spacing w:val="-6"/>
+                        <w:sz w:val="16"/>
+                      </w:rPr>
+                      <w:t xml:space="preserve"> </w:t>
+                    </w:r>
+                    <w:r>
+                      <w:rPr>
+                        <w:color w:val="A6A6A6"/>
+                        <w:sz w:val="16"/>
+                      </w:rPr>
+                      <w:t>из</w:t>
+                    </w:r>
+                    <w:r>
+                      <w:rPr>
+                        <w:color w:val="A6A6A6"/>
+                        <w:spacing w:val="-2"/>
+                        <w:sz w:val="16"/>
+                      </w:rPr>
+                      <w:t xml:space="preserve"> </w:t>
+                    </w:r>
+                    <w:r>
+                      <w:rPr>
+                        <w:color w:val="A6A6A6"/>
+                        <w:spacing w:val="-10"/>
+                        <w:sz w:val="16"/>
+                      </w:rPr>
+                      <w:fldChar w:fldCharType="begin"/>
+                    </w:r>
+                    <w:r>
+                      <w:rPr>
+                        <w:color w:val="A6A6A6"/>
+                        <w:spacing w:val="-10"/>
+                        <w:sz w:val="16"/>
+                      </w:rPr>
+                      <w:instrText xml:space="preserve"> NUMPAGES </w:instrText>
+                    </w:r>
+                    <w:r>
+                      <w:rPr>
+                        <w:color w:val="A6A6A6"/>
+                        <w:spacing w:val="-10"/>
+                        <w:sz w:val="16"/>
+                      </w:rPr>
+                      <w:fldChar w:fldCharType="separate"/>
+                    </w:r>
+                    <w:r>
+                      <w:rPr>
+                        <w:color w:val="A6A6A6"/>
+                        <w:spacing w:val="-10"/>
+                        <w:sz w:val="16"/>
+                      </w:rPr>
+                      <w:t>6</w:t>
+                    </w:r>
+                    <w:r>
+                      <w:rPr>
+                        <w:color w:val="A6A6A6"/>
+                        <w:spacing w:val="-10"/>
+                        <w:sz w:val="16"/>
+                      </w:rPr>
+                      <w:fldChar w:fldCharType="end"/>
+                    </w:r>
+                  </w:p>
+                </w:txbxContent>
+              </v:textbox>
+              <w10:wrap anchorx="page" anchory="margin"/>
+            </v:shape>
+          </w:pict>
+        </mc:Fallback>
+      </mc:AlternateContent>
+    </w:r>
+    <w:r>
+      <w:rPr>
+        <w:noProof/>
+      </w:rPr>
+      <mc:AlternateContent>
+        <mc:Choice Requires="wps">
+          <w:drawing>
+            <wp:anchor distT="0" distB="0" distL="114300" distR="114300" simplePos="0" relativeHeight="251686912" behindDoc="1" locked="0" layoutInCell="1" allowOverlap="1" wp14:anchorId="1EB96A2F" wp14:editId="29C9E27D">
+              <wp:simplePos x="0" y="0"/>
+              <wp:positionH relativeFrom="page">
+                <wp:posOffset>462915</wp:posOffset>
+              </wp:positionH>
+              <wp:positionV relativeFrom="bottomMargin">
+                <wp:posOffset>244475</wp:posOffset>
+              </wp:positionV>
+              <wp:extent cx="434340" cy="145415"/>
+              <wp:effectExtent l="0" t="0" r="3810" b="6985"/>
+              <wp:wrapNone/>
+              <wp:docPr id="131268603" name="docshape8"/>
+              <wp:cNvGraphicFramePr>
+                <a:graphicFrameLocks xmlns:a="http://schemas.openxmlformats.org/drawingml/2006/main"/>
+              </wp:cNvGraphicFramePr>
+              <a:graphic xmlns:a="http://schemas.openxmlformats.org/drawingml/2006/main">
+                <a:graphicData uri="http://schemas.microsoft.com/office/word/2010/wordprocessingShape">
+                  <wps:wsp>
+                    <wps:cNvSpPr txBox="1">
+                      <a:spLocks noChangeArrowheads="1"/>
+                    </wps:cNvSpPr>
+                    <wps:spPr bwMode="auto">
+                      <a:xfrm>
+                        <a:off x="0" y="0"/>
+                        <a:ext cx="434340" cy="145415"/>
+                      </a:xfrm>
+                      <a:prstGeom prst="rect">
+                        <a:avLst/>
+                      </a:prstGeom>
+                      <a:noFill/>
+                      <a:ln>
+                        <a:noFill/>
+                      </a:ln>
+                      <a:extLst>
+                        <a:ext uri="{909E8E84-426E-40DD-AFC4-6F175D3DCCD1}">
+                          <a14:hiddenFill xmlns:a14="http://schemas.microsoft.com/office/drawing/2010/main">
+                            <a:solidFill>
+                              <a:srgbClr val="FFFFFF"/>
+                            </a:solidFill>
+                          </a14:hiddenFill>
+                        </a:ext>
+                        <a:ext uri="{91240B29-F687-4F45-9708-019B960494DF}">
+                          <a14:hiddenLine xmlns:a14="http://schemas.microsoft.com/office/drawing/2010/main" w="9525">
+                            <a:solidFill>
+                              <a:srgbClr val="000000"/>
+                            </a:solidFill>
+                            <a:miter lim="800000"/>
+                            <a:headEnd/>
+                            <a:tailEnd/>
+                          </a14:hiddenLine>
+                        </a:ext>
+                      </a:extLst>
+                    </wps:spPr>
+                    <wps:txbx>
+                      <w:txbxContent>
+                        <w:p>
+                          <w:pPr>
+                            <w:spacing w:before="20"/>
+                            <w:ind w:left="20"/>
+                            <w:rPr>
+                              <w:i/>
+                              <w:sz w:val="16"/>
+                            </w:rPr>
+                          </w:pPr>
+                          <w:r>
+                            <w:rPr>
+                              <w:i/>
+                              <w:spacing w:val="-2"/>
+                              <w:sz w:val="16"/>
+                            </w:rPr>
+                            <w:t>Заказчик</w:t>
+                          </w:r>
+                        </w:p>
+                      </w:txbxContent>
+                    </wps:txbx>
+                    <wps:bodyPr rot="0" vert="horz" wrap="square" lIns="0" tIns="0" rIns="0" bIns="0" anchor="t" anchorCtr="0" upright="1">
+                      <a:noAutofit/>
+                    </wps:bodyPr>
+                  </wps:wsp>
+                </a:graphicData>
+              </a:graphic>
+              <wp14:sizeRelH relativeFrom="page">
+                <wp14:pctWidth>0</wp14:pctWidth>
+              </wp14:sizeRelH>
+              <wp14:sizeRelV relativeFrom="page">
+                <wp14:pctHeight>0</wp14:pctHeight>
+              </wp14:sizeRelV>
+            </wp:anchor>
+          </w:drawing>
+        </mc:Choice>
+        <mc:Fallback>
+          <w:pict>
+            <v:shape w14:anchorId="1EB96A2F" id="_x0000_s1039" type="#_x0000_t202" style="position:absolute;margin-left:36.45pt;margin-top:19.25pt;width:34.2pt;height:11.45pt;z-index:-251629568;visibility:visible;mso-wrap-style:square;mso-width-percent:0;mso-height-percent:0;mso-wrap-distance-left:9pt;mso-wrap-distance-top:0;mso-wrap-distance-right:9pt;mso-wrap-distance-bottom:0;mso-position-horizontal:absolute;mso-position-horizontal-relative:page;mso-position-vertical:absolute;mso-position-vertical-relative:bottom-margin-area;mso-width-percent:0;mso-height-percent:0;mso-width-relative:page;mso-height-relative:page;v-text-anchor:top" o:gfxdata="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" filled="f" stroked="f">
+              <v:textbox inset="0,0,0,0">
+                <w:txbxContent>
+                  <w:p>
+                    <w:pPr>
+                      <w:spacing w:before="20"/>
+                      <w:ind w:left="20"/>
+                      <w:rPr>
+                        <w:i/>
+                        <w:sz w:val="16"/>
+                      </w:rPr>
+                    </w:pPr>
+                    <w:r>
+                      <w:rPr>
+                        <w:i/>
+                        <w:spacing w:val="-2"/>
+                        <w:sz w:val="16"/>
+                      </w:rPr>
+                      <w:t>Заказчик</w:t>
+                    </w:r>
+                  </w:p>
+                </w:txbxContent>
+              </v:textbox>
+              <w10:wrap anchorx="page" anchory="margin"/>
+            </v:shape>
+          </w:pict>
+        </mc:Fallback>
+      </mc:AlternateContent>
+    </w:r>
+    <w:r>
+      <w:rPr>
+        <w:noProof/>
+      </w:rPr>
+      <mc:AlternateContent>
+        <mc:Choice Requires="wps">
+          <w:drawing>
+            <wp:anchor distT="0" distB="0" distL="114300" distR="114300" simplePos="0" relativeHeight="251687936" behindDoc="1" locked="0" layoutInCell="1" allowOverlap="1" wp14:anchorId="7D06DCF6" wp14:editId="158EFE99">
+              <wp:simplePos x="0" y="0"/>
+              <wp:positionH relativeFrom="page">
+                <wp:posOffset>5537835</wp:posOffset>
+              </wp:positionH>
+              <wp:positionV relativeFrom="bottomMargin">
+                <wp:posOffset>244475</wp:posOffset>
+              </wp:positionV>
+              <wp:extent cx="1598930" cy="145415"/>
+              <wp:effectExtent l="0" t="0" r="1270" b="6985"/>
+              <wp:wrapNone/>
+              <wp:docPr id="774391383" name="docshape9"/>
+              <wp:cNvGraphicFramePr>
+                <a:graphicFrameLocks xmlns:a="http://schemas.openxmlformats.org/drawingml/2006/main"/>
+              </wp:cNvGraphicFramePr>
+              <a:graphic xmlns:a="http://schemas.openxmlformats.org/drawingml/2006/main">
+                <a:graphicData uri="http://schemas.microsoft.com/office/word/2010/wordprocessingShape">
+                  <wps:wsp>
+                    <wps:cNvSpPr txBox="1">
+                      <a:spLocks noChangeArrowheads="1"/>
+                    </wps:cNvSpPr>
+                    <wps:spPr bwMode="auto">
+                      <a:xfrm>
+                        <a:off x="0" y="0"/>
+                        <a:ext cx="1598930" cy="145415"/>
+                      </a:xfrm>
+                      <a:prstGeom prst="rect">
+                        <a:avLst/>
+                      </a:prstGeom>
+                      <a:noFill/>
+                      <a:ln>
+                        <a:noFill/>
+                      </a:ln>
+                      <a:extLst>
+                        <a:ext uri="{909E8E84-426E-40DD-AFC4-6F175D3DCCD1}">
+                          <a14:hiddenFill xmlns:a14="http://schemas.microsoft.com/office/drawing/2010/main">
+                            <a:solidFill>
+                              <a:srgbClr val="FFFFFF"/>
+                            </a:solidFill>
+                          </a14:hiddenFill>
+                        </a:ext>
+                        <a:ext uri="{91240B29-F687-4F45-9708-019B960494DF}">
+                          <a14:hiddenLine xmlns:a14="http://schemas.microsoft.com/office/drawing/2010/main" w="9525">
+                            <a:solidFill>
+                              <a:srgbClr val="000000"/>
+                            </a:solidFill>
+                            <a:miter lim="800000"/>
+                            <a:headEnd/>
+                            <a:tailEnd/>
+                          </a14:hiddenLine>
+                        </a:ext>
+                      </a:extLst>
+                    </wps:spPr>
+                    <wps:txbx>
+                      <w:txbxContent>
+                        <w:p>
+                          <w:pPr>
+                            <w:tabs>
+                              <w:tab w:val="left" w:pos="1382"/>
+                            </w:tabs>
+                            <w:spacing w:before="20"/>
+                            <w:ind w:left="20"/>
+                            <w:rPr>
+                              <w:i/>
+                              <w:sz w:val="16"/>
+                            </w:rPr>
+                          </w:pPr>
+                          <w:r>
+                            <w:rPr>
+                              <w:rFonts w:ascii="Times New Roman" w:hAnsi="Times New Roman"/>
+                              <w:sz w:val="16"/>
+                              <w:u w:val="single"/>
+                            </w:rPr>
+                            <w:tab/>
+                          </w:r>
+                          <w:r>
+                            <w:rPr>
+                              <w:rFonts w:ascii="Times New Roman" w:hAnsi="Times New Roman"/>
+                              <w:spacing w:val="80"/>
+                              <w:sz w:val="16"/>
+                            </w:rPr>
+                            <w:t xml:space="preserve"> </w:t>
+                          </w:r>
+                          <w:r>
+                            <w:rPr>
+                              <w:i/>
+                              <w:sz w:val="16"/>
+                            </w:rPr>
+                            <w:t>Исполнитель</w:t>
+                          </w:r>
+                        </w:p>
+                      </w:txbxContent>
+                    </wps:txbx>
+                    <wps:bodyPr rot="0" vert="horz" wrap="square" lIns="0" tIns="0" rIns="0" bIns="0" anchor="t" anchorCtr="0" upright="1">
+                      <a:noAutofit/>
+                    </wps:bodyPr>
+                  </wps:wsp>
+                </a:graphicData>
+              </a:graphic>
+              <wp14:sizeRelH relativeFrom="page">
+                <wp14:pctWidth>0</wp14:pctWidth>
+              </wp14:sizeRelH>
+              <wp14:sizeRelV relativeFrom="page">
+                <wp14:pctHeight>0</wp14:pctHeight>
+              </wp14:sizeRelV>
+            </wp:anchor>
+          </w:drawing>
+        </mc:Choice>
+        <mc:Fallback>
+          <w:pict>
+            <v:shape w14:anchorId="7D06DCF6" id="_x0000_s1040" type="#_x0000_t202" style="position:absolute;margin-left:436.05pt;margin-top:19.25pt;width:125.9pt;height:11.45pt;z-index:-251628544;visibility:visible;mso-wrap-style:square;mso-width-percent:0;mso-height-percent:0;mso-wrap-distance-left:9pt;mso-wrap-distance-top:0;mso-wrap-distance-right:9pt;mso-wrap-distance-bottom:0;mso-position-horizontal:absolute;mso-position-horizontal-relative:page;mso-position-vertical:absolute;mso-position-vertical-relative:bottom-margin-area;mso-width-percent:0;mso-height-percent:0;mso-width-relative:page;mso-height-relative:page;v-text-anchor:top" o:gfxdata="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" filled="f" stroked="f">
+              <v:textbox inset="0,0,0,0">
+                <w:txbxContent>
+                  <w:p>
+                    <w:pPr>
+                      <w:tabs>
+                        <w:tab w:val="left" w:pos="1382"/>
+                      </w:tabs>
+                      <w:spacing w:before="20"/>
+                      <w:ind w:left="20"/>
+                      <w:rPr>
+                        <w:i/>
+                        <w:sz w:val="16"/>
+                      </w:rPr>
+                    </w:pPr>
+                    <w:r>
+                      <w:rPr>
+                        <w:rFonts w:ascii="Times New Roman" w:hAnsi="Times New Roman"/>
+                        <w:sz w:val="16"/>
+                        <w:u w:val="single"/>
+                      </w:rPr>
+                      <w:tab/>
+                    </w:r>
+                    <w:r>
+                      <w:rPr>
+                        <w:rFonts w:ascii="Times New Roman" w:hAnsi="Times New Roman"/>
+                        <w:spacing w:val="80"/>
+                        <w:sz w:val="16"/>
+                      </w:rPr>
+                      <w:t xml:space="preserve"> </w:t>
+                    </w:r>
+                    <w:r>
+                      <w:rPr>
+                        <w:i/>
+                        <w:sz w:val="16"/>
+                      </w:rPr>
+                      <w:t>Исполнитель</w:t>
+                    </w:r>
+                  </w:p>
+                </w:txbxContent>
+              </v:textbox>
+              <w10:wrap anchorx="page" anchory="margin"/>
+            </v:shape>
+          </w:pict>
+        </mc:Fallback>
+      </mc:AlternateContent>
+    </w:r>
+    <w:r>
+      <w:rPr>
+        <w:noProof/>
+      </w:rPr>
+      <mc:AlternateContent>
+        <mc:Choice Requires="wps">
+          <w:drawing>
+            <wp:anchor distT="0" distB="0" distL="114300" distR="114300" simplePos="0" relativeHeight="251688960" behindDoc="1" locked="0" layoutInCell="1" allowOverlap="1" wp14:anchorId="42F94B0F" wp14:editId="10C5F685">
+              <wp:simplePos x="0" y="0"/>
+              <wp:positionH relativeFrom="page">
+                <wp:posOffset>939800</wp:posOffset>
+              </wp:positionH>
+              <wp:positionV relativeFrom="bottomMargin">
+                <wp:posOffset>250521</wp:posOffset>
+              </wp:positionV>
+              <wp:extent cx="1042035" cy="139065"/>
+              <wp:effectExtent l="0" t="0" r="5715" b="13335"/>
+              <wp:wrapNone/>
+              <wp:docPr id="1683745566" name="docshape10"/>
+              <wp:cNvGraphicFramePr>
+                <a:graphicFrameLocks xmlns:a="http://schemas.openxmlformats.org/drawingml/2006/main"/>
+              </wp:cNvGraphicFramePr>
+              <a:graphic xmlns:a="http://schemas.openxmlformats.org/drawingml/2006/main">
+                <a:graphicData uri="http://schemas.microsoft.com/office/word/2010/wordprocessingShape">
+                  <wps:wsp>
+                    <wps:cNvSpPr txBox="1">
+                      <a:spLocks noChangeArrowheads="1"/>
+                    </wps:cNvSpPr>
+                    <wps:spPr bwMode="auto">
+                      <a:xfrm>
+                        <a:off x="0" y="0"/>
+                        <a:ext cx="1042035" cy="139065"/>
+                      </a:xfrm>
+                      <a:prstGeom prst="rect">
+                        <a:avLst/>
+                      </a:prstGeom>
+                      <a:noFill/>
+                      <a:ln>
+                        <a:noFill/>
+                      </a:ln>
+                      <a:extLst>
+                        <a:ext uri="{909E8E84-426E-40DD-AFC4-6F175D3DCCD1}">
+                          <a14:hiddenFill xmlns:a14="http://schemas.microsoft.com/office/drawing/2010/main">
+                            <a:solidFill>
+                              <a:srgbClr val="FFFFFF"/>
+                            </a:solidFill>
+                          </a14:hiddenFill>
+                        </a:ext>
+                        <a:ext uri="{91240B29-F687-4F45-9708-019B960494DF}">
+                          <a14:hiddenLine xmlns:a14="http://schemas.microsoft.com/office/drawing/2010/main" w="9525">
+                            <a:solidFill>
+                              <a:srgbClr val="000000"/>
+                            </a:solidFill>
+                            <a:miter lim="800000"/>
+                            <a:headEnd/>
+                            <a:tailEnd/>
+                          </a14:hiddenLine>
+                        </a:ext>
+                      </a:extLst>
+                    </wps:spPr>
+                    <wps:txbx>
+                      <w:txbxContent>
+                        <w:p>
+                          <w:pPr>
+                            <w:tabs>
+                              <w:tab w:val="left" w:pos="1620"/>
+                            </w:tabs>
+                            <w:spacing w:before="14"/>
+                            <w:ind w:left="20"/>
+                            <w:rPr>
+                              <w:rFonts w:ascii="Times New Roman"/>
+                              <w:sz w:val="16"/>
+                            </w:rPr>
+                          </w:pPr>
+                          <w:r>
+                            <w:rPr>
+                              <w:rFonts w:ascii="Times New Roman"/>
+                              <w:sz w:val="16"/>
+                              <w:u w:val="single"/>
+                            </w:rPr>
+                            <w:t xml:space="preserve"> </w:t>
+                          </w:r>
+                          <w:r>
+                            <w:rPr>
+                              <w:rFonts w:ascii="Times New Roman"/>
+                              <w:sz w:val="16"/>
+                              <w:u w:val="single"/>
+                            </w:rPr>
+                            <w:tab/>
+                          </w:r>
+                        </w:p>
+                      </w:txbxContent>
+                    </wps:txbx>
+                    <wps:bodyPr rot="0" vert="horz" wrap="square" lIns="0" tIns="0" rIns="0" bIns="0" anchor="t" anchorCtr="0" upright="1">
+                      <a:noAutofit/>
+                    </wps:bodyPr>
+                  </wps:wsp>
+                </a:graphicData>
+              </a:graphic>
+              <wp14:sizeRelH relativeFrom="page">
+                <wp14:pctWidth>0</wp14:pctWidth>
+              </wp14:sizeRelH>
+              <wp14:sizeRelV relativeFrom="page">
+                <wp14:pctHeight>0</wp14:pctHeight>
+              </wp14:sizeRelV>
+            </wp:anchor>
+          </w:drawing>
+        </mc:Choice>
+        <mc:Fallback>
+          <w:pict>
+            <v:shape w14:anchorId="42F94B0F" id="_x0000_s1041" type="#_x0000_t202" style="position:absolute;margin-left:74pt;margin-top:19.75pt;width:82.05pt;height:10.95pt;z-index:-251627520;visibility:visible;mso-wrap-style:square;mso-width-percent:0;mso-height-percent:0;mso-wrap-distance-left:9pt;mso-wrap-distance-top:0;mso-wrap-distance-right:9pt;mso-wrap-distance-bottom:0;mso-position-horizontal:absolute;mso-position-horizontal-relative:page;mso-position-vertical:absolute;mso-position-vertical-relative:bottom-margin-area;mso-width-percent:0;mso-height-percent:0;mso-width-relative:page;mso-height-relative:page;v-text-anchor:top" o:gfxdata="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" filled="f" stroked="f">
+              <v:textbox inset="0,0,0,0">
+                <w:txbxContent>
+                  <w:p>
+                    <w:pPr>
+                      <w:tabs>
+                        <w:tab w:val="left" w:pos="1620"/>
+                      </w:tabs>
+                      <w:spacing w:before="14"/>
+                      <w:ind w:left="20"/>
+                      <w:rPr>
+                        <w:rFonts w:ascii="Times New Roman"/>
+                        <w:sz w:val="16"/>
+                      </w:rPr>
+                    </w:pPr>
+                    <w:r>
+                      <w:rPr>
+                        <w:rFonts w:ascii="Times New Roman"/>
+                        <w:sz w:val="16"/>
+                        <w:u w:val="single"/>
+                      </w:rPr>
+                      <w:t xml:space="preserve"> </w:t>
+                    </w:r>
+                    <w:r>
+                      <w:rPr>
+                        <w:rFonts w:ascii="Times New Roman"/>
+                        <w:sz w:val="16"/>
+                        <w:u w:val="single"/>
+                      </w:rPr>
+                      <w:tab/>
+                    </w:r>
+                  </w:p>
+                </w:txbxContent>
+              </v:textbox>
+              <w10:wrap anchorx="page" anchory="margin"/>
+            </v:shape>
+          </w:pict>
+        </mc:Fallback>
+      </mc:AlternateContent>
+    </w:r>
+  </w:p>
+</w:ftr>
+</file>
+
+<file path=word/footer4.xml><?xml version="1.0" encoding="utf-8"?>
+<w:ftr xmlns:wpc="http://schemas.microsoft.com/office/word/2010/wordprocessingCanvas" xmlns:cx="http://schemas.microsoft.com/office/drawing/2014/chartex" xmlns:cx1="http://schemas.microsoft.com/office/drawing/2015/9/8/chartex" xmlns:cx2="http://schemas.microsoft.com/office/drawing/2015/10/21/chartex" xmlns:cx3="http://schemas.microsoft.com/office/drawing/2016/5/9/chartex" xmlns:cx4="http://schemas.microsoft.com/office/drawing/2016/5/10/chartex" xmlns:cx5="http://schemas.microsoft.com/office/drawing/2016/5/11/chartex" xmlns:cx6="http://schemas.microsoft.com/office/drawing/2016/5/12/chartex" xmlns:cx7="http://schemas.microsoft.com/office/drawing/2016/5/13/chartex" xmlns:cx8="http://schemas.microsoft.com/office/drawing/2016/5/14/chartex" xmlns:mc="http://schemas.openxmlformats.org/markup-compatibility/2006" xmlns:aink="http://schemas.microsoft.com/office/drawing/2016/ink" xmlns:am3d="http://schemas.microsoft.com/office/drawing/2017/model3d" xmlns:o="urn:schemas-microsoft-com:office:office" xmlns:oel="http://schemas.microsoft.com/office/2019/extlst" xmlns:r="http://schemas.openxmlformats.org/officeDocument/2006/relationships" xmlns:m="http://schemas.openxmlformats.org/officeDocument/2006/math" xmlns:v="urn:schemas-microsoft-com:vml" xmlns:wp14="http://schemas.microsoft.com/office/word/2010/wordprocessingDrawing" xmlns:wp="http://schemas.openxmlformats.org/drawingml/2006/wordprocessingDrawing" xmlns:w10="urn:schemas-microsoft-com:office:word" xmlns:w="http://schemas.openxmlformats.org/wordprocessingml/2006/main" xmlns:w14="http://schemas.microsoft.com/office/word/2010/wordml" xmlns:w15="http://schemas.microsoft.com/office/word/2012/wordml" xmlns:w16cex="http://schemas.microsoft.com/office/word/2018/wordml/cex" xmlns:w16cid="http://schemas.microsoft.com/office/word/2016/wordml/cid" xmlns:w16="http://schemas.microsoft.com/office/word/2018/wordml" xmlns:w16du="http://schemas.microsoft.com/office/word/2023/wordml/word16du" xmlns:w16sdtdh="http://schemas.microsoft.com/office/word/2020/wordml/sdtdatahash" xmlns:w16sdtfl="http://schemas.microsoft.com/office/word/2024/wordml/sdtformatlock" xmlns:w16se="http://schemas.microsoft.com/office/word/2015/wordml/symex" xmlns:wpg="http://schemas.microsoft.com/office/word/2010/wordprocessingGroup" xmlns:wpi="http://schemas.microsoft.com/office/word/2010/wordprocessingInk" xmlns:wne="http://schemas.microsoft.com/office/word/2006/wordml" xmlns:wps="http://schemas.microsoft.com/office/word/2010/wordprocessingShape" mc:Ignorable="w14 w15 w16se w16cid w16 w16cex w16sdtdh w16sdtfl w16du wp14">
+  <w:p>
+    <w:pPr>
+      <w:pStyle w:val="BodyText"/>
+      <w:spacing w:line="14" w:lineRule="auto"/>
+      <w:jc w:val="left"/>
+    </w:pPr>
+    <w:r>
+      <w:rPr>
+        <w:noProof/>
+      </w:rPr>
+      <mc:AlternateContent>
+        <mc:Choice Requires="wps">
+          <w:drawing>
+            <wp:anchor distT="0" distB="0" distL="114300" distR="114300" simplePos="0" relativeHeight="251648000" behindDoc="1" locked="0" layoutInCell="1" allowOverlap="1" wp14:anchorId="7EA8E56C" wp14:editId="30765AAB">
+              <wp:simplePos x="0" y="0"/>
+              <wp:positionH relativeFrom="page">
+                <wp:posOffset>522605</wp:posOffset>
+              </wp:positionH>
+              <wp:positionV relativeFrom="bottomMargin">
+                <wp:posOffset>-1270</wp:posOffset>
+              </wp:positionV>
+              <wp:extent cx="6696710" cy="6350"/>
+              <wp:effectExtent l="0" t="0" r="0" b="0"/>
+              <wp:wrapNone/>
+              <wp:docPr id="2133206298" name="docshape4"/>
+              <wp:cNvGraphicFramePr>
+                <a:graphicFrameLocks xmlns:a="http://schemas.openxmlformats.org/drawingml/2006/main"/>
+              </wp:cNvGraphicFramePr>
+              <a:graphic xmlns:a="http://schemas.openxmlformats.org/drawingml/2006/main">
+                <a:graphicData uri="http://schemas.microsoft.com/office/word/2010/wordprocessingShape">
+                  <wps:wsp>
+                    <wps:cNvSpPr>
+                      <a:spLocks noChangeArrowheads="1"/>
+                    </wps:cNvSpPr>
+                    <wps:spPr bwMode="auto">
+                      <a:xfrm>
+                        <a:off x="0" y="0"/>
+                        <a:ext cx="6696710" cy="6350"/>
+                      </a:xfrm>
+                      <a:prstGeom prst="rect">
+                        <a:avLst/>
+                      </a:prstGeom>
+                      <a:solidFill>
+                        <a:srgbClr val="000000"/>
+                      </a:solidFill>
+                      <a:ln>
+                        <a:noFill/>
+                      </a:ln>
+                      <a:extLst>
+                        <a:ext uri="{91240B29-F687-4F45-9708-019B960494DF}">
+                          <a14:hiddenLine xmlns:a14="http://schemas.microsoft.com/office/drawing/2010/main" w="9525">
+                            <a:solidFill>
+                              <a:srgbClr val="000000"/>
+                            </a:solidFill>
+                            <a:miter lim="800000"/>
+                            <a:headEnd/>
+                            <a:tailEnd/>
+                          </a14:hiddenLine>
+                        </a:ext>
+                      </a:extLst>
+                    </wps:spPr>
+                    <wps:bodyPr rot="0" vert="horz" wrap="square" lIns="91440" tIns="45720" rIns="91440" bIns="45720" anchor="t" anchorCtr="0" upright="1">
+                      <a:noAutofit/>
+                    </wps:bodyPr>
+                  </wps:wsp>
+                </a:graphicData>
+              </a:graphic>
+              <wp14:sizeRelH relativeFrom="page">
+                <wp14:pctWidth>0</wp14:pctWidth>
+              </wp14:sizeRelH>
+              <wp14:sizeRelV relativeFrom="page">
+                <wp14:pctHeight>0</wp14:pctHeight>
+              </wp14:sizeRelV>
+            </wp:anchor>
+          </w:drawing>
+        </mc:Choice>
+        <mc:Fallback>
+          <w:pict>
+            <v:rect w14:anchorId="594B4950" id="docshape4" o:spid="_x0000_s1026" style="position:absolute;margin-left:41.15pt;margin-top:793.9pt;width:527.3pt;height:.5pt;z-index:-15896064;visibility:visible;mso-wrap-style:square;mso-width-percent:0;mso-height-percent:0;mso-wrap-distance-left:9pt;mso-wrap-distance-top:0;mso-wrap-distance-right:9pt;mso-wrap-distance-bottom:0;mso-position-horizontal:absolute;mso-position-horizontal-relative:page;mso-position-vertical:absolute;mso-position-vertical-relative:page;mso-width-percent:0;mso-height-percent:0;mso-width-relative:page;mso-height-relative:page;v-text-anchor:top" o:gfxdata="UEsDBBQABgAIAAAAIQC2gziS/gAAAOEBAAATAAAAW0NvbnRlbnRfVHlwZXNdLnhtbJSRQU7DMBBF 90jcwfIWJU67QAgl6YK0S0CoHGBkTxKLZGx5TGhvj5O2G0SRWNoz/78nu9wcxkFMGNg6quQqL6RA 0s5Y6ir5vt9lD1JwBDIwOMJKHpHlpr69KfdHjyxSmriSfYz+USnWPY7AufNIadK6MEJMx9ApD/oD OlTrorhX2lFEilmcO2RdNtjC5xDF9pCuTyYBB5bi6bQ4syoJ3g9WQ0ymaiLzg5KdCXlKLjvcW893 SUOqXwnz5DrgnHtJTxOsQfEKIT7DmDSUCaxw7Rqn8787ZsmRM9e2VmPeBN4uqYvTtW7jvijg9N/y JsXecLq0q+WD6m8AAAD//wMAUEsDBBQABgAIAAAAIQA4/SH/1gAAAJQBAAALAAAAX3JlbHMvLnJl bHOkkMFqwzAMhu+DvYPRfXGawxijTi+j0GvpHsDYimMaW0Yy2fr2M4PBMnrbUb/Q94l/f/hMi1qR JVI2sOt6UJgd+ZiDgffL8ekFlFSbvV0oo4EbChzGx4f9GRdb25HMsYhqlCwG5lrLq9biZkxWOiqY 22YiTra2kYMu1l1tQD30/bPm3wwYN0x18gb45AdQl1tp5j/sFB2T0FQ7R0nTNEV3j6o9feQzro1i OWA14Fm+Q8a1a8+Bvu/d/dMb2JY5uiPbhG/ktn4cqGU/er3pcvwCAAD//wMAUEsDBBQABgAIAAAA IQCv+knj5QEAALMDAAAOAAAAZHJzL2Uyb0RvYy54bWysU8Fu2zAMvQ/YPwi6L46zNF2NOEWRosOA bh3Q7QMYWbaFyaJGKXGyrx+lpGmw3Yb5IIii+PQe+by83Q9W7DQFg66W5WQqhXYKG+O6Wn7/9vDu gxQhgmvAotO1POggb1dv3yxHX+kZ9mgbTYJBXKhGX8s+Rl8VRVC9HiBM0GvHyRZpgMghdUVDMDL6 YIvZdLooRqTGEyodAp/eH5NylfHbVqv41LZBR2FrydxiXimvm7QWqyVUHYHvjTrRgH9gMYBx/OgZ 6h4iiC2Zv6AGowgDtnGicCiwbY3SWQOrKad/qHnuweushZsT/LlN4f/Bqi+7Z/+VEvXgH1H9CMLh ugfX6TsiHHsNDT9XpkYVow/VuSAFgUvFZvyMDY8WthFzD/YtDQmQ1Yl9bvXh3Gq9j0Lx4WJxs7gu eSKKc4v3V3kSBVQvtZ5C/KhxEGlTS+JBZmzYPYaYuED1ciVzR2uaB2NtDqjbrC2JHaSh5y/TZ4mX 16xLlx2msiNiOskik65koVBtsDmwRsKjc9jpvOmRfkkxsmtqGX5ugbQU9pPjPt2U83myWQ7mV9cz Dugys7nMgFMMVcsoxXG7jkdrbj2ZrueXyiza4R33tjVZ+CurE1l2Ru7HycXJepdxvvX6r61+AwAA //8DAFBLAwQUAAYACAAAACEAZnB6YeAAAAANAQAADwAAAGRycy9kb3ducmV2LnhtbEyPPU/DMBCG dyT+g3VIbNRpSosb4lQUiRGJFga6OfGRRI3PIXbbwK/nygLjvffo/chXo+vEEYfQetIwnSQgkCpv W6o1vL0+3SgQIRqypvOEGr4wwKq4vMhNZv2JNnjcxlqwCYXMaGhi7DMpQ9WgM2HieyT+ffjBmcjn UEs7mBObu06mSbKQzrTECY3p8bHBar89OA3rpVp/vtzS8/em3OHuvdzP0yHR+vpqfLgHEXGMfzCc 63N1KLhT6Q9kg+g0qHTGJOtzdccbzsR0tliCKH81pUAWufy/ovgBAAD//wMAUEsBAi0AFAAGAAgA AAAhALaDOJL+AAAA4QEAABMAAAAAAAAAAAAAAAAAAAAAAFtDb250ZW50X1R5cGVzXS54bWxQSwEC LQAUAAYACAAAACEAOP0h/9YAAACUAQAACwAAAAAAAAAAAAAAAAAvAQAAX3JlbHMvLnJlbHNQSwEC LQAUAAYACAAAACEAr/pJ4+UBAACzAwAADgAAAAAAAAAAAAAAAAAuAgAAZHJzL2Uyb0RvYy54bWxQ SwECLQAUAAYACAAAACEAZnB6YeAAAAANAQAADwAAAAAAAAAAAAAAAAA/BAAAZHJzL2Rvd25yZXYu eG1sUEsFBgAAAAAEAAQA8wAAAEwFAAAAAA== " fillcolor="black" stroked="f">
+              <w10:wrap anchorx="page" anchory="page"/>
+            </v:rect>
+          </w:pict>
+        </mc:Fallback>
+      </mc:AlternateContent>
+    </w:r>
+    <w:r>
+      <w:rPr>
+        <w:noProof/>
+      </w:rPr>
+      <mc:AlternateContent>
+        <mc:Choice Requires="wps">
+          <w:drawing>
+            <wp:anchor distT="0" distB="0" distL="114300" distR="114300" simplePos="0" relativeHeight="251651072" behindDoc="1" locked="0" layoutInCell="1" allowOverlap="1" wp14:anchorId="47812478" wp14:editId="4060DAF9">
+              <wp:simplePos x="0" y="0"/>
+              <wp:positionH relativeFrom="page">
+                <wp:posOffset>528320</wp:posOffset>
+              </wp:positionH>
+              <wp:positionV relativeFrom="bottomMargin">
+                <wp:posOffset>3810</wp:posOffset>
+              </wp:positionV>
+              <wp:extent cx="338455" cy="145415"/>
+              <wp:effectExtent l="0" t="0" r="0" b="0"/>
+              <wp:wrapNone/>
+              <wp:docPr id="1101560531" name="docshape5"/>
+              <wp:cNvGraphicFramePr>
+                <a:graphicFrameLocks xmlns:a="http://schemas.openxmlformats.org/drawingml/2006/main"/>
+              </wp:cNvGraphicFramePr>
+              <a:graphic xmlns:a="http://schemas.openxmlformats.org/drawingml/2006/main">
+                <a:graphicData uri="http://schemas.microsoft.com/office/word/2010/wordprocessingShape">
+                  <wps:wsp>
+                    <wps:cNvSpPr txBox="1">
+                      <a:spLocks noChangeArrowheads="1"/>
+                    </wps:cNvSpPr>
+                    <wps:spPr bwMode="auto">
+                      <a:xfrm>
+                        <a:off x="0" y="0"/>
+                        <a:ext cx="338455" cy="145415"/>
+                      </a:xfrm>
+                      <a:prstGeom prst="rect">
+                        <a:avLst/>
+                      </a:prstGeom>
+                      <a:noFill/>
+                      <a:ln>
+                        <a:noFill/>
+                      </a:ln>
+                      <a:extLst>
+                        <a:ext uri="{909E8E84-426E-40DD-AFC4-6F175D3DCCD1}">
+                          <a14:hiddenFill xmlns:a14="http://schemas.microsoft.com/office/drawing/2010/main">
+                            <a:solidFill>
+                              <a:srgbClr val="FFFFFF"/>
+                            </a:solidFill>
+                          </a14:hiddenFill>
+                        </a:ext>
+                        <a:ext uri="{91240B29-F687-4F45-9708-019B960494DF}">
+                          <a14:hiddenLine xmlns:a14="http://schemas.microsoft.com/office/drawing/2010/main" w="9525">
+                            <a:solidFill>
+                              <a:srgbClr val="000000"/>
+                            </a:solidFill>
+                            <a:miter lim="800000"/>
+                            <a:headEnd/>
+                            <a:tailEnd/>
+                          </a14:hiddenLine>
+                        </a:ext>
+                      </a:extLst>
+                    </wps:spPr>
+                    <wps:txbx>
+                      <w:txbxContent>
+                        <w:p>
+                          <w:pPr>
+                            <w:spacing w:before="20"/>
+                            <w:ind w:left="20"/>
+                            <w:rPr>
+                              <w:sz w:val="16"/>
+                            </w:rPr>
+                          </w:pPr>
+                          <w:r>
+                            <w:rPr>
+                              <w:color w:val="A6A6A6"/>
+                              <w:spacing w:val="-2"/>
+                              <w:sz w:val="16"/>
+                            </w:rPr>
+                            <w:t>FF2-</w:t>
+                          </w:r>
+                          <w:r>
+                            <w:rPr>
+                              <w:color w:val="A6A6A6"/>
+                              <w:spacing w:val="-5"/>
+                              <w:sz w:val="16"/>
+                            </w:rPr>
+                            <w:t>08</w:t>
+                          </w:r>
+                        </w:p>
+                      </w:txbxContent>
+                    </wps:txbx>
+                    <wps:bodyPr rot="0" vert="horz" wrap="square" lIns="0" tIns="0" rIns="0" bIns="0" anchor="t" anchorCtr="0" upright="1">
+                      <a:noAutofit/>
+                    </wps:bodyPr>
+                  </wps:wsp>
+                </a:graphicData>
+              </a:graphic>
+              <wp14:sizeRelH relativeFrom="page">
+                <wp14:pctWidth>0</wp14:pctWidth>
+              </wp14:sizeRelH>
+              <wp14:sizeRelV relativeFrom="page">
+                <wp14:pctHeight>0</wp14:pctHeight>
+              </wp14:sizeRelV>
+            </wp:anchor>
+          </w:drawing>
+        </mc:Choice>
+        <mc:Fallback>
+          <w:pict>
+            <v:shapetype w14:anchorId="47812478" id="_x0000_t202" coordsize="21600,21600" o:spt="202" path="m,l,21600r21600,l21600,xe">
+              <v:stroke joinstyle="miter"/>
+              <v:path gradientshapeok="t" o:connecttype="rect"/>
+            </v:shapetype>
+            <v:shape id="_x0000_s1042" type="#_x0000_t202" style="position:absolute;margin-left:41.6pt;margin-top:.3pt;width:26.65pt;height:11.45pt;z-index:-251665408;visibility:visible;mso-wrap-style:square;mso-width-percent:0;mso-height-percent:0;mso-wrap-distance-left:9pt;mso-wrap-distance-top:0;mso-wrap-distance-right:9pt;mso-wrap-distance-bottom:0;mso-position-horizontal:absolute;mso-position-horizontal-relative:page;mso-position-vertical:absolute;mso-position-vertical-relative:bottom-margin-area;mso-width-percent:0;mso-height-percent:0;mso-width-relative:page;mso-height-relative:page;v-text-anchor:top" o:gfxdata="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" filled="f" stroked="f">
+              <v:textbox inset="0,0,0,0">
+                <w:txbxContent>
+                  <w:p>
+                    <w:pPr>
+                      <w:spacing w:before="20"/>
+                      <w:ind w:left="20"/>
+                      <w:rPr>
+                        <w:sz w:val="16"/>
+                      </w:rPr>
+                    </w:pPr>
+                    <w:r>
+                      <w:rPr>
+                        <w:color w:val="A6A6A6"/>
+                        <w:spacing w:val="-2"/>
+                        <w:sz w:val="16"/>
+                      </w:rPr>
+                      <w:t>FF2-</w:t>
+                    </w:r>
+                    <w:r>
+                      <w:rPr>
+                        <w:color w:val="A6A6A6"/>
+                        <w:spacing w:val="-5"/>
+                        <w:sz w:val="16"/>
+                      </w:rPr>
+                      <w:t>08</w:t>
+                    </w:r>
+                  </w:p>
+                </w:txbxContent>
+              </v:textbox>
+              <w10:wrap anchorx="page" anchory="margin"/>
+            </v:shape>
+          </w:pict>
+        </mc:Fallback>
+      </mc:AlternateContent>
+    </w:r>
+    <w:r>
+      <w:rPr>
+        <w:noProof/>
+      </w:rPr>
+      <mc:AlternateContent>
+        <mc:Choice Requires="wps">
+          <w:drawing>
+            <wp:anchor distT="0" distB="0" distL="114300" distR="114300" simplePos="0" relativeHeight="251654144" behindDoc="1" locked="0" layoutInCell="1" allowOverlap="1" wp14:anchorId="5EBD51F4" wp14:editId="1FFDF321">
+              <wp:simplePos x="0" y="0"/>
+              <wp:positionH relativeFrom="page">
+                <wp:posOffset>3460115</wp:posOffset>
+              </wp:positionH>
+              <wp:positionV relativeFrom="bottomMargin">
+                <wp:posOffset>3810</wp:posOffset>
+              </wp:positionV>
+              <wp:extent cx="544830" cy="145415"/>
+              <wp:effectExtent l="0" t="0" r="0" b="0"/>
+              <wp:wrapNone/>
+              <wp:docPr id="326758504" name="docshape6"/>
+              <wp:cNvGraphicFramePr>
+                <a:graphicFrameLocks xmlns:a="http://schemas.openxmlformats.org/drawingml/2006/main"/>
+              </wp:cNvGraphicFramePr>
+              <a:graphic xmlns:a="http://schemas.openxmlformats.org/drawingml/2006/main">
+                <a:graphicData uri="http://schemas.microsoft.com/office/word/2010/wordprocessingShape">
+                  <wps:wsp>
+                    <wps:cNvSpPr txBox="1">
+                      <a:spLocks noChangeArrowheads="1"/>
+                    </wps:cNvSpPr>
+                    <wps:spPr bwMode="auto">
+                      <a:xfrm>
+                        <a:off x="0" y="0"/>
+                        <a:ext cx="544830" cy="145415"/>
+                      </a:xfrm>
+                      <a:prstGeom prst="rect">
+                        <a:avLst/>
+                      </a:prstGeom>
+                      <a:noFill/>
+                      <a:ln>
+                        <a:noFill/>
+                      </a:ln>
+                      <a:extLst>
+                        <a:ext uri="{909E8E84-426E-40DD-AFC4-6F175D3DCCD1}">
+                          <a14:hiddenFill xmlns:a14="http://schemas.microsoft.com/office/drawing/2010/main">
+                            <a:solidFill>
+                              <a:srgbClr val="FFFFFF"/>
+                            </a:solidFill>
+                          </a14:hiddenFill>
+                        </a:ext>
+                        <a:ext uri="{91240B29-F687-4F45-9708-019B960494DF}">
+                          <a14:hiddenLine xmlns:a14="http://schemas.microsoft.com/office/drawing/2010/main" w="9525">
+                            <a:solidFill>
+                              <a:srgbClr val="000000"/>
+                            </a:solidFill>
+                            <a:miter lim="800000"/>
+                            <a:headEnd/>
+                            <a:tailEnd/>
+                          </a14:hiddenLine>
+                        </a:ext>
+                      </a:extLst>
+                    </wps:spPr>
+                    <wps:txbx>
+                      <w:txbxContent>
+                        <w:p>
+                          <w:pPr>
+                            <w:spacing w:before="20"/>
+                            <w:ind w:left="20"/>
+                            <w:rPr>
+                              <w:sz w:val="16"/>
+                            </w:rPr>
+                          </w:pPr>
+                          <w:r>
+                            <w:rPr>
+                              <w:color w:val="A6A6A6"/>
+                              <w:spacing w:val="-2"/>
+                              <w:sz w:val="16"/>
+                            </w:rPr>
+                            <w:t>Редакция</w:t>
+                          </w:r>
+                          <w:r>
+                            <w:rPr>
+                              <w:color w:val="A6A6A6"/>
+                              <w:spacing w:val="5"/>
+                              <w:sz w:val="16"/>
+                            </w:rPr>
+                            <w:t xml:space="preserve"> </w:t>
+                          </w:r>
+                          <w:r>
+                            <w:rPr>
+                              <w:color w:val="A6A6A6"/>
+                              <w:spacing w:val="-10"/>
+                              <w:sz w:val="16"/>
+                            </w:rPr>
+                            <w:t>1</w:t>
+                          </w:r>
+                        </w:p>
+                      </w:txbxContent>
+                    </wps:txbx>
+                    <wps:bodyPr rot="0" vert="horz" wrap="square" lIns="0" tIns="0" rIns="0" bIns="0" anchor="t" anchorCtr="0" upright="1">
+                      <a:noAutofit/>
+                    </wps:bodyPr>
+                  </wps:wsp>
+                </a:graphicData>
+              </a:graphic>
+              <wp14:sizeRelH relativeFrom="page">
+                <wp14:pctWidth>0</wp14:pctWidth>
+              </wp14:sizeRelH>
+              <wp14:sizeRelV relativeFrom="page">
+                <wp14:pctHeight>0</wp14:pctHeight>
+              </wp14:sizeRelV>
+            </wp:anchor>
+          </w:drawing>
+        </mc:Choice>
+        <mc:Fallback>
+          <w:pict>
+            <v:shape w14:anchorId="5EBD51F4" id="_x0000_s1043" type="#_x0000_t202" style="position:absolute;margin-left:272.45pt;margin-top:.3pt;width:42.9pt;height:11.45pt;z-index:-251662336;visibility:visible;mso-wrap-style:square;mso-width-percent:0;mso-height-percent:0;mso-wrap-distance-left:9pt;mso-wrap-distance-top:0;mso-wrap-distance-right:9pt;mso-wrap-distance-bottom:0;mso-position-horizontal:absolute;mso-position-horizontal-relative:page;mso-position-vertical:absolute;mso-position-vertical-relative:bottom-margin-area;mso-width-percent:0;mso-height-percent:0;mso-width-relative:page;mso-height-relative:page;v-text-anchor:top" o:gfxdata="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" filled="f" stroked="f">
+              <v:textbox inset="0,0,0,0">
+                <w:txbxContent>
+                  <w:p>
+                    <w:pPr>
+                      <w:spacing w:before="20"/>
+                      <w:ind w:left="20"/>
+                      <w:rPr>
+                        <w:sz w:val="16"/>
+                      </w:rPr>
+                    </w:pPr>
+                    <w:r>
+                      <w:rPr>
+                        <w:color w:val="A6A6A6"/>
+                        <w:spacing w:val="-2"/>
+                        <w:sz w:val="16"/>
+                      </w:rPr>
+                      <w:t>Редакция</w:t>
+                    </w:r>
+                    <w:r>
+                      <w:rPr>
+                        <w:color w:val="A6A6A6"/>
+                        <w:spacing w:val="5"/>
+                        <w:sz w:val="16"/>
+                      </w:rPr>
+                      <w:t xml:space="preserve"> </w:t>
+                    </w:r>
+                    <w:r>
+                      <w:rPr>
+                        <w:color w:val="A6A6A6"/>
+                        <w:spacing w:val="-10"/>
+                        <w:sz w:val="16"/>
+                      </w:rPr>
+                      <w:t>1</w:t>
+                    </w:r>
+                  </w:p>
+                </w:txbxContent>
+              </v:textbox>
+              <w10:wrap anchorx="page" anchory="margin"/>
+            </v:shape>
+          </w:pict>
+        </mc:Fallback>
+      </mc:AlternateContent>
+    </w:r>
+    <w:r>
+      <w:rPr>
+        <w:noProof/>
+      </w:rPr>
+      <mc:AlternateContent>
+        <mc:Choice Requires="wps">
+          <w:drawing>
+            <wp:anchor distT="0" distB="0" distL="114300" distR="114300" simplePos="0" relativeHeight="251659264" behindDoc="1" locked="0" layoutInCell="1" allowOverlap="1" wp14:anchorId="6C650BA2" wp14:editId="7B7C2D19">
+              <wp:simplePos x="0" y="0"/>
+              <wp:positionH relativeFrom="page">
+                <wp:posOffset>6304915</wp:posOffset>
+              </wp:positionH>
+              <wp:positionV relativeFrom="bottomMargin">
+                <wp:posOffset>3810</wp:posOffset>
+              </wp:positionV>
+              <wp:extent cx="755015" cy="145415"/>
+              <wp:effectExtent l="0" t="0" r="0" b="0"/>
+              <wp:wrapNone/>
+              <wp:docPr id="1244113678" name="docshape7"/>
+              <wp:cNvGraphicFramePr>
+                <a:graphicFrameLocks xmlns:a="http://schemas.openxmlformats.org/drawingml/2006/main"/>
+              </wp:cNvGraphicFramePr>
+              <a:graphic xmlns:a="http://schemas.openxmlformats.org/drawingml/2006/main">
+                <a:graphicData uri="http://schemas.microsoft.com/office/word/2010/wordprocessingShape">
+                  <wps:wsp>
+                    <wps:cNvSpPr txBox="1">
+                      <a:spLocks noChangeArrowheads="1"/>
+                    </wps:cNvSpPr>
+                    <wps:spPr bwMode="auto">
+                      <a:xfrm>
+                        <a:off x="0" y="0"/>
+                        <a:ext cx="755015" cy="145415"/>
+                      </a:xfrm>
+                      <a:prstGeom prst="rect">
+                        <a:avLst/>
+                      </a:prstGeom>
+                      <a:noFill/>
+                      <a:ln>
+                        <a:noFill/>
+                      </a:ln>
+                      <a:extLst>
+                        <a:ext uri="{909E8E84-426E-40DD-AFC4-6F175D3DCCD1}">
+                          <a14:hiddenFill xmlns:a14="http://schemas.microsoft.com/office/drawing/2010/main">
+                            <a:solidFill>
+                              <a:srgbClr val="FFFFFF"/>
+                            </a:solidFill>
+                          </a14:hiddenFill>
+                        </a:ext>
+                        <a:ext uri="{91240B29-F687-4F45-9708-019B960494DF}">
+                          <a14:hiddenLine xmlns:a14="http://schemas.microsoft.com/office/drawing/2010/main" w="9525">
+                            <a:solidFill>
+                              <a:srgbClr val="000000"/>
+                            </a:solidFill>
+                            <a:miter lim="800000"/>
+                            <a:headEnd/>
+                            <a:tailEnd/>
+                          </a14:hiddenLine>
+                        </a:ext>
+                      </a:extLst>
+                    </wps:spPr>
+                    <wps:txbx>
+                      <w:txbxContent>
+                        <w:p>
+                          <w:pPr>
+                            <w:spacing w:before="20"/>
+                            <w:ind w:left="20"/>
+                            <w:rPr>
+                              <w:sz w:val="16"/>
+                            </w:rPr>
+                          </w:pPr>
+                          <w:r>
+                            <w:rPr>
+                              <w:color w:val="A6A6A6"/>
+                              <w:sz w:val="16"/>
+                            </w:rPr>
+                            <w:t>Страница</w:t>
+                          </w:r>
+                          <w:r>
+                            <w:rPr>
+                              <w:color w:val="A6A6A6"/>
+                              <w:spacing w:val="-3"/>
+                              <w:sz w:val="16"/>
+                            </w:rPr>
+                            <w:t xml:space="preserve"> </w:t>
+                          </w:r>
+                          <w:r>
+                            <w:rPr>
+                              <w:color w:val="A6A6A6"/>
+                              <w:sz w:val="16"/>
+                            </w:rPr>
+                            <w:fldChar w:fldCharType="begin"/>
+                          </w:r>
+                          <w:r>
+                            <w:rPr>
+                              <w:color w:val="A6A6A6"/>
+                              <w:sz w:val="16"/>
+                            </w:rPr>
+                            <w:instrText xml:space="preserve"> PAGE </w:instrText>
+                          </w:r>
+                          <w:r>
+                            <w:rPr>
+                              <w:color w:val="A6A6A6"/>
+                              <w:sz w:val="16"/>
+                            </w:rPr>
+                            <w:fldChar w:fldCharType="separate"/>
+                          </w:r>
+                          <w:r>
+                            <w:rPr>
+                              <w:color w:val="A6A6A6"/>
+                              <w:sz w:val="16"/>
+                            </w:rPr>
+                            <w:t>2</w:t>
+                          </w:r>
+                          <w:r>
+                            <w:rPr>
+                              <w:color w:val="A6A6A6"/>
+                              <w:sz w:val="16"/>
+                            </w:rPr>
+                            <w:fldChar w:fldCharType="end"/>
+                          </w:r>
+                          <w:r>
+                            <w:rPr>
+                              <w:color w:val="A6A6A6"/>
+                              <w:spacing w:val="-6"/>
+                              <w:sz w:val="16"/>
+                            </w:rPr>
+                            <w:t xml:space="preserve"> </w:t>
+                          </w:r>
+                          <w:r>
+                            <w:rPr>
+                              <w:color w:val="A6A6A6"/>
+                              <w:sz w:val="16"/>
+                            </w:rPr>
+                            <w:t>из</w:t>
+                          </w:r>
+                          <w:r>
+                            <w:rPr>
+                              <w:color w:val="A6A6A6"/>
+                              <w:spacing w:val="-2"/>
+                              <w:sz w:val="16"/>
+                            </w:rPr>
+                            <w:t xml:space="preserve"> </w:t>
+                          </w:r>
+                          <w:r>
+                            <w:rPr>
+                              <w:color w:val="A6A6A6"/>
+                              <w:spacing w:val="-10"/>
+                              <w:sz w:val="16"/>
+                            </w:rPr>
+                            <w:fldChar w:fldCharType="begin"/>
+                          </w:r>
+                          <w:r>
+                            <w:rPr>
+                              <w:color w:val="A6A6A6"/>
+                              <w:spacing w:val="-10"/>
+                              <w:sz w:val="16"/>
+                            </w:rPr>
+                            <w:instrText xml:space="preserve"> NUMPAGES </w:instrText>
+                          </w:r>
+                          <w:r>
+                            <w:rPr>
+                              <w:color w:val="A6A6A6"/>
+                              <w:spacing w:val="-10"/>
+                              <w:sz w:val="16"/>
+                            </w:rPr>
+                            <w:fldChar w:fldCharType="separate"/>
+                          </w:r>
+                          <w:r>
+                            <w:rPr>
+                              <w:color w:val="A6A6A6"/>
+                              <w:spacing w:val="-10"/>
+                              <w:sz w:val="16"/>
+                            </w:rPr>
+                            <w:t>6</w:t>
+                          </w:r>
+                          <w:r>
+                            <w:rPr>
+                              <w:color w:val="A6A6A6"/>
+                              <w:spacing w:val="-10"/>
+                              <w:sz w:val="16"/>
+                            </w:rPr>
+                            <w:fldChar w:fldCharType="end"/>
+                          </w:r>
+                        </w:p>
+                      </w:txbxContent>
+                    </wps:txbx>
+                    <wps:bodyPr rot="0" vert="horz" wrap="square" lIns="0" tIns="0" rIns="0" bIns="0" anchor="t" anchorCtr="0" upright="1">
+                      <a:noAutofit/>
+                    </wps:bodyPr>
+                  </wps:wsp>
+                </a:graphicData>
+              </a:graphic>
+              <wp14:sizeRelH relativeFrom="page">
+                <wp14:pctWidth>0</wp14:pctWidth>
+              </wp14:sizeRelH>
+              <wp14:sizeRelV relativeFrom="page">
+                <wp14:pctHeight>0</wp14:pctHeight>
+              </wp14:sizeRelV>
+            </wp:anchor>
+          </w:drawing>
+        </mc:Choice>
+        <mc:Fallback>
+          <w:pict>
+            <v:shape w14:anchorId="6C650BA2" id="_x0000_s1044" type="#_x0000_t202" style="position:absolute;margin-left:496.45pt;margin-top:.3pt;width:59.45pt;height:11.45pt;z-index:-251657216;visibility:visible;mso-wrap-style:square;mso-width-percent:0;mso-height-percent:0;mso-wrap-distance-left:9pt;mso-wrap-distance-top:0;mso-wrap-distance-right:9pt;mso-wrap-distance-bottom:0;mso-position-horizontal:absolute;mso-position-horizontal-relative:page;mso-position-vertical:absolute;mso-position-vertical-relative:bottom-margin-area;mso-width-percent:0;mso-height-percent:0;mso-width-relative:page;mso-height-relative:page;v-text-anchor:top" o:gfxdata="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" filled="f" stroked="f">
+              <v:textbox inset="0,0,0,0">
+                <w:txbxContent>
+                  <w:p>
+                    <w:pPr>
+                      <w:spacing w:before="20"/>
+                      <w:ind w:left="20"/>
+                      <w:rPr>
+                        <w:sz w:val="16"/>
+                      </w:rPr>
+                    </w:pPr>
+                    <w:r>
+                      <w:rPr>
+                        <w:color w:val="A6A6A6"/>
+                        <w:sz w:val="16"/>
+                      </w:rPr>
+                      <w:t>Страница</w:t>
+                    </w:r>
+                    <w:r>
+                      <w:rPr>
+                        <w:color w:val="A6A6A6"/>
+                        <w:spacing w:val="-3"/>
+                        <w:sz w:val="16"/>
+                      </w:rPr>
+                      <w:t xml:space="preserve"> </w:t>
+                    </w:r>
+                    <w:r>
+                      <w:rPr>
+                        <w:color w:val="A6A6A6"/>
+                        <w:sz w:val="16"/>
+                      </w:rPr>
+                      <w:fldChar w:fldCharType="begin"/>
+                    </w:r>
+                    <w:r>
+                      <w:rPr>
+                        <w:color w:val="A6A6A6"/>
+                        <w:sz w:val="16"/>
+                      </w:rPr>
+                      <w:instrText xml:space="preserve"> PAGE </w:instrText>
+                    </w:r>
+                    <w:r>
+                      <w:rPr>
+                        <w:color w:val="A6A6A6"/>
+                        <w:sz w:val="16"/>
+                      </w:rPr>
+                      <w:fldChar w:fldCharType="separate"/>
+                    </w:r>
+                    <w:r>
+                      <w:rPr>
+                        <w:color w:val="A6A6A6"/>
+                        <w:sz w:val="16"/>
+                      </w:rPr>
+                      <w:t>2</w:t>
+                    </w:r>
+                    <w:r>
+                      <w:rPr>
+                        <w:color w:val="A6A6A6"/>
+                        <w:sz w:val="16"/>
+                      </w:rPr>
+                      <w:fldChar w:fldCharType="end"/>
+                    </w:r>
+                    <w:r>
+                      <w:rPr>
+                        <w:color w:val="A6A6A6"/>
+                        <w:spacing w:val="-6"/>
+                        <w:sz w:val="16"/>
+                      </w:rPr>
+                      <w:t xml:space="preserve"> </w:t>
+                    </w:r>
+                    <w:r>
+                      <w:rPr>
+                        <w:color w:val="A6A6A6"/>
+                        <w:sz w:val="16"/>
+                      </w:rPr>
+                      <w:t>из</w:t>
+                    </w:r>
+                    <w:r>
+                      <w:rPr>
+                        <w:color w:val="A6A6A6"/>
+                        <w:spacing w:val="-2"/>
+                        <w:sz w:val="16"/>
+                      </w:rPr>
+                      <w:t xml:space="preserve"> </w:t>
+                    </w:r>
+                    <w:r>
+                      <w:rPr>
+                        <w:color w:val="A6A6A6"/>
+                        <w:spacing w:val="-10"/>
+                        <w:sz w:val="16"/>
+                      </w:rPr>
+                      <w:fldChar w:fldCharType="begin"/>
+                    </w:r>
+                    <w:r>
+                      <w:rPr>
+                        <w:color w:val="A6A6A6"/>
+                        <w:spacing w:val="-10"/>
+                        <w:sz w:val="16"/>
+                      </w:rPr>
+                      <w:instrText xml:space="preserve"> NUMPAGES </w:instrText>
+                    </w:r>
+                    <w:r>
+                      <w:rPr>
+                        <w:color w:val="A6A6A6"/>
+                        <w:spacing w:val="-10"/>
+                        <w:sz w:val="16"/>
+                      </w:rPr>
+                      <w:fldChar w:fldCharType="separate"/>
+                    </w:r>
+                    <w:r>
+                      <w:rPr>
+                        <w:color w:val="A6A6A6"/>
+                        <w:spacing w:val="-10"/>
+                        <w:sz w:val="16"/>
+                      </w:rPr>
+                      <w:t>6</w:t>
+                    </w:r>
+                    <w:r>
+                      <w:rPr>
+                        <w:color w:val="A6A6A6"/>
+                        <w:spacing w:val="-10"/>
+                        <w:sz w:val="16"/>
+                      </w:rPr>
+                      <w:fldChar w:fldCharType="end"/>
+                    </w:r>
+                  </w:p>
+                </w:txbxContent>
+              </v:textbox>
+              <w10:wrap anchorx="page" anchory="margin"/>
+            </v:shape>
+          </w:pict>
+        </mc:Fallback>
+      </mc:AlternateContent>
+    </w:r>
+    <w:r>
+      <w:rPr>
+        <w:noProof/>
+      </w:rPr>
+      <mc:AlternateContent>
+        <mc:Choice Requires="wps">
+          <w:drawing>
+            <wp:anchor distT="0" distB="0" distL="114300" distR="114300" simplePos="0" relativeHeight="251663360" behindDoc="1" locked="0" layoutInCell="1" allowOverlap="1" wp14:anchorId="65DB23F9" wp14:editId="22FFE618">
+              <wp:simplePos x="0" y="0"/>
+              <wp:positionH relativeFrom="page">
+                <wp:posOffset>528320</wp:posOffset>
+              </wp:positionH>
+              <wp:positionV relativeFrom="bottomMargin">
+                <wp:posOffset>241300</wp:posOffset>
+              </wp:positionV>
+              <wp:extent cx="434340" cy="145415"/>
+              <wp:effectExtent l="0" t="0" r="0" b="0"/>
+              <wp:wrapNone/>
+              <wp:docPr id="650041046" name="docshape8"/>
+              <wp:cNvGraphicFramePr>
+                <a:graphicFrameLocks xmlns:a="http://schemas.openxmlformats.org/drawingml/2006/main"/>
+              </wp:cNvGraphicFramePr>
+              <a:graphic xmlns:a="http://schemas.openxmlformats.org/drawingml/2006/main">
+                <a:graphicData uri="http://schemas.microsoft.com/office/word/2010/wordprocessingShape">
+                  <wps:wsp>
+                    <wps:cNvSpPr txBox="1">
+                      <a:spLocks noChangeArrowheads="1"/>
+                    </wps:cNvSpPr>
+                    <wps:spPr bwMode="auto">
+                      <a:xfrm>
+                        <a:off x="0" y="0"/>
+                        <a:ext cx="434340" cy="145415"/>
+                      </a:xfrm>
+                      <a:prstGeom prst="rect">
+                        <a:avLst/>
+                      </a:prstGeom>
+                      <a:noFill/>
+                      <a:ln>
+                        <a:noFill/>
+                      </a:ln>
+                      <a:extLst>
+                        <a:ext uri="{909E8E84-426E-40DD-AFC4-6F175D3DCCD1}">
+                          <a14:hiddenFill xmlns:a14="http://schemas.microsoft.com/office/drawing/2010/main">
+                            <a:solidFill>
+                              <a:srgbClr val="FFFFFF"/>
+                            </a:solidFill>
+                          </a14:hiddenFill>
+                        </a:ext>
+                        <a:ext uri="{91240B29-F687-4F45-9708-019B960494DF}">
+                          <a14:hiddenLine xmlns:a14="http://schemas.microsoft.com/office/drawing/2010/main" w="9525">
+                            <a:solidFill>
+                              <a:srgbClr val="000000"/>
+                            </a:solidFill>
+                            <a:miter lim="800000"/>
+                            <a:headEnd/>
+                            <a:tailEnd/>
+                          </a14:hiddenLine>
+                        </a:ext>
+                      </a:extLst>
+                    </wps:spPr>
+                    <wps:txbx>
+                      <w:txbxContent>
+                        <w:p>
+                          <w:pPr>
+                            <w:spacing w:before="20"/>
+                            <w:ind w:left="20"/>
+                            <w:rPr>
+                              <w:i/>
+                              <w:sz w:val="16"/>
+                            </w:rPr>
+                          </w:pPr>
+                          <w:r>
+                            <w:rPr>
+                              <w:i/>
+                              <w:spacing w:val="-2"/>
+                              <w:sz w:val="16"/>
+                            </w:rPr>
+                            <w:t>Заказчик</w:t>
+                          </w:r>
+                        </w:p>
+                      </w:txbxContent>
+                    </wps:txbx>
+                    <wps:bodyPr rot="0" vert="horz" wrap="square" lIns="0" tIns="0" rIns="0" bIns="0" anchor="t" anchorCtr="0" upright="1">
+                      <a:noAutofit/>
+                    </wps:bodyPr>
+                  </wps:wsp>
+                </a:graphicData>
+              </a:graphic>
+              <wp14:sizeRelH relativeFrom="page">
+                <wp14:pctWidth>0</wp14:pctWidth>
+              </wp14:sizeRelH>
+              <wp14:sizeRelV relativeFrom="page">
+                <wp14:pctHeight>0</wp14:pctHeight>
+              </wp14:sizeRelV>
+            </wp:anchor>
+          </w:drawing>
+        </mc:Choice>
+        <mc:Fallback>
+          <w:pict>
+            <v:shape w14:anchorId="65DB23F9" id="_x0000_s1045" type="#_x0000_t202" style="position:absolute;margin-left:41.6pt;margin-top:19pt;width:34.2pt;height:11.45pt;z-index:-251653120;visibility:visible;mso-wrap-style:square;mso-width-percent:0;mso-height-percent:0;mso-wrap-distance-left:9pt;mso-wrap-distance-top:0;mso-wrap-distance-right:9pt;mso-wrap-distance-bottom:0;mso-position-horizontal:absolute;mso-position-horizontal-relative:page;mso-position-vertical:absolute;mso-position-vertical-relative:bottom-margin-area;mso-width-percent:0;mso-height-percent:0;mso-width-relative:page;mso-height-relative:page;v-text-anchor:top" o:gfxdata="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" filled="f" stroked="f">
+              <v:textbox inset="0,0,0,0">
+                <w:txbxContent>
+                  <w:p>
+                    <w:pPr>
+                      <w:spacing w:before="20"/>
+                      <w:ind w:left="20"/>
+                      <w:rPr>
+                        <w:i/>
+                        <w:sz w:val="16"/>
+                      </w:rPr>
+                    </w:pPr>
+                    <w:r>
+                      <w:rPr>
+                        <w:i/>
+                        <w:spacing w:val="-2"/>
+                        <w:sz w:val="16"/>
+                      </w:rPr>
+                      <w:t>Заказчик</w:t>
+                    </w:r>
+                  </w:p>
+                </w:txbxContent>
+              </v:textbox>
+              <w10:wrap anchorx="page" anchory="margin"/>
+            </v:shape>
+          </w:pict>
+        </mc:Fallback>
+      </mc:AlternateContent>
+    </w:r>
+    <w:r>
+      <w:rPr>
+        <w:noProof/>
+      </w:rPr>
+      <mc:AlternateContent>
+        <mc:Choice Requires="wps">
+          <w:drawing>
+            <wp:anchor distT="0" distB="0" distL="114300" distR="114300" simplePos="0" relativeHeight="251667456" behindDoc="1" locked="0" layoutInCell="1" allowOverlap="1" wp14:anchorId="4E2AEA01" wp14:editId="5F60068C">
+              <wp:simplePos x="0" y="0"/>
+              <wp:positionH relativeFrom="page">
+                <wp:posOffset>5603240</wp:posOffset>
+              </wp:positionH>
+              <wp:positionV relativeFrom="bottomMargin">
+                <wp:posOffset>241300</wp:posOffset>
+              </wp:positionV>
+              <wp:extent cx="1598930" cy="145415"/>
+              <wp:effectExtent l="0" t="0" r="0" b="0"/>
+              <wp:wrapNone/>
+              <wp:docPr id="1034904412" name="docshape9"/>
+              <wp:cNvGraphicFramePr>
+                <a:graphicFrameLocks xmlns:a="http://schemas.openxmlformats.org/drawingml/2006/main"/>
+              </wp:cNvGraphicFramePr>
+              <a:graphic xmlns:a="http://schemas.openxmlformats.org/drawingml/2006/main">
+                <a:graphicData uri="http://schemas.microsoft.com/office/word/2010/wordprocessingShape">
+                  <wps:wsp>
+                    <wps:cNvSpPr txBox="1">
+                      <a:spLocks noChangeArrowheads="1"/>
+                    </wps:cNvSpPr>
+                    <wps:spPr bwMode="auto">
+                      <a:xfrm>
+                        <a:off x="0" y="0"/>
+                        <a:ext cx="1598930" cy="145415"/>
+                      </a:xfrm>
+                      <a:prstGeom prst="rect">
+                        <a:avLst/>
+                      </a:prstGeom>
+                      <a:noFill/>
+                      <a:ln>
+                        <a:noFill/>
+                      </a:ln>
+                      <a:extLst>
+                        <a:ext uri="{909E8E84-426E-40DD-AFC4-6F175D3DCCD1}">
+                          <a14:hiddenFill xmlns:a14="http://schemas.microsoft.com/office/drawing/2010/main">
+                            <a:solidFill>
+                              <a:srgbClr val="FFFFFF"/>
+                            </a:solidFill>
+                          </a14:hiddenFill>
+                        </a:ext>
+                        <a:ext uri="{91240B29-F687-4F45-9708-019B960494DF}">
+                          <a14:hiddenLine xmlns:a14="http://schemas.microsoft.com/office/drawing/2010/main" w="9525">
+                            <a:solidFill>
+                              <a:srgbClr val="000000"/>
+                            </a:solidFill>
+                            <a:miter lim="800000"/>
+                            <a:headEnd/>
+                            <a:tailEnd/>
+                          </a14:hiddenLine>
+                        </a:ext>
+                      </a:extLst>
+                    </wps:spPr>
+                    <wps:txbx>
+                      <w:txbxContent>
+                        <w:p>
+                          <w:pPr>
+                            <w:tabs>
+                              <w:tab w:val="left" w:pos="1382"/>
+                            </w:tabs>
+                            <w:spacing w:before="20"/>
+                            <w:ind w:left="20"/>
+                            <w:rPr>
+                              <w:i/>
+                              <w:sz w:val="16"/>
+                            </w:rPr>
+                          </w:pPr>
+                          <w:r>
+                            <w:rPr>
+                              <w:rFonts w:ascii="Times New Roman" w:hAnsi="Times New Roman"/>
+                              <w:sz w:val="16"/>
+                              <w:u w:val="single"/>
+                            </w:rPr>
+                            <w:tab/>
+                          </w:r>
+                          <w:r>
+                            <w:rPr>
+                              <w:rFonts w:ascii="Times New Roman" w:hAnsi="Times New Roman"/>
+                              <w:spacing w:val="80"/>
+                              <w:sz w:val="16"/>
+                            </w:rPr>
+                            <w:t xml:space="preserve"> </w:t>
+                          </w:r>
+                          <w:r>
+                            <w:rPr>
+                              <w:i/>
+                              <w:sz w:val="16"/>
+                            </w:rPr>
+                            <w:t>Исполнитель</w:t>
+                          </w:r>
+                        </w:p>
+                      </w:txbxContent>
+                    </wps:txbx>
+                    <wps:bodyPr rot="0" vert="horz" wrap="square" lIns="0" tIns="0" rIns="0" bIns="0" anchor="t" anchorCtr="0" upright="1">
+                      <a:noAutofit/>
+                    </wps:bodyPr>
+                  </wps:wsp>
+                </a:graphicData>
+              </a:graphic>
+              <wp14:sizeRelH relativeFrom="page">
+                <wp14:pctWidth>0</wp14:pctWidth>
+              </wp14:sizeRelH>
+              <wp14:sizeRelV relativeFrom="page">
+                <wp14:pctHeight>0</wp14:pctHeight>
+              </wp14:sizeRelV>
+            </wp:anchor>
+          </w:drawing>
+        </mc:Choice>
+        <mc:Fallback>
+          <w:pict>
+            <v:shape w14:anchorId="4E2AEA01" id="_x0000_s1046" type="#_x0000_t202" style="position:absolute;margin-left:441.2pt;margin-top:19pt;width:125.9pt;height:11.45pt;z-index:-251649024;visibility:visible;mso-wrap-style:square;mso-width-percent:0;mso-height-percent:0;mso-wrap-distance-left:9pt;mso-wrap-distance-top:0;mso-wrap-distance-right:9pt;mso-wrap-distance-bottom:0;mso-position-horizontal:absolute;mso-position-horizontal-relative:page;mso-position-vertical:absolute;mso-position-vertical-relative:bottom-margin-area;mso-width-percent:0;mso-height-percent:0;mso-width-relative:page;mso-height-relative:page;v-text-anchor:top" o:gfxdata="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" filled="f" stroked="f">
+              <v:textbox inset="0,0,0,0">
+                <w:txbxContent>
+                  <w:p>
+                    <w:pPr>
+                      <w:tabs>
+                        <w:tab w:val="left" w:pos="1382"/>
+                      </w:tabs>
+                      <w:spacing w:before="20"/>
+                      <w:ind w:left="20"/>
+                      <w:rPr>
+                        <w:i/>
+                        <w:sz w:val="16"/>
+                      </w:rPr>
+                    </w:pPr>
+                    <w:r>
+                      <w:rPr>
+                        <w:rFonts w:ascii="Times New Roman" w:hAnsi="Times New Roman"/>
+                        <w:sz w:val="16"/>
+                        <w:u w:val="single"/>
+                      </w:rPr>
+                      <w:tab/>
+                    </w:r>
+                    <w:r>
+                      <w:rPr>
+                        <w:rFonts w:ascii="Times New Roman" w:hAnsi="Times New Roman"/>
+                        <w:spacing w:val="80"/>
+                        <w:sz w:val="16"/>
+                      </w:rPr>
+                      <w:t xml:space="preserve"> </w:t>
+                    </w:r>
+                    <w:r>
+                      <w:rPr>
+                        <w:i/>
+                        <w:sz w:val="16"/>
+                      </w:rPr>
+                      <w:t>Исполнитель</w:t>
+                    </w:r>
+                  </w:p>
+                </w:txbxContent>
+              </v:textbox>
+              <w10:wrap anchorx="page" anchory="margin"/>
+            </v:shape>
+          </w:pict>
+        </mc:Fallback>
+      </mc:AlternateContent>
+    </w:r>
+    <w:r>
+      <w:rPr>
+        <w:noProof/>
+      </w:rPr>
+      <mc:AlternateContent>
+        <mc:Choice Requires="wps">
+          <w:drawing>
+            <wp:anchor distT="0" distB="0" distL="114300" distR="114300" simplePos="0" relativeHeight="251670528" behindDoc="1" locked="0" layoutInCell="1" allowOverlap="1" wp14:anchorId="01E80F11" wp14:editId="3E96A95C">
+              <wp:simplePos x="0" y="0"/>
+              <wp:positionH relativeFrom="page">
+                <wp:posOffset>1005205</wp:posOffset>
+              </wp:positionH>
+              <wp:positionV relativeFrom="bottomMargin">
+                <wp:posOffset>247015</wp:posOffset>
+              </wp:positionV>
+              <wp:extent cx="1042035" cy="139065"/>
+              <wp:effectExtent l="0" t="0" r="0" b="0"/>
+              <wp:wrapNone/>
+              <wp:docPr id="21535783" name="docshape10"/>
+              <wp:cNvGraphicFramePr>
+                <a:graphicFrameLocks xmlns:a="http://schemas.openxmlformats.org/drawingml/2006/main"/>
+              </wp:cNvGraphicFramePr>
+              <a:graphic xmlns:a="http://schemas.openxmlformats.org/drawingml/2006/main">
+                <a:graphicData uri="http://schemas.microsoft.com/office/word/2010/wordprocessingShape">
+                  <wps:wsp>
+                    <wps:cNvSpPr txBox="1">
+                      <a:spLocks noChangeArrowheads="1"/>
+                    </wps:cNvSpPr>
+                    <wps:spPr bwMode="auto">
+                      <a:xfrm>
+                        <a:off x="0" y="0"/>
+                        <a:ext cx="1042035" cy="139065"/>
+                      </a:xfrm>
+                      <a:prstGeom prst="rect">
+                        <a:avLst/>
+                      </a:prstGeom>
+                      <a:noFill/>
+                      <a:ln>
+                        <a:noFill/>
+                      </a:ln>
+                      <a:extLst>
+                        <a:ext uri="{909E8E84-426E-40DD-AFC4-6F175D3DCCD1}">
+                          <a14:hiddenFill xmlns:a14="http://schemas.microsoft.com/office/drawing/2010/main">
+                            <a:solidFill>
+                              <a:srgbClr val="FFFFFF"/>
+                            </a:solidFill>
+                          </a14:hiddenFill>
+                        </a:ext>
+                        <a:ext uri="{91240B29-F687-4F45-9708-019B960494DF}">
+                          <a14:hiddenLine xmlns:a14="http://schemas.microsoft.com/office/drawing/2010/main" w="9525">
+                            <a:solidFill>
+                              <a:srgbClr val="000000"/>
+                            </a:solidFill>
+                            <a:miter lim="800000"/>
+                            <a:headEnd/>
+                            <a:tailEnd/>
+                          </a14:hiddenLine>
+                        </a:ext>
+                      </a:extLst>
+                    </wps:spPr>
+                    <wps:txbx>
+                      <w:txbxContent>
+                        <w:p>
+                          <w:pPr>
+                            <w:tabs>
+                              <w:tab w:val="left" w:pos="1620"/>
+                            </w:tabs>
+                            <w:spacing w:before="14"/>
+                            <w:ind w:left="20"/>
+                            <w:rPr>
+                              <w:rFonts w:ascii="Times New Roman"/>
+                              <w:sz w:val="16"/>
+                            </w:rPr>
+                          </w:pPr>
+                          <w:r>
+                            <w:rPr>
+                              <w:rFonts w:ascii="Times New Roman"/>
+                              <w:sz w:val="16"/>
+                              <w:u w:val="single"/>
+                            </w:rPr>
+                            <w:t xml:space="preserve"> </w:t>
+                          </w:r>
+                          <w:r>
+                            <w:rPr>
+                              <w:rFonts w:ascii="Times New Roman"/>
+                              <w:sz w:val="16"/>
+                              <w:u w:val="single"/>
+                            </w:rPr>
+                            <w:tab/>
+                          </w:r>
+                        </w:p>
+                      </w:txbxContent>
+                    </wps:txbx>
+                    <wps:bodyPr rot="0" vert="horz" wrap="square" lIns="0" tIns="0" rIns="0" bIns="0" anchor="t" anchorCtr="0" upright="1">
+                      <a:noAutofit/>
+                    </wps:bodyPr>
+                  </wps:wsp>
+                </a:graphicData>
+              </a:graphic>
+              <wp14:sizeRelH relativeFrom="page">
+                <wp14:pctWidth>0</wp14:pctWidth>
+              </wp14:sizeRelH>
+              <wp14:sizeRelV relativeFrom="page">
+                <wp14:pctHeight>0</wp14:pctHeight>
+              </wp14:sizeRelV>
+            </wp:anchor>
+          </w:drawing>
+        </mc:Choice>
+        <mc:Fallback>
+          <w:pict>
+            <v:shape w14:anchorId="01E80F11" id="_x0000_s1047" type="#_x0000_t202" style="position:absolute;margin-left:79.15pt;margin-top:19.45pt;width:82.05pt;height:10.95pt;z-index:-251645952;visibility:visible;mso-wrap-style:square;mso-width-percent:0;mso-height-percent:0;mso-wrap-distance-left:9pt;mso-wrap-distance-top:0;mso-wrap-distance-right:9pt;mso-wrap-distance-bottom:0;mso-position-horizontal:absolute;mso-position-horizontal-relative:page;mso-position-vertical:absolute;mso-position-vertical-relative:bottom-margin-area;mso-width-percent:0;mso-height-percent:0;mso-width-relative:page;mso-height-relative:page;v-text-anchor:top" o:gfxdata="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" filled="f" stroked="f">
+              <v:textbox inset="0,0,0,0">
+                <w:txbxContent>
+                  <w:p>
+                    <w:pPr>
+                      <w:tabs>
+                        <w:tab w:val="left" w:pos="1620"/>
+                      </w:tabs>
+                      <w:spacing w:before="14"/>
+                      <w:ind w:left="20"/>
+                      <w:rPr>
+                        <w:rFonts w:ascii="Times New Roman"/>
+                        <w:sz w:val="16"/>
+                      </w:rPr>
+                    </w:pPr>
+                    <w:r>
+                      <w:rPr>
+                        <w:rFonts w:ascii="Times New Roman"/>
+                        <w:sz w:val="16"/>
+                        <w:u w:val="single"/>
+                      </w:rPr>
+                      <w:t xml:space="preserve"> </w:t>
+                    </w:r>
+                    <w:r>
+                      <w:rPr>
+                        <w:rFonts w:ascii="Times New Roman"/>
+                        <w:sz w:val="16"/>
+                        <w:u w:val="single"/>
+                      </w:rPr>
+                      <w:tab/>
+                    </w:r>
+                  </w:p>
+                </w:txbxContent>
+              </v:textbox>
+              <w10:wrap anchorx="page" anchory="margin"/>
+            </v:shape>
+          </w:pict>
+        </mc:Fallback>
+      </mc:AlternateContent>
+    </w:r>
+  </w:p>
+</w:ftr>
+</file>
+
+<file path=word/footer5.xml><?xml version="1.0" encoding="utf-8"?>
+<w:ftr xmlns:wpc="http://schemas.microsoft.com/office/word/2010/wordprocessingCanvas" xmlns:cx="http://schemas.microsoft.com/office/drawing/2014/chartex" xmlns:cx1="http://schemas.microsoft.com/office/drawing/2015/9/8/chartex" xmlns:cx2="http://schemas.microsoft.com/office/drawing/2015/10/21/chartex" xmlns:cx3="http://schemas.microsoft.com/office/drawing/2016/5/9/chartex" xmlns:cx4="http://schemas.microsoft.com/office/drawing/2016/5/10/chartex" xmlns:cx5="http://schemas.microsoft.com/office/drawing/2016/5/11/chartex" xmlns:cx6="http://schemas.microsoft.com/office/drawing/2016/5/12/chartex" xmlns:cx7="http://schemas.microsoft.com/office/drawing/2016/5/13/chartex" xmlns:cx8="http://schemas.microsoft.com/office/drawing/2016/5/14/chartex" xmlns:mc="http://schemas.openxmlformats.org/markup-compatibility/2006" xmlns:aink="http://schemas.microsoft.com/office/drawing/2016/ink" xmlns:am3d="http://schemas.microsoft.com/office/drawing/2017/model3d" xmlns:o="urn:schemas-microsoft-com:office:office" xmlns:oel="http://schemas.microsoft.com/office/2019/extlst" xmlns:r="http://schemas.openxmlformats.org/officeDocument/2006/relationships" xmlns:m="http://schemas.openxmlformats.org/officeDocument/2006/math" xmlns:v="urn:schemas-microsoft-com:vml" xmlns:wp14="http://schemas.microsoft.com/office/word/2010/wordprocessingDrawing" xmlns:wp="http://schemas.openxmlformats.org/drawingml/2006/wordprocessingDrawing" xmlns:w10="urn:schemas-microsoft-com:office:word" xmlns:w="http://schemas.openxmlformats.org/wordprocessingml/2006/main" xmlns:w14="http://schemas.microsoft.com/office/word/2010/wordml" xmlns:w15="http://schemas.microsoft.com/office/word/2012/wordml" xmlns:w16cex="http://schemas.microsoft.com/office/word/2018/wordml/cex" xmlns:w16cid="http://schemas.microsoft.com/office/word/2016/wordml/cid" xmlns:w16="http://schemas.microsoft.com/office/word/2018/wordml" xmlns:w16du="http://schemas.microsoft.com/office/word/2023/wordml/word16du" xmlns:w16sdtdh="http://schemas.microsoft.com/office/word/2020/wordml/sdtdatahash" xmlns:w16sdtfl="http://schemas.microsoft.com/office/word/2024/wordml/sdtformatlock" xmlns:w16se="http://schemas.microsoft.com/office/word/2015/wordml/symex" xmlns:wpg="http://schemas.microsoft.com/office/word/2010/wordprocessingGroup" xmlns:wpi="http://schemas.microsoft.com/office/word/2010/wordprocessingInk" xmlns:wne="http://schemas.microsoft.com/office/word/2006/wordml" xmlns:wps="http://schemas.microsoft.com/office/word/2010/wordprocessingShape" mc:Ignorable="w14 w15 w16se w16cid w16 w16cex w16sdtdh w16sdtfl w16du wp14">
+  <w:p>
+    <w:pPr>
+      <w:pStyle w:val="BodyText"/>
+      <w:spacing w:line="14" w:lineRule="auto"/>
+      <w:jc w:val="left"/>
+    </w:pPr>
+    <w:r>
+      <w:rPr>
+        <w:noProof/>
+      </w:rPr>
+      <mc:AlternateContent>
+        <mc:Choice Requires="wps">
+          <w:drawing>
+            <wp:anchor distT="0" distB="0" distL="114300" distR="114300" simplePos="0" relativeHeight="251645952" behindDoc="1" locked="0" layoutInCell="1" allowOverlap="1" wp14:anchorId="34EC1261" wp14:editId="5F89E98E">
+              <wp:simplePos x="0" y="0"/>
+              <wp:positionH relativeFrom="page">
+                <wp:posOffset>522605</wp:posOffset>
+              </wp:positionH>
+              <wp:positionV relativeFrom="bottomMargin">
+                <wp:posOffset>-1270</wp:posOffset>
+              </wp:positionV>
+              <wp:extent cx="6696710" cy="6350"/>
+              <wp:effectExtent l="0" t="0" r="0" b="0"/>
+              <wp:wrapNone/>
+              <wp:docPr id="1624358585" name="docshape4"/>
+              <wp:cNvGraphicFramePr>
+                <a:graphicFrameLocks xmlns:a="http://schemas.openxmlformats.org/drawingml/2006/main"/>
+              </wp:cNvGraphicFramePr>
+              <a:graphic xmlns:a="http://schemas.openxmlformats.org/drawingml/2006/main">
+                <a:graphicData uri="http://schemas.microsoft.com/office/word/2010/wordprocessingShape">
+                  <wps:wsp>
+                    <wps:cNvSpPr>
+                      <a:spLocks noChangeArrowheads="1"/>
+                    </wps:cNvSpPr>
+                    <wps:spPr bwMode="auto">
+                      <a:xfrm>
+                        <a:off x="0" y="0"/>
+                        <a:ext cx="6696710" cy="6350"/>
+                      </a:xfrm>
+                      <a:prstGeom prst="rect">
+                        <a:avLst/>
+                      </a:prstGeom>
+                      <a:solidFill>
+                        <a:srgbClr val="000000"/>
+                      </a:solidFill>
+                      <a:ln>
+                        <a:noFill/>
+                      </a:ln>
+                      <a:extLst>
+                        <a:ext uri="{91240B29-F687-4F45-9708-019B960494DF}">
+                          <a14:hiddenLine xmlns:a14="http://schemas.microsoft.com/office/drawing/2010/main" w="9525">
+                            <a:solidFill>
+                              <a:srgbClr val="000000"/>
+                            </a:solidFill>
+                            <a:miter lim="800000"/>
+                            <a:headEnd/>
+                            <a:tailEnd/>
+                          </a14:hiddenLine>
+                        </a:ext>
+                      </a:extLst>
+                    </wps:spPr>
+                    <wps:bodyPr rot="0" vert="horz" wrap="square" lIns="91440" tIns="45720" rIns="91440" bIns="45720" anchor="t" anchorCtr="0" upright="1">
+                      <a:noAutofit/>
+                    </wps:bodyPr>
+                  </wps:wsp>
+                </a:graphicData>
+              </a:graphic>
+              <wp14:sizeRelH relativeFrom="page">
+                <wp14:pctWidth>0</wp14:pctWidth>
+              </wp14:sizeRelH>
+              <wp14:sizeRelV relativeFrom="page">
+                <wp14:pctHeight>0</wp14:pctHeight>
+              </wp14:sizeRelV>
+            </wp:anchor>
+          </w:drawing>
+        </mc:Choice>
+        <mc:Fallback>
+          <w:pict>
+            <v:rect w14:anchorId="594B4950" id="docshape4" o:spid="_x0000_s1026" style="position:absolute;margin-left:41.15pt;margin-top:793.9pt;width:527.3pt;height:.5pt;z-index:-15896064;visibility:visible;mso-wrap-style:square;mso-width-percent:0;mso-height-percent:0;mso-wrap-distance-left:9pt;mso-wrap-distance-top:0;mso-wrap-distance-right:9pt;mso-wrap-distance-bottom:0;mso-position-horizontal:absolute;mso-position-horizontal-relative:page;mso-position-vertical:absolute;mso-position-vertical-relative:page;mso-width-percent:0;mso-height-percent:0;mso-width-relative:page;mso-height-relative:page;v-text-anchor:top" o:gfxdata="UEsDBBQABgAIAAAAIQC2gziS/gAAAOEBAAATAAAAW0NvbnRlbnRfVHlwZXNdLnhtbJSRQU7DMBBF 90jcwfIWJU67QAgl6YK0S0CoHGBkTxKLZGx5TGhvj5O2G0SRWNoz/78nu9wcxkFMGNg6quQqL6RA 0s5Y6ir5vt9lD1JwBDIwOMJKHpHlpr69KfdHjyxSmriSfYz+USnWPY7AufNIadK6MEJMx9ApD/oD OlTrorhX2lFEilmcO2RdNtjC5xDF9pCuTyYBB5bi6bQ4syoJ3g9WQ0ymaiLzg5KdCXlKLjvcW893 SUOqXwnz5DrgnHtJTxOsQfEKIT7DmDSUCaxw7Rqn8787ZsmRM9e2VmPeBN4uqYvTtW7jvijg9N/y JsXecLq0q+WD6m8AAAD//wMAUEsDBBQABgAIAAAAIQA4/SH/1gAAAJQBAAALAAAAX3JlbHMvLnJl bHOkkMFqwzAMhu+DvYPRfXGawxijTi+j0GvpHsDYimMaW0Yy2fr2M4PBMnrbUb/Q94l/f/hMi1qR JVI2sOt6UJgd+ZiDgffL8ekFlFSbvV0oo4EbChzGx4f9GRdb25HMsYhqlCwG5lrLq9biZkxWOiqY 22YiTra2kYMu1l1tQD30/bPm3wwYN0x18gb45AdQl1tp5j/sFB2T0FQ7R0nTNEV3j6o9feQzro1i OWA14Fm+Q8a1a8+Bvu/d/dMb2JY5uiPbhG/ktn4cqGU/er3pcvwCAAD//wMAUEsDBBQABgAIAAAA IQCv+knj5QEAALMDAAAOAAAAZHJzL2Uyb0RvYy54bWysU8Fu2zAMvQ/YPwi6L46zNF2NOEWRosOA bh3Q7QMYWbaFyaJGKXGyrx+lpGmw3Yb5IIii+PQe+by83Q9W7DQFg66W5WQqhXYKG+O6Wn7/9vDu gxQhgmvAotO1POggb1dv3yxHX+kZ9mgbTYJBXKhGX8s+Rl8VRVC9HiBM0GvHyRZpgMghdUVDMDL6 YIvZdLooRqTGEyodAp/eH5NylfHbVqv41LZBR2FrydxiXimvm7QWqyVUHYHvjTrRgH9gMYBx/OgZ 6h4iiC2Zv6AGowgDtnGicCiwbY3SWQOrKad/qHnuweushZsT/LlN4f/Bqi+7Z/+VEvXgH1H9CMLh ugfX6TsiHHsNDT9XpkYVow/VuSAFgUvFZvyMDY8WthFzD/YtDQmQ1Yl9bvXh3Gq9j0Lx4WJxs7gu eSKKc4v3V3kSBVQvtZ5C/KhxEGlTS+JBZmzYPYaYuED1ciVzR2uaB2NtDqjbrC2JHaSh5y/TZ4mX 16xLlx2msiNiOskik65koVBtsDmwRsKjc9jpvOmRfkkxsmtqGX5ugbQU9pPjPt2U83myWQ7mV9cz Dugys7nMgFMMVcsoxXG7jkdrbj2ZrueXyiza4R33tjVZ+CurE1l2Ru7HycXJepdxvvX6r61+AwAA //8DAFBLAwQUAAYACAAAACEAZnB6YeAAAAANAQAADwAAAGRycy9kb3ducmV2LnhtbEyPPU/DMBCG dyT+g3VIbNRpSosb4lQUiRGJFga6OfGRRI3PIXbbwK/nygLjvffo/chXo+vEEYfQetIwnSQgkCpv W6o1vL0+3SgQIRqypvOEGr4wwKq4vMhNZv2JNnjcxlqwCYXMaGhi7DMpQ9WgM2HieyT+ffjBmcjn UEs7mBObu06mSbKQzrTECY3p8bHBar89OA3rpVp/vtzS8/em3OHuvdzP0yHR+vpqfLgHEXGMfzCc 63N1KLhT6Q9kg+g0qHTGJOtzdccbzsR0tliCKH81pUAWufy/ovgBAAD//wMAUEsBAi0AFAAGAAgA AAAhALaDOJL+AAAA4QEAABMAAAAAAAAAAAAAAAAAAAAAAFtDb250ZW50X1R5cGVzXS54bWxQSwEC LQAUAAYACAAAACEAOP0h/9YAAACUAQAACwAAAAAAAAAAAAAAAAAvAQAAX3JlbHMvLnJlbHNQSwEC LQAUAAYACAAAACEAr/pJ4+UBAACzAwAADgAAAAAAAAAAAAAAAAAuAgAAZHJzL2Uyb0RvYy54bWxQ SwECLQAUAAYACAAAACEAZnB6YeAAAAANAQAADwAAAAAAAAAAAAAAAAA/BAAAZHJzL2Rvd25yZXYu eG1sUEsFBgAAAAAEAAQA8wAAAEwFAAAAAA== " fillcolor="black" stroked="f">
+              <w10:wrap anchorx="page" anchory="page"/>
+            </v:rect>
+          </w:pict>
+        </mc:Fallback>
+      </mc:AlternateContent>
+    </w:r>
+    <w:r>
+      <w:rPr>
+        <w:noProof/>
+      </w:rPr>
+      <mc:AlternateContent>
+        <mc:Choice Requires="wps">
+          <w:drawing>
+            <wp:anchor distT="0" distB="0" distL="114300" distR="114300" simplePos="0" relativeHeight="251652096" behindDoc="1" locked="0" layoutInCell="1" allowOverlap="1" wp14:anchorId="48D1D004" wp14:editId="342604B8">
+              <wp:simplePos x="0" y="0"/>
+              <wp:positionH relativeFrom="page">
+                <wp:posOffset>528320</wp:posOffset>
+              </wp:positionH>
+              <wp:positionV relativeFrom="bottomMargin">
+                <wp:posOffset>3810</wp:posOffset>
+              </wp:positionV>
+              <wp:extent cx="338455" cy="145415"/>
+              <wp:effectExtent l="0" t="0" r="0" b="0"/>
+              <wp:wrapNone/>
+              <wp:docPr id="1171555409" name="docshape5"/>
+              <wp:cNvGraphicFramePr>
+                <a:graphicFrameLocks xmlns:a="http://schemas.openxmlformats.org/drawingml/2006/main"/>
+              </wp:cNvGraphicFramePr>
+              <a:graphic xmlns:a="http://schemas.openxmlformats.org/drawingml/2006/main">
+                <a:graphicData uri="http://schemas.microsoft.com/office/word/2010/wordprocessingShape">
+                  <wps:wsp>
+                    <wps:cNvSpPr txBox="1">
+                      <a:spLocks noChangeArrowheads="1"/>
+                    </wps:cNvSpPr>
+                    <wps:spPr bwMode="auto">
+                      <a:xfrm>
+                        <a:off x="0" y="0"/>
+                        <a:ext cx="338455" cy="145415"/>
+                      </a:xfrm>
+                      <a:prstGeom prst="rect">
+                        <a:avLst/>
+                      </a:prstGeom>
+                      <a:noFill/>
+                      <a:ln>
+                        <a:noFill/>
+                      </a:ln>
+                      <a:extLst>
+                        <a:ext uri="{909E8E84-426E-40DD-AFC4-6F175D3DCCD1}">
+                          <a14:hiddenFill xmlns:a14="http://schemas.microsoft.com/office/drawing/2010/main">
+                            <a:solidFill>
+                              <a:srgbClr val="FFFFFF"/>
+                            </a:solidFill>
+                          </a14:hiddenFill>
+                        </a:ext>
+                        <a:ext uri="{91240B29-F687-4F45-9708-019B960494DF}">
+                          <a14:hiddenLine xmlns:a14="http://schemas.microsoft.com/office/drawing/2010/main" w="9525">
+                            <a:solidFill>
+                              <a:srgbClr val="000000"/>
+                            </a:solidFill>
+                            <a:miter lim="800000"/>
+                            <a:headEnd/>
+                            <a:tailEnd/>
+                          </a14:hiddenLine>
+                        </a:ext>
+                      </a:extLst>
+                    </wps:spPr>
+                    <wps:txbx>
+                      <w:txbxContent>
+                        <w:p>
+                          <w:pPr>
+                            <w:spacing w:before="20"/>
+                            <w:ind w:left="20"/>
+                            <w:rPr>
+                              <w:sz w:val="16"/>
+                            </w:rPr>
+                          </w:pPr>
+                          <w:r>
+                            <w:rPr>
+                              <w:color w:val="A6A6A6"/>
+                              <w:spacing w:val="-2"/>
+                              <w:sz w:val="16"/>
+                            </w:rPr>
+                            <w:t>FF2-</w:t>
+                          </w:r>
+                          <w:r>
+                            <w:rPr>
+                              <w:color w:val="A6A6A6"/>
+                              <w:spacing w:val="-5"/>
+                              <w:sz w:val="16"/>
+                            </w:rPr>
+                            <w:t>08</w:t>
+                          </w:r>
+                        </w:p>
+                      </w:txbxContent>
+                    </wps:txbx>
+                    <wps:bodyPr rot="0" vert="horz" wrap="square" lIns="0" tIns="0" rIns="0" bIns="0" anchor="t" anchorCtr="0" upright="1">
+                      <a:noAutofit/>
+                    </wps:bodyPr>
+                  </wps:wsp>
+                </a:graphicData>
+              </a:graphic>
+              <wp14:sizeRelH relativeFrom="page">
+                <wp14:pctWidth>0</wp14:pctWidth>
+              </wp14:sizeRelH>
+              <wp14:sizeRelV relativeFrom="page">
+                <wp14:pctHeight>0</wp14:pctHeight>
+              </wp14:sizeRelV>
+            </wp:anchor>
+          </w:drawing>
+        </mc:Choice>
+        <mc:Fallback>
+          <w:pict>
+            <v:shapetype w14:anchorId="48D1D004" id="_x0000_t202" coordsize="21600,21600" o:spt="202" path="m,l,21600r21600,l21600,xe">
+              <v:stroke joinstyle="miter"/>
+              <v:path gradientshapeok="t" o:connecttype="rect"/>
+            </v:shapetype>
+            <v:shape id="_x0000_s1048" type="#_x0000_t202" style="position:absolute;margin-left:41.6pt;margin-top:.3pt;width:26.65pt;height:11.45pt;z-index:-251664384;visibility:visible;mso-wrap-style:square;mso-width-percent:0;mso-height-percent:0;mso-wrap-distance-left:9pt;mso-wrap-distance-top:0;mso-wrap-distance-right:9pt;mso-wrap-distance-bottom:0;mso-position-horizontal:absolute;mso-position-horizontal-relative:page;mso-position-vertical:absolute;mso-position-vertical-relative:bottom-margin-area;mso-width-percent:0;mso-height-percent:0;mso-width-relative:page;mso-height-relative:page;v-text-anchor:top" o:gfxdata="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" filled="f" stroked="f">
+              <v:textbox inset="0,0,0,0">
+                <w:txbxContent>
+                  <w:p>
+                    <w:pPr>
+                      <w:spacing w:before="20"/>
+                      <w:ind w:left="20"/>
+                      <w:rPr>
+                        <w:sz w:val="16"/>
+                      </w:rPr>
+                    </w:pPr>
+                    <w:r>
+                      <w:rPr>
+                        <w:color w:val="A6A6A6"/>
+                        <w:spacing w:val="-2"/>
+                        <w:sz w:val="16"/>
+                      </w:rPr>
+                      <w:t>FF2-</w:t>
+                    </w:r>
+                    <w:r>
+                      <w:rPr>
+                        <w:color w:val="A6A6A6"/>
+                        <w:spacing w:val="-5"/>
+                        <w:sz w:val="16"/>
+                      </w:rPr>
+                      <w:t>08</w:t>
+                    </w:r>
+                  </w:p>
+                </w:txbxContent>
+              </v:textbox>
+              <w10:wrap anchorx="page" anchory="margin"/>
+            </v:shape>
+          </w:pict>
+        </mc:Fallback>
+      </mc:AlternateContent>
+    </w:r>
+    <w:r>
+      <w:rPr>
+        <w:noProof/>
+      </w:rPr>
+      <mc:AlternateContent>
+        <mc:Choice Requires="wps">
+          <w:drawing>
+            <wp:anchor distT="0" distB="0" distL="114300" distR="114300" simplePos="0" relativeHeight="251655168" behindDoc="1" locked="0" layoutInCell="1" allowOverlap="1" wp14:anchorId="318FC376" wp14:editId="734A5DAE">
+              <wp:simplePos x="0" y="0"/>
+              <wp:positionH relativeFrom="page">
+                <wp:posOffset>3460115</wp:posOffset>
+              </wp:positionH>
+              <wp:positionV relativeFrom="bottomMargin">
+                <wp:posOffset>3810</wp:posOffset>
+              </wp:positionV>
+              <wp:extent cx="544830" cy="145415"/>
+              <wp:effectExtent l="0" t="0" r="0" b="0"/>
+              <wp:wrapNone/>
+              <wp:docPr id="335854884" name="docshape6"/>
+              <wp:cNvGraphicFramePr>
+                <a:graphicFrameLocks xmlns:a="http://schemas.openxmlformats.org/drawingml/2006/main"/>
+              </wp:cNvGraphicFramePr>
+              <a:graphic xmlns:a="http://schemas.openxmlformats.org/drawingml/2006/main">
+                <a:graphicData uri="http://schemas.microsoft.com/office/word/2010/wordprocessingShape">
+                  <wps:wsp>
+                    <wps:cNvSpPr txBox="1">
+                      <a:spLocks noChangeArrowheads="1"/>
+                    </wps:cNvSpPr>
+                    <wps:spPr bwMode="auto">
+                      <a:xfrm>
+                        <a:off x="0" y="0"/>
+                        <a:ext cx="544830" cy="145415"/>
+                      </a:xfrm>
+                      <a:prstGeom prst="rect">
+                        <a:avLst/>
+                      </a:prstGeom>
+                      <a:noFill/>
+                      <a:ln>
+                        <a:noFill/>
+                      </a:ln>
+                      <a:extLst>
+                        <a:ext uri="{909E8E84-426E-40DD-AFC4-6F175D3DCCD1}">
+                          <a14:hiddenFill xmlns:a14="http://schemas.microsoft.com/office/drawing/2010/main">
+                            <a:solidFill>
+                              <a:srgbClr val="FFFFFF"/>
+                            </a:solidFill>
+                          </a14:hiddenFill>
+                        </a:ext>
+                        <a:ext uri="{91240B29-F687-4F45-9708-019B960494DF}">
+                          <a14:hiddenLine xmlns:a14="http://schemas.microsoft.com/office/drawing/2010/main" w="9525">
+                            <a:solidFill>
+                              <a:srgbClr val="000000"/>
+                            </a:solidFill>
+                            <a:miter lim="800000"/>
+                            <a:headEnd/>
+                            <a:tailEnd/>
+                          </a14:hiddenLine>
+                        </a:ext>
+                      </a:extLst>
+                    </wps:spPr>
+                    <wps:txbx>
+                      <w:txbxContent>
+                        <w:p>
+                          <w:pPr>
+                            <w:spacing w:before="20"/>
+                            <w:ind w:left="20"/>
+                            <w:rPr>
+                              <w:sz w:val="16"/>
+                            </w:rPr>
+                          </w:pPr>
+                          <w:r>
+                            <w:rPr>
+                              <w:color w:val="A6A6A6"/>
+                              <w:spacing w:val="-2"/>
+                              <w:sz w:val="16"/>
+                            </w:rPr>
+                            <w:t>Редакция</w:t>
+                          </w:r>
+                          <w:r>
+                            <w:rPr>
+                              <w:color w:val="A6A6A6"/>
+                              <w:spacing w:val="5"/>
+                              <w:sz w:val="16"/>
+                            </w:rPr>
+                            <w:t xml:space="preserve"> </w:t>
+                          </w:r>
+                          <w:r>
+                            <w:rPr>
+                              <w:color w:val="A6A6A6"/>
+                              <w:spacing w:val="-10"/>
+                              <w:sz w:val="16"/>
+                            </w:rPr>
+                            <w:t>1</w:t>
+                          </w:r>
+                        </w:p>
+                      </w:txbxContent>
+                    </wps:txbx>
+                    <wps:bodyPr rot="0" vert="horz" wrap="square" lIns="0" tIns="0" rIns="0" bIns="0" anchor="t" anchorCtr="0" upright="1">
+                      <a:noAutofit/>
+                    </wps:bodyPr>
+                  </wps:wsp>
+                </a:graphicData>
+              </a:graphic>
+              <wp14:sizeRelH relativeFrom="page">
+                <wp14:pctWidth>0</wp14:pctWidth>
+              </wp14:sizeRelH>
+              <wp14:sizeRelV relativeFrom="page">
+                <wp14:pctHeight>0</wp14:pctHeight>
+              </wp14:sizeRelV>
+            </wp:anchor>
+          </w:drawing>
+        </mc:Choice>
+        <mc:Fallback>
+          <w:pict>
+            <v:shape w14:anchorId="318FC376" id="_x0000_s1049" type="#_x0000_t202" style="position:absolute;margin-left:272.45pt;margin-top:.3pt;width:42.9pt;height:11.45pt;z-index:-251661312;visibility:visible;mso-wrap-style:square;mso-width-percent:0;mso-height-percent:0;mso-wrap-distance-left:9pt;mso-wrap-distance-top:0;mso-wrap-distance-right:9pt;mso-wrap-distance-bottom:0;mso-position-horizontal:absolute;mso-position-horizontal-relative:page;mso-position-vertical:absolute;mso-position-vertical-relative:bottom-margin-area;mso-width-percent:0;mso-height-percent:0;mso-width-relative:page;mso-height-relative:page;v-text-anchor:top" o:gfxdata="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" filled="f" stroked="f">
+              <v:textbox inset="0,0,0,0">
+                <w:txbxContent>
+                  <w:p>
+                    <w:pPr>
+                      <w:spacing w:before="20"/>
+                      <w:ind w:left="20"/>
+                      <w:rPr>
+                        <w:sz w:val="16"/>
+                      </w:rPr>
+                    </w:pPr>
+                    <w:r>
+                      <w:rPr>
+                        <w:color w:val="A6A6A6"/>
+                        <w:spacing w:val="-2"/>
+                        <w:sz w:val="16"/>
+                      </w:rPr>
+                      <w:t>Редакция</w:t>
+                    </w:r>
+                    <w:r>
+                      <w:rPr>
+                        <w:color w:val="A6A6A6"/>
+                        <w:spacing w:val="5"/>
+                        <w:sz w:val="16"/>
+                      </w:rPr>
+                      <w:t xml:space="preserve"> </w:t>
+                    </w:r>
+                    <w:r>
+                      <w:rPr>
+                        <w:color w:val="A6A6A6"/>
+                        <w:spacing w:val="-10"/>
+                        <w:sz w:val="16"/>
+                      </w:rPr>
+                      <w:t>1</w:t>
+                    </w:r>
+                  </w:p>
+                </w:txbxContent>
+              </v:textbox>
+              <w10:wrap anchorx="page" anchory="margin"/>
+            </v:shape>
+          </w:pict>
+        </mc:Fallback>
+      </mc:AlternateContent>
+    </w:r>
+    <w:r>
+      <w:rPr>
+        <w:noProof/>
+      </w:rPr>
+      <mc:AlternateContent>
+        <mc:Choice Requires="wps">
+          <w:drawing>
+            <wp:anchor distT="0" distB="0" distL="114300" distR="114300" simplePos="0" relativeHeight="251658240" behindDoc="1" locked="0" layoutInCell="1" allowOverlap="1" wp14:anchorId="06F8D7EC" wp14:editId="13802804">
+              <wp:simplePos x="0" y="0"/>
+              <wp:positionH relativeFrom="page">
+                <wp:posOffset>6304915</wp:posOffset>
+              </wp:positionH>
+              <wp:positionV relativeFrom="bottomMargin">
+                <wp:posOffset>3810</wp:posOffset>
+              </wp:positionV>
+              <wp:extent cx="755015" cy="145415"/>
+              <wp:effectExtent l="0" t="0" r="0" b="0"/>
+              <wp:wrapNone/>
+              <wp:docPr id="75457849" name="docshape7"/>
+              <wp:cNvGraphicFramePr>
+                <a:graphicFrameLocks xmlns:a="http://schemas.openxmlformats.org/drawingml/2006/main"/>
+              </wp:cNvGraphicFramePr>
+              <a:graphic xmlns:a="http://schemas.openxmlformats.org/drawingml/2006/main">
+                <a:graphicData uri="http://schemas.microsoft.com/office/word/2010/wordprocessingShape">
+                  <wps:wsp>
+                    <wps:cNvSpPr txBox="1">
+                      <a:spLocks noChangeArrowheads="1"/>
+                    </wps:cNvSpPr>
+                    <wps:spPr bwMode="auto">
+                      <a:xfrm>
+                        <a:off x="0" y="0"/>
+                        <a:ext cx="755015" cy="145415"/>
+                      </a:xfrm>
+                      <a:prstGeom prst="rect">
+                        <a:avLst/>
+                      </a:prstGeom>
+                      <a:noFill/>
+                      <a:ln>
+                        <a:noFill/>
+                      </a:ln>
+                      <a:extLst>
+                        <a:ext uri="{909E8E84-426E-40DD-AFC4-6F175D3DCCD1}">
+                          <a14:hiddenFill xmlns:a14="http://schemas.microsoft.com/office/drawing/2010/main">
+                            <a:solidFill>
+                              <a:srgbClr val="FFFFFF"/>
+                            </a:solidFill>
+                          </a14:hiddenFill>
+                        </a:ext>
+                        <a:ext uri="{91240B29-F687-4F45-9708-019B960494DF}">
+                          <a14:hiddenLine xmlns:a14="http://schemas.microsoft.com/office/drawing/2010/main" w="9525">
+                            <a:solidFill>
+                              <a:srgbClr val="000000"/>
+                            </a:solidFill>
+                            <a:miter lim="800000"/>
+                            <a:headEnd/>
+                            <a:tailEnd/>
+                          </a14:hiddenLine>
+                        </a:ext>
+                      </a:extLst>
+                    </wps:spPr>
+                    <wps:txbx>
+                      <w:txbxContent>
+                        <w:p>
+                          <w:pPr>
+                            <w:spacing w:before="20"/>
+                            <w:ind w:left="20"/>
+                            <w:rPr>
+                              <w:sz w:val="16"/>
+                            </w:rPr>
+                          </w:pPr>
+                          <w:r>
+                            <w:rPr>
+                              <w:color w:val="A6A6A6"/>
+                              <w:sz w:val="16"/>
+                            </w:rPr>
+                            <w:t>Страница</w:t>
+                          </w:r>
+                          <w:r>
+                            <w:rPr>
+                              <w:color w:val="A6A6A6"/>
+                              <w:spacing w:val="-3"/>
+                              <w:sz w:val="16"/>
+                            </w:rPr>
+                            <w:t xml:space="preserve"> </w:t>
+                          </w:r>
+                          <w:r>
+                            <w:rPr>
+                              <w:color w:val="A6A6A6"/>
+                              <w:sz w:val="16"/>
+                            </w:rPr>
+                            <w:fldChar w:fldCharType="begin"/>
+                          </w:r>
+                          <w:r>
+                            <w:rPr>
+                              <w:color w:val="A6A6A6"/>
+                              <w:sz w:val="16"/>
+                            </w:rPr>
+                            <w:instrText xml:space="preserve"> PAGE </w:instrText>
+                          </w:r>
+                          <w:r>
+                            <w:rPr>
+                              <w:color w:val="A6A6A6"/>
+                              <w:sz w:val="16"/>
+                            </w:rPr>
+                            <w:fldChar w:fldCharType="separate"/>
+                          </w:r>
+                          <w:r>
+                            <w:rPr>
+                              <w:color w:val="A6A6A6"/>
+                              <w:sz w:val="16"/>
+                            </w:rPr>
+                            <w:t>2</w:t>
+                          </w:r>
+                          <w:r>
+                            <w:rPr>
+                              <w:color w:val="A6A6A6"/>
+                              <w:sz w:val="16"/>
+                            </w:rPr>
+                            <w:fldChar w:fldCharType="end"/>
+                          </w:r>
+                          <w:r>
+                            <w:rPr>
+                              <w:color w:val="A6A6A6"/>
+                              <w:spacing w:val="-6"/>
+                              <w:sz w:val="16"/>
+                            </w:rPr>
+                            <w:t xml:space="preserve"> </w:t>
+                          </w:r>
+                          <w:r>
+                            <w:rPr>
+                              <w:color w:val="A6A6A6"/>
+                              <w:sz w:val="16"/>
+                            </w:rPr>
+                            <w:t>из</w:t>
+                          </w:r>
+                          <w:r>
+                            <w:rPr>
+                              <w:color w:val="A6A6A6"/>
+                              <w:spacing w:val="-2"/>
+                              <w:sz w:val="16"/>
+                            </w:rPr>
+                            <w:t xml:space="preserve"> </w:t>
+                          </w:r>
+                          <w:r>
+                            <w:rPr>
+                              <w:color w:val="A6A6A6"/>
+                              <w:spacing w:val="-10"/>
+                              <w:sz w:val="16"/>
+                            </w:rPr>
+                            <w:fldChar w:fldCharType="begin"/>
+                          </w:r>
+                          <w:r>
+                            <w:rPr>
+                              <w:color w:val="A6A6A6"/>
+                              <w:spacing w:val="-10"/>
+                              <w:sz w:val="16"/>
+                            </w:rPr>
+                            <w:instrText xml:space="preserve"> NUMPAGES </w:instrText>
+                          </w:r>
+                          <w:r>
+                            <w:rPr>
+                              <w:color w:val="A6A6A6"/>
+                              <w:spacing w:val="-10"/>
+                              <w:sz w:val="16"/>
+                            </w:rPr>
+                            <w:fldChar w:fldCharType="separate"/>
+                          </w:r>
+                          <w:r>
+                            <w:rPr>
+                              <w:color w:val="A6A6A6"/>
+                              <w:spacing w:val="-10"/>
+                              <w:sz w:val="16"/>
+                            </w:rPr>
+                            <w:t>6</w:t>
+                          </w:r>
+                          <w:r>
+                            <w:rPr>
+                              <w:color w:val="A6A6A6"/>
+                              <w:spacing w:val="-10"/>
+                              <w:sz w:val="16"/>
+                            </w:rPr>
+                            <w:fldChar w:fldCharType="end"/>
+                          </w:r>
+                        </w:p>
+                      </w:txbxContent>
+                    </wps:txbx>
+                    <wps:bodyPr rot="0" vert="horz" wrap="square" lIns="0" tIns="0" rIns="0" bIns="0" anchor="t" anchorCtr="0" upright="1">
+                      <a:noAutofit/>
+                    </wps:bodyPr>
+                  </wps:wsp>
+                </a:graphicData>
+              </a:graphic>
+              <wp14:sizeRelH relativeFrom="page">
+                <wp14:pctWidth>0</wp14:pctWidth>
+              </wp14:sizeRelH>
+              <wp14:sizeRelV relativeFrom="page">
+                <wp14:pctHeight>0</wp14:pctHeight>
+              </wp14:sizeRelV>
+            </wp:anchor>
+          </w:drawing>
+        </mc:Choice>
+        <mc:Fallback>
+          <w:pict>
+            <v:shape w14:anchorId="06F8D7EC" id="_x0000_s1050" type="#_x0000_t202" style="position:absolute;margin-left:496.45pt;margin-top:.3pt;width:59.45pt;height:11.45pt;z-index:-251658240;visibility:visible;mso-wrap-style:square;mso-width-percent:0;mso-height-percent:0;mso-wrap-distance-left:9pt;mso-wrap-distance-top:0;mso-wrap-distance-right:9pt;mso-wrap-distance-bottom:0;mso-position-horizontal:absolute;mso-position-horizontal-relative:page;mso-position-vertical:absolute;mso-position-vertical-relative:bottom-margin-area;mso-width-percent:0;mso-height-percent:0;mso-width-relative:page;mso-height-relative:page;v-text-anchor:top" o:gfxdata="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" filled="f" stroked="f">
+              <v:textbox inset="0,0,0,0">
+                <w:txbxContent>
+                  <w:p>
+                    <w:pPr>
+                      <w:spacing w:before="20"/>
+                      <w:ind w:left="20"/>
+                      <w:rPr>
+                        <w:sz w:val="16"/>
+                      </w:rPr>
+                    </w:pPr>
+                    <w:r>
+                      <w:rPr>
+                        <w:color w:val="A6A6A6"/>
+                        <w:sz w:val="16"/>
+                      </w:rPr>
+                      <w:t>Страница</w:t>
+                    </w:r>
+                    <w:r>
+                      <w:rPr>
+                        <w:color w:val="A6A6A6"/>
+                        <w:spacing w:val="-3"/>
+                        <w:sz w:val="16"/>
+                      </w:rPr>
+                      <w:t xml:space="preserve"> </w:t>
+                    </w:r>
+                    <w:r>
+                      <w:rPr>
+                        <w:color w:val="A6A6A6"/>
+                        <w:sz w:val="16"/>
+                      </w:rPr>
+                      <w:fldChar w:fldCharType="begin"/>
+                    </w:r>
+                    <w:r>
+                      <w:rPr>
+                        <w:color w:val="A6A6A6"/>
+                        <w:sz w:val="16"/>
+                      </w:rPr>
+                      <w:instrText xml:space="preserve"> PAGE </w:instrText>
+                    </w:r>
+                    <w:r>
+                      <w:rPr>
+                        <w:color w:val="A6A6A6"/>
+                        <w:sz w:val="16"/>
+                      </w:rPr>
+                      <w:fldChar w:fldCharType="separate"/>
+                    </w:r>
+                    <w:r>
+                      <w:rPr>
+                        <w:color w:val="A6A6A6"/>
+                        <w:sz w:val="16"/>
+                      </w:rPr>
+                      <w:t>2</w:t>
+                    </w:r>
+                    <w:r>
+                      <w:rPr>
+                        <w:color w:val="A6A6A6"/>
+                        <w:sz w:val="16"/>
+                      </w:rPr>
+                      <w:fldChar w:fldCharType="end"/>
+                    </w:r>
+                    <w:r>
+                      <w:rPr>
+                        <w:color w:val="A6A6A6"/>
+                        <w:spacing w:val="-6"/>
+                        <w:sz w:val="16"/>
+                      </w:rPr>
+                      <w:t xml:space="preserve"> </w:t>
+                    </w:r>
+                    <w:r>
+                      <w:rPr>
+                        <w:color w:val="A6A6A6"/>
+                        <w:sz w:val="16"/>
+                      </w:rPr>
+                      <w:t>из</w:t>
+                    </w:r>
+                    <w:r>
+                      <w:rPr>
+                        <w:color w:val="A6A6A6"/>
+                        <w:spacing w:val="-2"/>
+                        <w:sz w:val="16"/>
+                      </w:rPr>
+                      <w:t xml:space="preserve"> </w:t>
+                    </w:r>
+                    <w:r>
+                      <w:rPr>
+                        <w:color w:val="A6A6A6"/>
+                        <w:spacing w:val="-10"/>
+                        <w:sz w:val="16"/>
+                      </w:rPr>
+                      <w:fldChar w:fldCharType="begin"/>
+                    </w:r>
+                    <w:r>
+                      <w:rPr>
+                        <w:color w:val="A6A6A6"/>
+                        <w:spacing w:val="-10"/>
+                        <w:sz w:val="16"/>
+                      </w:rPr>
+                      <w:instrText xml:space="preserve"> NUMPAGES </w:instrText>
+                    </w:r>
+                    <w:r>
+                      <w:rPr>
+                        <w:color w:val="A6A6A6"/>
+                        <w:spacing w:val="-10"/>
+                        <w:sz w:val="16"/>
+                      </w:rPr>
+                      <w:fldChar w:fldCharType="separate"/>
+                    </w:r>
+                    <w:r>
+                      <w:rPr>
+                        <w:color w:val="A6A6A6"/>
+                        <w:spacing w:val="-10"/>
+                        <w:sz w:val="16"/>
+                      </w:rPr>
+                      <w:t>6</w:t>
+                    </w:r>
+                    <w:r>
+                      <w:rPr>
+                        <w:color w:val="A6A6A6"/>
+                        <w:spacing w:val="-10"/>
+                        <w:sz w:val="16"/>
+                      </w:rPr>
+                      <w:fldChar w:fldCharType="end"/>
+                    </w:r>
+                  </w:p>
+                </w:txbxContent>
+              </v:textbox>
+              <w10:wrap anchorx="page" anchory="margin"/>
+            </v:shape>
+          </w:pict>
+        </mc:Fallback>
+      </mc:AlternateContent>
+    </w:r>
+    <w:r>
+      <w:rPr>
+        <w:noProof/>
+      </w:rPr>
+      <mc:AlternateContent>
+        <mc:Choice Requires="wps">
+          <w:drawing>
+            <wp:anchor distT="0" distB="0" distL="114300" distR="114300" simplePos="0" relativeHeight="251664384" behindDoc="1" locked="0" layoutInCell="1" allowOverlap="1" wp14:anchorId="368BEC88" wp14:editId="30FDF765">
+              <wp:simplePos x="0" y="0"/>
+              <wp:positionH relativeFrom="page">
+                <wp:posOffset>528320</wp:posOffset>
+              </wp:positionH>
+              <wp:positionV relativeFrom="bottomMargin">
+                <wp:posOffset>241300</wp:posOffset>
+              </wp:positionV>
+              <wp:extent cx="434340" cy="145415"/>
+              <wp:effectExtent l="0" t="0" r="0" b="0"/>
+              <wp:wrapNone/>
+              <wp:docPr id="2036347576" name="docshape8"/>
+              <wp:cNvGraphicFramePr>
+                <a:graphicFrameLocks xmlns:a="http://schemas.openxmlformats.org/drawingml/2006/main"/>
+              </wp:cNvGraphicFramePr>
+              <a:graphic xmlns:a="http://schemas.openxmlformats.org/drawingml/2006/main">
+                <a:graphicData uri="http://schemas.microsoft.com/office/word/2010/wordprocessingShape">
+                  <wps:wsp>
+                    <wps:cNvSpPr txBox="1">
+                      <a:spLocks noChangeArrowheads="1"/>
+                    </wps:cNvSpPr>
+                    <wps:spPr bwMode="auto">
+                      <a:xfrm>
+                        <a:off x="0" y="0"/>
+                        <a:ext cx="434340" cy="145415"/>
+                      </a:xfrm>
+                      <a:prstGeom prst="rect">
+                        <a:avLst/>
+                      </a:prstGeom>
+                      <a:noFill/>
+                      <a:ln>
+                        <a:noFill/>
+                      </a:ln>
+                      <a:extLst>
+                        <a:ext uri="{909E8E84-426E-40DD-AFC4-6F175D3DCCD1}">
+                          <a14:hiddenFill xmlns:a14="http://schemas.microsoft.com/office/drawing/2010/main">
+                            <a:solidFill>
+                              <a:srgbClr val="FFFFFF"/>
+                            </a:solidFill>
+                          </a14:hiddenFill>
+                        </a:ext>
+                        <a:ext uri="{91240B29-F687-4F45-9708-019B960494DF}">
+                          <a14:hiddenLine xmlns:a14="http://schemas.microsoft.com/office/drawing/2010/main" w="9525">
+                            <a:solidFill>
+                              <a:srgbClr val="000000"/>
+                            </a:solidFill>
+                            <a:miter lim="800000"/>
+                            <a:headEnd/>
+                            <a:tailEnd/>
+                          </a14:hiddenLine>
+                        </a:ext>
+                      </a:extLst>
+                    </wps:spPr>
+                    <wps:txbx>
+                      <w:txbxContent>
+                        <w:p>
+                          <w:pPr>
+                            <w:spacing w:before="20"/>
+                            <w:ind w:left="20"/>
+                            <w:rPr>
+                              <w:i/>
+                              <w:sz w:val="16"/>
+                            </w:rPr>
+                          </w:pPr>
+                          <w:r>
+                            <w:rPr>
+                              <w:i/>
+                              <w:spacing w:val="-2"/>
+                              <w:sz w:val="16"/>
+                            </w:rPr>
+                            <w:t>Заказчик</w:t>
+                          </w:r>
+                        </w:p>
+                      </w:txbxContent>
+                    </wps:txbx>
+                    <wps:bodyPr rot="0" vert="horz" wrap="square" lIns="0" tIns="0" rIns="0" bIns="0" anchor="t" anchorCtr="0" upright="1">
+                      <a:noAutofit/>
+                    </wps:bodyPr>
+                  </wps:wsp>
+                </a:graphicData>
+              </a:graphic>
+              <wp14:sizeRelH relativeFrom="page">
+                <wp14:pctWidth>0</wp14:pctWidth>
+              </wp14:sizeRelH>
+              <wp14:sizeRelV relativeFrom="page">
+                <wp14:pctHeight>0</wp14:pctHeight>
+              </wp14:sizeRelV>
+            </wp:anchor>
+          </w:drawing>
+        </mc:Choice>
+        <mc:Fallback>
+          <w:pict>
+            <v:shape w14:anchorId="368BEC88" id="_x0000_s1051" type="#_x0000_t202" style="position:absolute;margin-left:41.6pt;margin-top:19pt;width:34.2pt;height:11.45pt;z-index:-251652096;visibility:visible;mso-wrap-style:square;mso-width-percent:0;mso-height-percent:0;mso-wrap-distance-left:9pt;mso-wrap-distance-top:0;mso-wrap-distance-right:9pt;mso-wrap-distance-bottom:0;mso-position-horizontal:absolute;mso-position-horizontal-relative:page;mso-position-vertical:absolute;mso-position-vertical-relative:bottom-margin-area;mso-width-percent:0;mso-height-percent:0;mso-width-relative:page;mso-height-relative:page;v-text-anchor:top" o:gfxdata="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" filled="f" stroked="f">
+              <v:textbox inset="0,0,0,0">
+                <w:txbxContent>
+                  <w:p>
+                    <w:pPr>
+                      <w:spacing w:before="20"/>
+                      <w:ind w:left="20"/>
+                      <w:rPr>
+                        <w:i/>
+                        <w:sz w:val="16"/>
+                      </w:rPr>
+                    </w:pPr>
+                    <w:r>
+                      <w:rPr>
+                        <w:i/>
+                        <w:spacing w:val="-2"/>
+                        <w:sz w:val="16"/>
+                      </w:rPr>
+                      <w:t>Заказчик</w:t>
+                    </w:r>
+                  </w:p>
+                </w:txbxContent>
+              </v:textbox>
+              <w10:wrap anchorx="page" anchory="margin"/>
+            </v:shape>
+          </w:pict>
+        </mc:Fallback>
+      </mc:AlternateContent>
+    </w:r>
+    <w:r>
+      <w:rPr>
+        <w:noProof/>
+      </w:rPr>
+      <mc:AlternateContent>
+        <mc:Choice Requires="wps">
+          <w:drawing>
+            <wp:anchor distT="0" distB="0" distL="114300" distR="114300" simplePos="0" relativeHeight="251666432" behindDoc="1" locked="0" layoutInCell="1" allowOverlap="1" wp14:anchorId="1A08BD4D" wp14:editId="5C53041E">
+              <wp:simplePos x="0" y="0"/>
+              <wp:positionH relativeFrom="page">
+                <wp:posOffset>5603240</wp:posOffset>
+              </wp:positionH>
+              <wp:positionV relativeFrom="bottomMargin">
+                <wp:posOffset>241300</wp:posOffset>
+              </wp:positionV>
+              <wp:extent cx="1598930" cy="145415"/>
+              <wp:effectExtent l="0" t="0" r="0" b="0"/>
+              <wp:wrapNone/>
+              <wp:docPr id="785661073" name="docshape9"/>
+              <wp:cNvGraphicFramePr>
+                <a:graphicFrameLocks xmlns:a="http://schemas.openxmlformats.org/drawingml/2006/main"/>
+              </wp:cNvGraphicFramePr>
+              <a:graphic xmlns:a="http://schemas.openxmlformats.org/drawingml/2006/main">
+                <a:graphicData uri="http://schemas.microsoft.com/office/word/2010/wordprocessingShape">
+                  <wps:wsp>
+                    <wps:cNvSpPr txBox="1">
+                      <a:spLocks noChangeArrowheads="1"/>
+                    </wps:cNvSpPr>
+                    <wps:spPr bwMode="auto">
+                      <a:xfrm>
+                        <a:off x="0" y="0"/>
+                        <a:ext cx="1598930" cy="145415"/>
+                      </a:xfrm>
+                      <a:prstGeom prst="rect">
+                        <a:avLst/>
+                      </a:prstGeom>
+                      <a:noFill/>
+                      <a:ln>
+                        <a:noFill/>
+                      </a:ln>
+                      <a:extLst>
+                        <a:ext uri="{909E8E84-426E-40DD-AFC4-6F175D3DCCD1}">
+                          <a14:hiddenFill xmlns:a14="http://schemas.microsoft.com/office/drawing/2010/main">
+                            <a:solidFill>
+                              <a:srgbClr val="FFFFFF"/>
+                            </a:solidFill>
+                          </a14:hiddenFill>
+                        </a:ext>
+                        <a:ext uri="{91240B29-F687-4F45-9708-019B960494DF}">
+                          <a14:hiddenLine xmlns:a14="http://schemas.microsoft.com/office/drawing/2010/main" w="9525">
+                            <a:solidFill>
+                              <a:srgbClr val="000000"/>
+                            </a:solidFill>
+                            <a:miter lim="800000"/>
+                            <a:headEnd/>
+                            <a:tailEnd/>
+                          </a14:hiddenLine>
+                        </a:ext>
+                      </a:extLst>
+                    </wps:spPr>
+                    <wps:txbx>
+                      <w:txbxContent>
+                        <w:p>
+                          <w:pPr>
+                            <w:tabs>
+                              <w:tab w:val="left" w:pos="1382"/>
+                            </w:tabs>
+                            <w:spacing w:before="20"/>
+                            <w:ind w:left="20"/>
+                            <w:rPr>
+                              <w:i/>
+                              <w:sz w:val="16"/>
+                            </w:rPr>
+                          </w:pPr>
+                          <w:r>
+                            <w:rPr>
+                              <w:rFonts w:ascii="Times New Roman" w:hAnsi="Times New Roman"/>
+                              <w:sz w:val="16"/>
+                              <w:u w:val="single"/>
+                            </w:rPr>
+                            <w:tab/>
+                          </w:r>
+                          <w:r>
+                            <w:rPr>
+                              <w:rFonts w:ascii="Times New Roman" w:hAnsi="Times New Roman"/>
+                              <w:spacing w:val="80"/>
+                              <w:sz w:val="16"/>
+                            </w:rPr>
+                            <w:t xml:space="preserve"> </w:t>
+                          </w:r>
+                          <w:r>
+                            <w:rPr>
+                              <w:i/>
+                              <w:sz w:val="16"/>
+                            </w:rPr>
+                            <w:t>Исполнитель</w:t>
+                          </w:r>
+                        </w:p>
+                      </w:txbxContent>
+                    </wps:txbx>
+                    <wps:bodyPr rot="0" vert="horz" wrap="square" lIns="0" tIns="0" rIns="0" bIns="0" anchor="t" anchorCtr="0" upright="1">
+                      <a:noAutofit/>
+                    </wps:bodyPr>
+                  </wps:wsp>
+                </a:graphicData>
+              </a:graphic>
+              <wp14:sizeRelH relativeFrom="page">
+                <wp14:pctWidth>0</wp14:pctWidth>
+              </wp14:sizeRelH>
+              <wp14:sizeRelV relativeFrom="page">
+                <wp14:pctHeight>0</wp14:pctHeight>
+              </wp14:sizeRelV>
+            </wp:anchor>
+          </w:drawing>
+        </mc:Choice>
+        <mc:Fallback>
+          <w:pict>
+            <v:shape w14:anchorId="1A08BD4D" id="_x0000_s1052" type="#_x0000_t202" style="position:absolute;margin-left:441.2pt;margin-top:19pt;width:125.9pt;height:11.45pt;z-index:-251650048;visibility:visible;mso-wrap-style:square;mso-width-percent:0;mso-height-percent:0;mso-wrap-distance-left:9pt;mso-wrap-distance-top:0;mso-wrap-distance-right:9pt;mso-wrap-distance-bottom:0;mso-position-horizontal:absolute;mso-position-horizontal-relative:page;mso-position-vertical:absolute;mso-position-vertical-relative:bottom-margin-area;mso-width-percent:0;mso-height-percent:0;mso-width-relative:page;mso-height-relative:page;v-text-anchor:top" o:gfxdata="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" filled="f" stroked="f">
+              <v:textbox inset="0,0,0,0">
+                <w:txbxContent>
+                  <w:p>
+                    <w:pPr>
+                      <w:tabs>
+                        <w:tab w:val="left" w:pos="1382"/>
+                      </w:tabs>
+                      <w:spacing w:before="20"/>
+                      <w:ind w:left="20"/>
+                      <w:rPr>
+                        <w:i/>
+                        <w:sz w:val="16"/>
+                      </w:rPr>
+                    </w:pPr>
+                    <w:r>
+                      <w:rPr>
+                        <w:rFonts w:ascii="Times New Roman" w:hAnsi="Times New Roman"/>
+                        <w:sz w:val="16"/>
+                        <w:u w:val="single"/>
+                      </w:rPr>
+                      <w:tab/>
+                    </w:r>
+                    <w:r>
+                      <w:rPr>
+                        <w:rFonts w:ascii="Times New Roman" w:hAnsi="Times New Roman"/>
+                        <w:spacing w:val="80"/>
+                        <w:sz w:val="16"/>
+                      </w:rPr>
+                      <w:t xml:space="preserve"> </w:t>
+                    </w:r>
+                    <w:r>
+                      <w:rPr>
+                        <w:i/>
+                        <w:sz w:val="16"/>
+                      </w:rPr>
+                      <w:t>Исполнитель</w:t>
+                    </w:r>
+                  </w:p>
+                </w:txbxContent>
+              </v:textbox>
+              <w10:wrap anchorx="page" anchory="margin"/>
+            </v:shape>
+          </w:pict>
+        </mc:Fallback>
+      </mc:AlternateContent>
+    </w:r>
+    <w:r>
+      <w:rPr>
+        <w:noProof/>
+      </w:rPr>
+      <mc:AlternateContent>
+        <mc:Choice Requires="wps">
+          <w:drawing>
+            <wp:anchor distT="0" distB="0" distL="114300" distR="114300" simplePos="0" relativeHeight="251672576" behindDoc="1" locked="0" layoutInCell="1" allowOverlap="1" wp14:anchorId="77D1E83C" wp14:editId="4AC730DE">
+              <wp:simplePos x="0" y="0"/>
+              <wp:positionH relativeFrom="page">
+                <wp:posOffset>1005205</wp:posOffset>
+              </wp:positionH>
+              <wp:positionV relativeFrom="bottomMargin">
+                <wp:posOffset>247015</wp:posOffset>
+              </wp:positionV>
+              <wp:extent cx="1042035" cy="139065"/>
+              <wp:effectExtent l="0" t="0" r="0" b="0"/>
+              <wp:wrapNone/>
+              <wp:docPr id="1159088787" name="docshape10"/>
+              <wp:cNvGraphicFramePr>
+                <a:graphicFrameLocks xmlns:a="http://schemas.openxmlformats.org/drawingml/2006/main"/>
+              </wp:cNvGraphicFramePr>
+              <a:graphic xmlns:a="http://schemas.openxmlformats.org/drawingml/2006/main">
+                <a:graphicData uri="http://schemas.microsoft.com/office/word/2010/wordprocessingShape">
+                  <wps:wsp>
+                    <wps:cNvSpPr txBox="1">
+                      <a:spLocks noChangeArrowheads="1"/>
+                    </wps:cNvSpPr>
+                    <wps:spPr bwMode="auto">
+                      <a:xfrm>
+                        <a:off x="0" y="0"/>
+                        <a:ext cx="1042035" cy="139065"/>
+                      </a:xfrm>
+                      <a:prstGeom prst="rect">
+                        <a:avLst/>
+                      </a:prstGeom>
+                      <a:noFill/>
+                      <a:ln>
+                        <a:noFill/>
+                      </a:ln>
+                      <a:extLst>
+                        <a:ext uri="{909E8E84-426E-40DD-AFC4-6F175D3DCCD1}">
+                          <a14:hiddenFill xmlns:a14="http://schemas.microsoft.com/office/drawing/2010/main">
+                            <a:solidFill>
+                              <a:srgbClr val="FFFFFF"/>
+                            </a:solidFill>
+                          </a14:hiddenFill>
+                        </a:ext>
+                        <a:ext uri="{91240B29-F687-4F45-9708-019B960494DF}">
+                          <a14:hiddenLine xmlns:a14="http://schemas.microsoft.com/office/drawing/2010/main" w="9525">
+                            <a:solidFill>
+                              <a:srgbClr val="000000"/>
+                            </a:solidFill>
+                            <a:miter lim="800000"/>
+                            <a:headEnd/>
+                            <a:tailEnd/>
+                          </a14:hiddenLine>
+                        </a:ext>
+                      </a:extLst>
+                    </wps:spPr>
+                    <wps:txbx>
+                      <w:txbxContent>
+                        <w:p>
+                          <w:pPr>
+                            <w:tabs>
+                              <w:tab w:val="left" w:pos="1620"/>
+                            </w:tabs>
+                            <w:spacing w:before="14"/>
+                            <w:ind w:left="20"/>
+                            <w:rPr>
+                              <w:rFonts w:ascii="Times New Roman"/>
+                              <w:sz w:val="16"/>
+                            </w:rPr>
+                          </w:pPr>
+                          <w:r>
+                            <w:rPr>
+                              <w:rFonts w:ascii="Times New Roman"/>
+                              <w:sz w:val="16"/>
+                              <w:u w:val="single"/>
+                            </w:rPr>
+                            <w:t xml:space="preserve"> </w:t>
+                          </w:r>
+                          <w:r>
+                            <w:rPr>
+                              <w:rFonts w:ascii="Times New Roman"/>
+                              <w:sz w:val="16"/>
+                              <w:u w:val="single"/>
+                            </w:rPr>
+                            <w:tab/>
+                          </w:r>
+                        </w:p>
+                      </w:txbxContent>
+                    </wps:txbx>
+                    <wps:bodyPr rot="0" vert="horz" wrap="square" lIns="0" tIns="0" rIns="0" bIns="0" anchor="t" anchorCtr="0" upright="1">
+                      <a:noAutofit/>
+                    </wps:bodyPr>
+                  </wps:wsp>
+                </a:graphicData>
+              </a:graphic>
+              <wp14:sizeRelH relativeFrom="page">
+                <wp14:pctWidth>0</wp14:pctWidth>
+              </wp14:sizeRelH>
+              <wp14:sizeRelV relativeFrom="page">
+                <wp14:pctHeight>0</wp14:pctHeight>
+              </wp14:sizeRelV>
+            </wp:anchor>
+          </w:drawing>
+        </mc:Choice>
+        <mc:Fallback>
+          <w:pict>
+            <v:shape w14:anchorId="77D1E83C" id="_x0000_s1053" type="#_x0000_t202" style="position:absolute;margin-left:79.15pt;margin-top:19.45pt;width:82.05pt;height:10.95pt;z-index:-251643904;visibility:visible;mso-wrap-style:square;mso-width-percent:0;mso-height-percent:0;mso-wrap-distance-left:9pt;mso-wrap-distance-top:0;mso-wrap-distance-right:9pt;mso-wrap-distance-bottom:0;mso-position-horizontal:absolute;mso-position-horizontal-relative:page;mso-position-vertical:absolute;mso-position-vertical-relative:bottom-margin-area;mso-width-percent:0;mso-height-percent:0;mso-width-relative:page;mso-height-relative:page;v-text-anchor:top" o:gfxdata="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" filled="f" stroked="f">
+              <v:textbox inset="0,0,0,0">
+                <w:txbxContent>
+                  <w:p>
+                    <w:pPr>
+                      <w:tabs>
+                        <w:tab w:val="left" w:pos="1620"/>
+                      </w:tabs>
+                      <w:spacing w:before="14"/>
+                      <w:ind w:left="20"/>
+                      <w:rPr>
+                        <w:rFonts w:ascii="Times New Roman"/>
+                        <w:sz w:val="16"/>
+                      </w:rPr>
+                    </w:pPr>
+                    <w:r>
+                      <w:rPr>
+                        <w:rFonts w:ascii="Times New Roman"/>
+                        <w:sz w:val="16"/>
+                        <w:u w:val="single"/>
+                      </w:rPr>
+                      <w:t xml:space="preserve"> </w:t>
+                    </w:r>
+                    <w:r>
+                      <w:rPr>
+                        <w:rFonts w:ascii="Times New Roman"/>
+                        <w:sz w:val="16"/>
+                        <w:u w:val="single"/>
+                      </w:rPr>
+                      <w:tab/>
+                    </w:r>
+                  </w:p>
+                </w:txbxContent>
+              </v:textbox>
+              <w10:wrap anchorx="page" anchory="margin"/>
+            </v:shape>
+          </w:pict>
+        </mc:Fallback>
+      </mc:AlternateContent>
+    </w:r>
+  </w:p>
+</w:ftr>
+</file>
+
+<file path=word/footer6.xml><?xml version="1.0" encoding="utf-8"?>
+<w:ftr xmlns:wpc="http://schemas.microsoft.com/office/word/2010/wordprocessingCanvas" xmlns:cx="http://schemas.microsoft.com/office/drawing/2014/chartex" xmlns:cx1="http://schemas.microsoft.com/office/drawing/2015/9/8/chartex" xmlns:cx2="http://schemas.microsoft.com/office/drawing/2015/10/21/chartex" xmlns:cx3="http://schemas.microsoft.com/office/drawing/2016/5/9/chartex" xmlns:cx4="http://schemas.microsoft.com/office/drawing/2016/5/10/chartex" xmlns:cx5="http://schemas.microsoft.com/office/drawing/2016/5/11/chartex" xmlns:cx6="http://schemas.microsoft.com/office/drawing/2016/5/12/chartex" xmlns:cx7="http://schemas.microsoft.com/office/drawing/2016/5/13/chartex" xmlns:cx8="http://schemas.microsoft.com/office/drawing/2016/5/14/chartex" xmlns:mc="http://schemas.openxmlformats.org/markup-compatibility/2006" xmlns:aink="http://schemas.microsoft.com/office/drawing/2016/ink" xmlns:am3d="http://schemas.microsoft.com/office/drawing/2017/model3d" xmlns:o="urn:schemas-microsoft-com:office:office" xmlns:oel="http://schemas.microsoft.com/office/2019/extlst" xmlns:r="http://schemas.openxmlformats.org/officeDocument/2006/relationships" xmlns:m="http://schemas.openxmlformats.org/officeDocument/2006/math" xmlns:v="urn:schemas-microsoft-com:vml" xmlns:wp14="http://schemas.microsoft.com/office/word/2010/wordprocessingDrawing" xmlns:wp="http://schemas.openxmlformats.org/drawingml/2006/wordprocessingDrawing" xmlns:w10="urn:schemas-microsoft-com:office:word" xmlns:w="http://schemas.openxmlformats.org/wordprocessingml/2006/main" xmlns:w14="http://schemas.microsoft.com/office/word/2010/wordml" xmlns:w15="http://schemas.microsoft.com/office/word/2012/wordml" xmlns:w16cex="http://schemas.microsoft.com/office/word/2018/wordml/cex" xmlns:w16cid="http://schemas.microsoft.com/office/word/2016/wordml/cid" xmlns:w16="http://schemas.microsoft.com/office/word/2018/wordml" xmlns:w16du="http://schemas.microsoft.com/office/word/2023/wordml/word16du" xmlns:w16sdtdh="http://schemas.microsoft.com/office/word/2020/wordml/sdtdatahash" xmlns:w16sdtfl="http://schemas.microsoft.com/office/word/2024/wordml/sdtformatlock" xmlns:w16se="http://schemas.microsoft.com/office/word/2015/wordml/symex" xmlns:wpg="http://schemas.microsoft.com/office/word/2010/wordprocessingGroup" xmlns:wpi="http://schemas.microsoft.com/office/word/2010/wordprocessingInk" xmlns:wne="http://schemas.microsoft.com/office/word/2006/wordml" xmlns:wps="http://schemas.microsoft.com/office/word/2010/wordprocessingShape" mc:Ignorable="w14 w15 w16se w16cid w16 w16cex w16sdtdh w16sdtfl w16du wp14">
+  <w:p>
+    <w:pPr>
+      <w:pStyle w:val="BodyText"/>
+      <w:spacing w:line="14" w:lineRule="auto"/>
+      <w:jc w:val="left"/>
       <w:rPr>
         <w:sz w:val="2"/>
       </w:rPr>
     </w:pPr>
+    <w:r>
+      <w:rPr>
+        <w:noProof/>
+      </w:rPr>
+      <mc:AlternateContent>
+        <mc:Choice Requires="wps">
+          <w:drawing>
+            <wp:anchor distT="0" distB="0" distL="114300" distR="114300" simplePos="0" relativeHeight="251677696" behindDoc="1" locked="0" layoutInCell="1" allowOverlap="1" wp14:anchorId="797D72FA" wp14:editId="263BBA77">
+              <wp:simplePos x="0" y="0"/>
+              <wp:positionH relativeFrom="page">
+                <wp:posOffset>456565</wp:posOffset>
+              </wp:positionH>
+              <wp:positionV relativeFrom="bottomMargin">
+                <wp:posOffset>267335</wp:posOffset>
+              </wp:positionV>
+              <wp:extent cx="433705" cy="1405890"/>
+              <wp:effectExtent l="0" t="0" r="4445" b="3810"/>
+              <wp:wrapNone/>
+              <wp:docPr id="958039300" name="docshape8"/>
+              <wp:cNvGraphicFramePr>
+                <a:graphicFrameLocks xmlns:a="http://schemas.openxmlformats.org/drawingml/2006/main"/>
+              </wp:cNvGraphicFramePr>
+              <a:graphic xmlns:a="http://schemas.openxmlformats.org/drawingml/2006/main">
+                <a:graphicData uri="http://schemas.microsoft.com/office/word/2010/wordprocessingShape">
+                  <wps:wsp>
+                    <wps:cNvSpPr txBox="1">
+                      <a:spLocks noChangeArrowheads="1"/>
+                    </wps:cNvSpPr>
+                    <wps:spPr bwMode="auto">
+                      <a:xfrm>
+                        <a:off x="0" y="0"/>
+                        <a:ext cx="433705" cy="1405890"/>
+                      </a:xfrm>
+                      <a:prstGeom prst="rect">
+                        <a:avLst/>
+                      </a:prstGeom>
+                      <a:noFill/>
+                      <a:ln>
+                        <a:noFill/>
+                      </a:ln>
+                      <a:extLst>
+                        <a:ext uri="{909E8E84-426E-40DD-AFC4-6F175D3DCCD1}">
+                          <a14:hiddenFill xmlns:a14="http://schemas.microsoft.com/office/drawing/2010/main">
+                            <a:solidFill>
+                              <a:srgbClr val="FFFFFF"/>
+                            </a:solidFill>
+                          </a14:hiddenFill>
+                        </a:ext>
+                        <a:ext uri="{91240B29-F687-4F45-9708-019B960494DF}">
+                          <a14:hiddenLine xmlns:a14="http://schemas.microsoft.com/office/drawing/2010/main" w="9525">
+                            <a:solidFill>
+                              <a:srgbClr val="000000"/>
+                            </a:solidFill>
+                            <a:miter lim="800000"/>
+                            <a:headEnd/>
+                            <a:tailEnd/>
+                          </a14:hiddenLine>
+                        </a:ext>
+                      </a:extLst>
+                    </wps:spPr>
+                    <wps:txbx>
+                      <w:txbxContent>
+                        <w:p>
+                          <w:pPr>
+                            <w:spacing w:before="20"/>
+                            <w:ind w:left="20"/>
+                            <w:rPr>
+                              <w:i/>
+                              <w:sz w:val="16"/>
+                            </w:rPr>
+                          </w:pPr>
+                          <w:r>
+                            <w:rPr>
+                              <w:i/>
+                              <w:spacing w:val="-2"/>
+                              <w:sz w:val="16"/>
+                            </w:rPr>
+                            <w:t>Заказчик</w:t>
+                          </w:r>
+                        </w:p>
+                      </w:txbxContent>
+                    </wps:txbx>
+                    <wps:bodyPr rot="0" vert="horz" wrap="square" lIns="0" tIns="0" rIns="0" bIns="0" anchor="t" anchorCtr="0" upright="1">
+                      <a:noAutofit/>
+                    </wps:bodyPr>
+                  </wps:wsp>
+                </a:graphicData>
+              </a:graphic>
+              <wp14:sizeRelH relativeFrom="page">
+                <wp14:pctWidth>0</wp14:pctWidth>
+              </wp14:sizeRelH>
+              <wp14:sizeRelV relativeFrom="page">
+                <wp14:pctHeight>0</wp14:pctHeight>
+              </wp14:sizeRelV>
+            </wp:anchor>
+          </w:drawing>
+        </mc:Choice>
+        <mc:Fallback>
+          <w:pict>
+            <v:shapetype w14:anchorId="797D72FA" id="_x0000_t202" coordsize="21600,21600" o:spt="202" path="m,l,21600r21600,l21600,xe">
+              <v:stroke joinstyle="miter"/>
+              <v:path gradientshapeok="t" o:connecttype="rect"/>
+            </v:shapetype>
+            <v:shape id="_x0000_s1054" type="#_x0000_t202" style="position:absolute;margin-left:35.95pt;margin-top:21.05pt;width:34.15pt;height:110.7pt;z-index:-251638784;visibility:visible;mso-wrap-style:square;mso-width-percent:0;mso-height-percent:0;mso-wrap-distance-left:9pt;mso-wrap-distance-top:0;mso-wrap-distance-right:9pt;mso-wrap-distance-bottom:0;mso-position-horizontal:absolute;mso-position-horizontal-relative:page;mso-position-vertical:absolute;mso-position-vertical-relative:bottom-margin-area;mso-width-percent:0;mso-height-percent:0;mso-width-relative:page;mso-height-relative:page;v-text-anchor:top" o:gfxdata="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" filled="f" stroked="f">
+              <v:textbox inset="0,0,0,0">
+                <w:txbxContent>
+                  <w:p>
+                    <w:pPr>
+                      <w:spacing w:before="20"/>
+                      <w:ind w:left="20"/>
+                      <w:rPr>
+                        <w:i/>
+                        <w:sz w:val="16"/>
+                      </w:rPr>
+                    </w:pPr>
+                    <w:r>
+                      <w:rPr>
+                        <w:i/>
+                        <w:spacing w:val="-2"/>
+                        <w:sz w:val="16"/>
+                      </w:rPr>
+                      <w:t>Заказчик</w:t>
+                    </w:r>
+                  </w:p>
+                </w:txbxContent>
+              </v:textbox>
+              <w10:wrap anchorx="page" anchory="margin"/>
+            </v:shape>
+          </w:pict>
+        </mc:Fallback>
+      </mc:AlternateContent>
+    </w:r>
+    <w:r>
+      <w:rPr>
+        <w:noProof/>
+      </w:rPr>
+      <mc:AlternateContent>
+        <mc:Choice Requires="wps">
+          <w:drawing>
+            <wp:anchor distT="0" distB="0" distL="114300" distR="114300" simplePos="0" relativeHeight="251679744" behindDoc="1" locked="0" layoutInCell="1" allowOverlap="1" wp14:anchorId="6417410F" wp14:editId="3BEDA0B9">
+              <wp:simplePos x="0" y="0"/>
+              <wp:positionH relativeFrom="page">
+                <wp:posOffset>933450</wp:posOffset>
+              </wp:positionH>
+              <wp:positionV relativeFrom="bottomMargin">
+                <wp:posOffset>299389</wp:posOffset>
+              </wp:positionV>
+              <wp:extent cx="1041400" cy="1350010"/>
+              <wp:effectExtent l="0" t="0" r="6350" b="2540"/>
+              <wp:wrapNone/>
+              <wp:docPr id="1570366091" name="docshape10"/>
+              <wp:cNvGraphicFramePr>
+                <a:graphicFrameLocks xmlns:a="http://schemas.openxmlformats.org/drawingml/2006/main"/>
+              </wp:cNvGraphicFramePr>
+              <a:graphic xmlns:a="http://schemas.openxmlformats.org/drawingml/2006/main">
+                <a:graphicData uri="http://schemas.microsoft.com/office/word/2010/wordprocessingShape">
+                  <wps:wsp>
+                    <wps:cNvSpPr txBox="1">
+                      <a:spLocks noChangeArrowheads="1"/>
+                    </wps:cNvSpPr>
+                    <wps:spPr bwMode="auto">
+                      <a:xfrm>
+                        <a:off x="0" y="0"/>
+                        <a:ext cx="1041400" cy="1350010"/>
+                      </a:xfrm>
+                      <a:prstGeom prst="rect">
+                        <a:avLst/>
+                      </a:prstGeom>
+                      <a:noFill/>
+                      <a:ln>
+                        <a:noFill/>
+                      </a:ln>
+                      <a:extLst>
+                        <a:ext uri="{909E8E84-426E-40DD-AFC4-6F175D3DCCD1}">
+                          <a14:hiddenFill xmlns:a14="http://schemas.microsoft.com/office/drawing/2010/main">
+                            <a:solidFill>
+                              <a:srgbClr val="FFFFFF"/>
+                            </a:solidFill>
+                          </a14:hiddenFill>
+                        </a:ext>
+                        <a:ext uri="{91240B29-F687-4F45-9708-019B960494DF}">
+                          <a14:hiddenLine xmlns:a14="http://schemas.microsoft.com/office/drawing/2010/main" w="9525">
+                            <a:solidFill>
+                              <a:srgbClr val="000000"/>
+                            </a:solidFill>
+                            <a:miter lim="800000"/>
+                            <a:headEnd/>
+                            <a:tailEnd/>
+                          </a14:hiddenLine>
+                        </a:ext>
+                      </a:extLst>
+                    </wps:spPr>
+                    <wps:txbx>
+                      <w:txbxContent>
+                        <w:p>
+                          <w:pPr>
+                            <w:tabs>
+                              <w:tab w:val="left" w:pos="1620"/>
+                            </w:tabs>
+                            <w:spacing w:before="14"/>
+                            <w:ind w:left="20"/>
+                            <w:rPr>
+                              <w:rFonts w:ascii="Times New Roman"/>
+                              <w:sz w:val="16"/>
+                            </w:rPr>
+                          </w:pPr>
+                          <w:r>
+                            <w:rPr>
+                              <w:rFonts w:ascii="Times New Roman"/>
+                              <w:sz w:val="16"/>
+                              <w:u w:val="single"/>
+                            </w:rPr>
+                            <w:t xml:space="preserve"> </w:t>
+                          </w:r>
+                          <w:r>
+                            <w:rPr>
+                              <w:rFonts w:ascii="Times New Roman"/>
+                              <w:sz w:val="16"/>
+                              <w:u w:val="single"/>
+                            </w:rPr>
+                            <w:tab/>
+                          </w:r>
+                        </w:p>
+                      </w:txbxContent>
+                    </wps:txbx>
+                    <wps:bodyPr rot="0" vert="horz" wrap="square" lIns="0" tIns="0" rIns="0" bIns="0" anchor="t" anchorCtr="0" upright="1">
+                      <a:noAutofit/>
+                    </wps:bodyPr>
+                  </wps:wsp>
+                </a:graphicData>
+              </a:graphic>
+              <wp14:sizeRelH relativeFrom="page">
+                <wp14:pctWidth>0</wp14:pctWidth>
+              </wp14:sizeRelH>
+              <wp14:sizeRelV relativeFrom="page">
+                <wp14:pctHeight>0</wp14:pctHeight>
+              </wp14:sizeRelV>
+            </wp:anchor>
+          </w:drawing>
+        </mc:Choice>
+        <mc:Fallback>
+          <w:pict>
+            <v:shape w14:anchorId="6417410F" id="_x0000_s1055" type="#_x0000_t202" style="position:absolute;margin-left:73.5pt;margin-top:23.55pt;width:82pt;height:106.3pt;z-index:-251636736;visibility:visible;mso-wrap-style:square;mso-width-percent:0;mso-height-percent:0;mso-wrap-distance-left:9pt;mso-wrap-distance-top:0;mso-wrap-distance-right:9pt;mso-wrap-distance-bottom:0;mso-position-horizontal:absolute;mso-position-horizontal-relative:page;mso-position-vertical:absolute;mso-position-vertical-relative:bottom-margin-area;mso-width-percent:0;mso-height-percent:0;mso-width-relative:page;mso-height-relative:page;v-text-anchor:top" o:gfxdata="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" filled="f" stroked="f">
+              <v:textbox inset="0,0,0,0">
+                <w:txbxContent>
+                  <w:p>
+                    <w:pPr>
+                      <w:tabs>
+                        <w:tab w:val="left" w:pos="1620"/>
+                      </w:tabs>
+                      <w:spacing w:before="14"/>
+                      <w:ind w:left="20"/>
+                      <w:rPr>
+                        <w:rFonts w:ascii="Times New Roman"/>
+                        <w:sz w:val="16"/>
+                      </w:rPr>
+                    </w:pPr>
+                    <w:r>
+                      <w:rPr>
+                        <w:rFonts w:ascii="Times New Roman"/>
+                        <w:sz w:val="16"/>
+                        <w:u w:val="single"/>
+                      </w:rPr>
+                      <w:t xml:space="preserve"> </w:t>
+                    </w:r>
+                    <w:r>
+                      <w:rPr>
+                        <w:rFonts w:ascii="Times New Roman"/>
+                        <w:sz w:val="16"/>
+                        <w:u w:val="single"/>
+                      </w:rPr>
+                      <w:tab/>
+                    </w:r>
+                  </w:p>
+                </w:txbxContent>
+              </v:textbox>
+              <w10:wrap anchorx="page" anchory="margin"/>
+            </v:shape>
+          </w:pict>
+        </mc:Fallback>
+      </mc:AlternateContent>
+    </w:r>
+    <w:r>
+      <w:rPr>
+        <w:noProof/>
+      </w:rPr>
+      <mc:AlternateContent>
+        <mc:Choice Requires="wps">
+          <w:drawing>
+            <wp:anchor distT="0" distB="0" distL="0" distR="0" simplePos="0" relativeHeight="251681792" behindDoc="1" locked="0" layoutInCell="1" allowOverlap="1" wp14:anchorId="5B23DE91" wp14:editId="168B78B8">
+              <wp:simplePos x="0" y="0"/>
+              <wp:positionH relativeFrom="page">
+                <wp:posOffset>457200</wp:posOffset>
+              </wp:positionH>
+              <wp:positionV relativeFrom="paragraph">
+                <wp:posOffset>-536906</wp:posOffset>
+              </wp:positionV>
+              <wp:extent cx="6696710" cy="6350"/>
+              <wp:effectExtent l="0" t="0" r="0" b="0"/>
+              <wp:wrapTopAndBottom/>
+              <wp:docPr id="11" name="docshape11"/>
+              <wp:cNvGraphicFramePr>
+                <a:graphicFrameLocks xmlns:a="http://schemas.openxmlformats.org/drawingml/2006/main"/>
+              </wp:cNvGraphicFramePr>
+              <a:graphic xmlns:a="http://schemas.openxmlformats.org/drawingml/2006/main">
+                <a:graphicData uri="http://schemas.microsoft.com/office/word/2010/wordprocessingShape">
+                  <wps:wsp>
+                    <wps:cNvSpPr>
+                      <a:spLocks noChangeArrowheads="1"/>
+                    </wps:cNvSpPr>
+                    <wps:spPr bwMode="auto">
+                      <a:xfrm>
+                        <a:off x="0" y="0"/>
+                        <a:ext cx="6696710" cy="6350"/>
+                      </a:xfrm>
+                      <a:prstGeom prst="rect">
+                        <a:avLst/>
+                      </a:prstGeom>
+                      <a:solidFill>
+                        <a:srgbClr val="000000"/>
+                      </a:solidFill>
+                      <a:ln>
+                        <a:noFill/>
+                      </a:ln>
+                      <a:extLst>
+                        <a:ext uri="{91240B29-F687-4F45-9708-019B960494DF}">
+                          <a14:hiddenLine xmlns:a14="http://schemas.microsoft.com/office/drawing/2010/main" w="9525">
+                            <a:solidFill>
+                              <a:srgbClr val="000000"/>
+                            </a:solidFill>
+                            <a:miter lim="800000"/>
+                            <a:headEnd/>
+                            <a:tailEnd/>
+                          </a14:hiddenLine>
+                        </a:ext>
+                      </a:extLst>
+                    </wps:spPr>
+                    <wps:bodyPr rot="0" vert="horz" wrap="square" lIns="91440" tIns="45720" rIns="91440" bIns="45720" anchor="t" anchorCtr="0" upright="1">
+                      <a:noAutofit/>
+                    </wps:bodyPr>
+                  </wps:wsp>
+                </a:graphicData>
+              </a:graphic>
+              <wp14:sizeRelH relativeFrom="page">
+                <wp14:pctWidth>0</wp14:pctWidth>
+              </wp14:sizeRelH>
+              <wp14:sizeRelV relativeFrom="page">
+                <wp14:pctHeight>0</wp14:pctHeight>
+              </wp14:sizeRelV>
+            </wp:anchor>
+          </w:drawing>
+        </mc:Choice>
+        <mc:Fallback>
+          <w:pict>
+            <v:rect w14:anchorId="0B195360" id="docshape11" o:spid="_x0000_s1026" style="position:absolute;margin-left:36pt;margin-top:-42.3pt;width:527.3pt;height:.5pt;z-index:-251634688;visibility:visible;mso-wrap-style:square;mso-width-percent:0;mso-height-percent:0;mso-wrap-distance-left:0;mso-wrap-distance-top:0;mso-wrap-distance-right:0;mso-wrap-distance-bottom:0;mso-position-horizontal:absolute;mso-position-horizontal-relative:page;mso-position-vertical:absolute;mso-position-vertical-relative:text;mso-width-percent:0;mso-height-percent:0;mso-width-relative:page;mso-height-relative:page;v-text-anchor:top" o:gfxdata="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" fillcolor="black" stroked="f">
+              <w10:wrap type="topAndBottom" anchorx="page"/>
+            </v:rect>
+          </w:pict>
+        </mc:Fallback>
+      </mc:AlternateContent>
+    </w:r>
+    <w:r>
+      <w:rPr>
+        <w:noProof/>
+      </w:rPr>
+      <mc:AlternateContent>
+        <mc:Choice Requires="wps">
+          <w:drawing>
+            <wp:anchor distT="0" distB="0" distL="114300" distR="114300" simplePos="0" relativeHeight="251678720" behindDoc="1" locked="0" layoutInCell="1" allowOverlap="1" wp14:anchorId="074B453A" wp14:editId="30D65FD2">
+              <wp:simplePos x="0" y="0"/>
+              <wp:positionH relativeFrom="page">
+                <wp:posOffset>5531485</wp:posOffset>
+              </wp:positionH>
+              <wp:positionV relativeFrom="bottomMargin">
+                <wp:posOffset>273354</wp:posOffset>
+              </wp:positionV>
+              <wp:extent cx="1598295" cy="1405890"/>
+              <wp:effectExtent l="0" t="0" r="1905" b="3810"/>
+              <wp:wrapNone/>
+              <wp:docPr id="711132057" name="docshape9"/>
+              <wp:cNvGraphicFramePr>
+                <a:graphicFrameLocks xmlns:a="http://schemas.openxmlformats.org/drawingml/2006/main"/>
+              </wp:cNvGraphicFramePr>
+              <a:graphic xmlns:a="http://schemas.openxmlformats.org/drawingml/2006/main">
+                <a:graphicData uri="http://schemas.microsoft.com/office/word/2010/wordprocessingShape">
+                  <wps:wsp>
+                    <wps:cNvSpPr txBox="1">
+                      <a:spLocks noChangeArrowheads="1"/>
+                    </wps:cNvSpPr>
+                    <wps:spPr bwMode="auto">
+                      <a:xfrm>
+                        <a:off x="0" y="0"/>
+                        <a:ext cx="1598295" cy="1405890"/>
+                      </a:xfrm>
+                      <a:prstGeom prst="rect">
+                        <a:avLst/>
+                      </a:prstGeom>
+                      <a:noFill/>
+                      <a:ln>
+                        <a:noFill/>
+                      </a:ln>
+                      <a:extLst>
+                        <a:ext uri="{909E8E84-426E-40DD-AFC4-6F175D3DCCD1}">
+                          <a14:hiddenFill xmlns:a14="http://schemas.microsoft.com/office/drawing/2010/main">
+                            <a:solidFill>
+                              <a:srgbClr val="FFFFFF"/>
+                            </a:solidFill>
+                          </a14:hiddenFill>
+                        </a:ext>
+                        <a:ext uri="{91240B29-F687-4F45-9708-019B960494DF}">
+                          <a14:hiddenLine xmlns:a14="http://schemas.microsoft.com/office/drawing/2010/main" w="9525">
+                            <a:solidFill>
+                              <a:srgbClr val="000000"/>
+                            </a:solidFill>
+                            <a:miter lim="800000"/>
+                            <a:headEnd/>
+                            <a:tailEnd/>
+                          </a14:hiddenLine>
+                        </a:ext>
+                      </a:extLst>
+                    </wps:spPr>
+                    <wps:txbx>
+                      <w:txbxContent>
+                        <w:p>
+                          <w:pPr>
+                            <w:tabs>
+                              <w:tab w:val="left" w:pos="1382"/>
+                            </w:tabs>
+                            <w:spacing w:before="20"/>
+                            <w:ind w:left="20"/>
+                            <w:rPr>
+                              <w:i/>
+                              <w:sz w:val="16"/>
+                            </w:rPr>
+                          </w:pPr>
+                          <w:r>
+                            <w:rPr>
+                              <w:rFonts w:ascii="Times New Roman" w:hAnsi="Times New Roman"/>
+                              <w:sz w:val="16"/>
+                              <w:u w:val="single"/>
+                            </w:rPr>
+                            <w:tab/>
+                          </w:r>
+                          <w:r>
+                            <w:rPr>
+                              <w:rFonts w:ascii="Times New Roman" w:hAnsi="Times New Roman"/>
+                              <w:spacing w:val="80"/>
+                              <w:sz w:val="16"/>
+                            </w:rPr>
+                            <w:t xml:space="preserve"> </w:t>
+                          </w:r>
+                          <w:r>
+                            <w:rPr>
+                              <w:i/>
+                              <w:sz w:val="16"/>
+                            </w:rPr>
+                            <w:t>Исполнитель</w:t>
+                          </w:r>
+                        </w:p>
+                      </w:txbxContent>
+                    </wps:txbx>
+                    <wps:bodyPr rot="0" vert="horz" wrap="square" lIns="0" tIns="0" rIns="0" bIns="0" anchor="t" anchorCtr="0" upright="1">
+                      <a:noAutofit/>
+                    </wps:bodyPr>
+                  </wps:wsp>
+                </a:graphicData>
+              </a:graphic>
+              <wp14:sizeRelH relativeFrom="page">
+                <wp14:pctWidth>0</wp14:pctWidth>
+              </wp14:sizeRelH>
+              <wp14:sizeRelV relativeFrom="page">
+                <wp14:pctHeight>0</wp14:pctHeight>
+              </wp14:sizeRelV>
+            </wp:anchor>
+          </w:drawing>
+        </mc:Choice>
+        <mc:Fallback>
+          <w:pict>
+            <v:shape w14:anchorId="074B453A" id="_x0000_s1056" type="#_x0000_t202" style="position:absolute;margin-left:435.55pt;margin-top:21.5pt;width:125.85pt;height:110.7pt;z-index:-251637760;visibility:visible;mso-wrap-style:square;mso-width-percent:0;mso-height-percent:0;mso-wrap-distance-left:9pt;mso-wrap-distance-top:0;mso-wrap-distance-right:9pt;mso-wrap-distance-bottom:0;mso-position-horizontal:absolute;mso-position-horizontal-relative:page;mso-position-vertical:absolute;mso-position-vertical-relative:bottom-margin-area;mso-width-percent:0;mso-height-percent:0;mso-width-relative:page;mso-height-relative:page;v-text-anchor:top" o:gfxdata="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" filled="f" stroked="f">
+              <v:textbox inset="0,0,0,0">
+                <w:txbxContent>
+                  <w:p>
+                    <w:pPr>
+                      <w:tabs>
+                        <w:tab w:val="left" w:pos="1382"/>
+                      </w:tabs>
+                      <w:spacing w:before="20"/>
+                      <w:ind w:left="20"/>
+                      <w:rPr>
+                        <w:i/>
+                        <w:sz w:val="16"/>
+                      </w:rPr>
+                    </w:pPr>
+                    <w:r>
+                      <w:rPr>
+                        <w:rFonts w:ascii="Times New Roman" w:hAnsi="Times New Roman"/>
+                        <w:sz w:val="16"/>
+                        <w:u w:val="single"/>
+                      </w:rPr>
+                      <w:tab/>
+                    </w:r>
+                    <w:r>
+                      <w:rPr>
+                        <w:rFonts w:ascii="Times New Roman" w:hAnsi="Times New Roman"/>
+                        <w:spacing w:val="80"/>
+                        <w:sz w:val="16"/>
+                      </w:rPr>
+                      <w:t xml:space="preserve"> </w:t>
+                    </w:r>
+                    <w:r>
+                      <w:rPr>
+                        <w:i/>
+                        <w:sz w:val="16"/>
+                      </w:rPr>
+                      <w:t>Исполнитель</w:t>
+                    </w:r>
+                  </w:p>
+                </w:txbxContent>
+              </v:textbox>
+              <w10:wrap anchorx="page" anchory="margin"/>
+            </v:shape>
+          </w:pict>
+        </mc:Fallback>
+      </mc:AlternateContent>
+    </w:r>
+    <w:r>
+      <w:rPr>
+        <w:noProof/>
+      </w:rPr>
+      <mc:AlternateContent>
+        <mc:Choice Requires="wps">
+          <w:drawing>
+            <wp:anchor distT="0" distB="0" distL="114300" distR="114300" simplePos="0" relativeHeight="251676672" behindDoc="1" locked="0" layoutInCell="1" allowOverlap="1" wp14:anchorId="2DFAAD28" wp14:editId="2B26C82B">
+              <wp:simplePos x="0" y="0"/>
+              <wp:positionH relativeFrom="page">
+                <wp:posOffset>6233795</wp:posOffset>
+              </wp:positionH>
+              <wp:positionV relativeFrom="bottomMargin">
+                <wp:posOffset>6019</wp:posOffset>
+              </wp:positionV>
+              <wp:extent cx="754380" cy="1405890"/>
+              <wp:effectExtent l="0" t="0" r="7620" b="3810"/>
+              <wp:wrapNone/>
+              <wp:docPr id="644221322" name="docshape7"/>
+              <wp:cNvGraphicFramePr>
+                <a:graphicFrameLocks xmlns:a="http://schemas.openxmlformats.org/drawingml/2006/main"/>
+              </wp:cNvGraphicFramePr>
+              <a:graphic xmlns:a="http://schemas.openxmlformats.org/drawingml/2006/main">
+                <a:graphicData uri="http://schemas.microsoft.com/office/word/2010/wordprocessingShape">
+                  <wps:wsp>
+                    <wps:cNvSpPr txBox="1">
+                      <a:spLocks noChangeArrowheads="1"/>
+                    </wps:cNvSpPr>
+                    <wps:spPr bwMode="auto">
+                      <a:xfrm>
+                        <a:off x="0" y="0"/>
+                        <a:ext cx="754380" cy="1405890"/>
+                      </a:xfrm>
+                      <a:prstGeom prst="rect">
+                        <a:avLst/>
+                      </a:prstGeom>
+                      <a:noFill/>
+                      <a:ln>
+                        <a:noFill/>
+                      </a:ln>
+                      <a:extLst>
+                        <a:ext uri="{909E8E84-426E-40DD-AFC4-6F175D3DCCD1}">
+                          <a14:hiddenFill xmlns:a14="http://schemas.microsoft.com/office/drawing/2010/main">
+                            <a:solidFill>
+                              <a:srgbClr val="FFFFFF"/>
+                            </a:solidFill>
+                          </a14:hiddenFill>
+                        </a:ext>
+                        <a:ext uri="{91240B29-F687-4F45-9708-019B960494DF}">
+                          <a14:hiddenLine xmlns:a14="http://schemas.microsoft.com/office/drawing/2010/main" w="9525">
+                            <a:solidFill>
+                              <a:srgbClr val="000000"/>
+                            </a:solidFill>
+                            <a:miter lim="800000"/>
+                            <a:headEnd/>
+                            <a:tailEnd/>
+                          </a14:hiddenLine>
+                        </a:ext>
+                      </a:extLst>
+                    </wps:spPr>
+                    <wps:txbx>
+                      <w:txbxContent>
+                        <w:p>
+                          <w:pPr>
+                            <w:spacing w:before="20"/>
+                            <w:ind w:left="20"/>
+                            <w:rPr>
+                              <w:sz w:val="16"/>
+                            </w:rPr>
+                          </w:pPr>
+                          <w:r>
+                            <w:rPr>
+                              <w:color w:val="A6A6A6"/>
+                              <w:sz w:val="16"/>
+                            </w:rPr>
+                            <w:t>Страница</w:t>
+                          </w:r>
+                          <w:r>
+                            <w:rPr>
+                              <w:color w:val="A6A6A6"/>
+                              <w:spacing w:val="-3"/>
+                              <w:sz w:val="16"/>
+                            </w:rPr>
+                            <w:t xml:space="preserve"> </w:t>
+                          </w:r>
+                          <w:r>
+                            <w:rPr>
+                              <w:color w:val="A6A6A6"/>
+                              <w:sz w:val="16"/>
+                            </w:rPr>
+                            <w:fldChar w:fldCharType="begin"/>
+                          </w:r>
+                          <w:r>
+                            <w:rPr>
+                              <w:color w:val="A6A6A6"/>
+                              <w:sz w:val="16"/>
+                            </w:rPr>
+                            <w:instrText xml:space="preserve"> PAGE </w:instrText>
+                          </w:r>
+                          <w:r>
+                            <w:rPr>
+                              <w:color w:val="A6A6A6"/>
+                              <w:sz w:val="16"/>
+                            </w:rPr>
+                            <w:fldChar w:fldCharType="separate"/>
+                          </w:r>
+                          <w:r>
+                            <w:rPr>
+                              <w:color w:val="A6A6A6"/>
+                              <w:sz w:val="16"/>
+                            </w:rPr>
+                            <w:t>2</w:t>
+                          </w:r>
+                          <w:r>
+                            <w:rPr>
+                              <w:color w:val="A6A6A6"/>
+                              <w:sz w:val="16"/>
+                            </w:rPr>
+                            <w:fldChar w:fldCharType="end"/>
+                          </w:r>
+                          <w:r>
+                            <w:rPr>
+                              <w:color w:val="A6A6A6"/>
+                              <w:spacing w:val="-6"/>
+                              <w:sz w:val="16"/>
+                            </w:rPr>
+                            <w:t xml:space="preserve"> </w:t>
+                          </w:r>
+                          <w:r>
+                            <w:rPr>
+                              <w:color w:val="A6A6A6"/>
+                              <w:sz w:val="16"/>
+                            </w:rPr>
+                            <w:t>из</w:t>
+                          </w:r>
+                          <w:r>
+                            <w:rPr>
+                              <w:color w:val="A6A6A6"/>
+                              <w:spacing w:val="-2"/>
+                              <w:sz w:val="16"/>
+                            </w:rPr>
+                            <w:t xml:space="preserve"> </w:t>
+                          </w:r>
+                          <w:r>
+                            <w:rPr>
+                              <w:color w:val="A6A6A6"/>
+                              <w:spacing w:val="-10"/>
+                              <w:sz w:val="16"/>
+                            </w:rPr>
+                            <w:fldChar w:fldCharType="begin"/>
+                          </w:r>
+                          <w:r>
+                            <w:rPr>
+                              <w:color w:val="A6A6A6"/>
+                              <w:spacing w:val="-10"/>
+                              <w:sz w:val="16"/>
+                            </w:rPr>
+                            <w:instrText xml:space="preserve"> NUMPAGES </w:instrText>
+                          </w:r>
+                          <w:r>
+                            <w:rPr>
+                              <w:color w:val="A6A6A6"/>
+                              <w:spacing w:val="-10"/>
+                              <w:sz w:val="16"/>
+                            </w:rPr>
+                            <w:fldChar w:fldCharType="separate"/>
+                          </w:r>
+                          <w:r>
+                            <w:rPr>
+                              <w:color w:val="A6A6A6"/>
+                              <w:spacing w:val="-10"/>
+                              <w:sz w:val="16"/>
+                            </w:rPr>
+                            <w:t>6</w:t>
+                          </w:r>
+                          <w:r>
+                            <w:rPr>
+                              <w:color w:val="A6A6A6"/>
+                              <w:spacing w:val="-10"/>
+                              <w:sz w:val="16"/>
+                            </w:rPr>
+                            <w:fldChar w:fldCharType="end"/>
+                          </w:r>
+                        </w:p>
+                      </w:txbxContent>
+                    </wps:txbx>
+                    <wps:bodyPr rot="0" vert="horz" wrap="square" lIns="0" tIns="0" rIns="0" bIns="0" anchor="t" anchorCtr="0" upright="1">
+                      <a:noAutofit/>
+                    </wps:bodyPr>
+                  </wps:wsp>
+                </a:graphicData>
+              </a:graphic>
+              <wp14:sizeRelH relativeFrom="page">
+                <wp14:pctWidth>0</wp14:pctWidth>
+              </wp14:sizeRelH>
+              <wp14:sizeRelV relativeFrom="page">
+                <wp14:pctHeight>0</wp14:pctHeight>
+              </wp14:sizeRelV>
+            </wp:anchor>
+          </w:drawing>
+        </mc:Choice>
+        <mc:Fallback>
+          <w:pict>
+            <v:shape w14:anchorId="2DFAAD28" id="_x0000_s1057" type="#_x0000_t202" style="position:absolute;margin-left:490.85pt;margin-top:.45pt;width:59.4pt;height:110.7pt;z-index:-251639808;visibility:visible;mso-wrap-style:square;mso-width-percent:0;mso-height-percent:0;mso-wrap-distance-left:9pt;mso-wrap-distance-top:0;mso-wrap-distance-right:9pt;mso-wrap-distance-bottom:0;mso-position-horizontal:absolute;mso-position-horizontal-relative:page;mso-position-vertical:absolute;mso-position-vertical-relative:bottom-margin-area;mso-width-percent:0;mso-height-percent:0;mso-width-relative:page;mso-height-relative:page;v-text-anchor:top" o:gfxdata="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" filled="f" stroked="f">
+              <v:textbox inset="0,0,0,0">
+                <w:txbxContent>
+                  <w:p>
+                    <w:pPr>
+                      <w:spacing w:before="20"/>
+                      <w:ind w:left="20"/>
+                      <w:rPr>
+                        <w:sz w:val="16"/>
+                      </w:rPr>
+                    </w:pPr>
+                    <w:r>
+                      <w:rPr>
+                        <w:color w:val="A6A6A6"/>
+                        <w:sz w:val="16"/>
+                      </w:rPr>
+                      <w:t>Страница</w:t>
+                    </w:r>
+                    <w:r>
+                      <w:rPr>
+                        <w:color w:val="A6A6A6"/>
+                        <w:spacing w:val="-3"/>
+                        <w:sz w:val="16"/>
+                      </w:rPr>
+                      <w:t xml:space="preserve"> </w:t>
+                    </w:r>
+                    <w:r>
+                      <w:rPr>
+                        <w:color w:val="A6A6A6"/>
+                        <w:sz w:val="16"/>
+                      </w:rPr>
+                      <w:fldChar w:fldCharType="begin"/>
+                    </w:r>
+                    <w:r>
+                      <w:rPr>
+                        <w:color w:val="A6A6A6"/>
+                        <w:sz w:val="16"/>
+                      </w:rPr>
+                      <w:instrText xml:space="preserve"> PAGE </w:instrText>
+                    </w:r>
+                    <w:r>
+                      <w:rPr>
+                        <w:color w:val="A6A6A6"/>
+                        <w:sz w:val="16"/>
+                      </w:rPr>
+                      <w:fldChar w:fldCharType="separate"/>
+                    </w:r>
+                    <w:r>
+                      <w:rPr>
+                        <w:color w:val="A6A6A6"/>
+                        <w:sz w:val="16"/>
+                      </w:rPr>
+                      <w:t>2</w:t>
+                    </w:r>
+                    <w:r>
+                      <w:rPr>
+                        <w:color w:val="A6A6A6"/>
+                        <w:sz w:val="16"/>
+                      </w:rPr>
+                      <w:fldChar w:fldCharType="end"/>
+                    </w:r>
+                    <w:r>
+                      <w:rPr>
+                        <w:color w:val="A6A6A6"/>
+                        <w:spacing w:val="-6"/>
+                        <w:sz w:val="16"/>
+                      </w:rPr>
+                      <w:t xml:space="preserve"> </w:t>
+                    </w:r>
+                    <w:r>
+                      <w:rPr>
+                        <w:color w:val="A6A6A6"/>
+                        <w:sz w:val="16"/>
+                      </w:rPr>
+                      <w:t>из</w:t>
+                    </w:r>
+                    <w:r>
+                      <w:rPr>
+                        <w:color w:val="A6A6A6"/>
+                        <w:spacing w:val="-2"/>
+                        <w:sz w:val="16"/>
+                      </w:rPr>
+                      <w:t xml:space="preserve"> </w:t>
+                    </w:r>
+                    <w:r>
+                      <w:rPr>
+                        <w:color w:val="A6A6A6"/>
+                        <w:spacing w:val="-10"/>
+                        <w:sz w:val="16"/>
+                      </w:rPr>
+                      <w:fldChar w:fldCharType="begin"/>
+                    </w:r>
+                    <w:r>
+                      <w:rPr>
+                        <w:color w:val="A6A6A6"/>
+                        <w:spacing w:val="-10"/>
+                        <w:sz w:val="16"/>
+                      </w:rPr>
+                      <w:instrText xml:space="preserve"> NUMPAGES </w:instrText>
+                    </w:r>
+                    <w:r>
+                      <w:rPr>
+                        <w:color w:val="A6A6A6"/>
+                        <w:spacing w:val="-10"/>
+                        <w:sz w:val="16"/>
+                      </w:rPr>
+                      <w:fldChar w:fldCharType="separate"/>
+                    </w:r>
+                    <w:r>
+                      <w:rPr>
+                        <w:color w:val="A6A6A6"/>
+                        <w:spacing w:val="-10"/>
+                        <w:sz w:val="16"/>
+                      </w:rPr>
+                      <w:t>6</w:t>
+                    </w:r>
+                    <w:r>
+                      <w:rPr>
+                        <w:color w:val="A6A6A6"/>
+                        <w:spacing w:val="-10"/>
+                        <w:sz w:val="16"/>
+                      </w:rPr>
+                      <w:fldChar w:fldCharType="end"/>
+                    </w:r>
+                  </w:p>
+                </w:txbxContent>
+              </v:textbox>
+              <w10:wrap anchorx="page" anchory="margin"/>
+            </v:shape>
+          </w:pict>
+        </mc:Fallback>
+      </mc:AlternateContent>
+    </w:r>
+    <w:r>
+      <w:rPr>
+        <w:noProof/>
+      </w:rPr>
+      <mc:AlternateContent>
+        <mc:Choice Requires="wps">
+          <w:drawing>
+            <wp:anchor distT="0" distB="0" distL="114300" distR="114300" simplePos="0" relativeHeight="251675648" behindDoc="1" locked="0" layoutInCell="1" allowOverlap="1" wp14:anchorId="6D192C4E" wp14:editId="09D9DB0A">
+              <wp:simplePos x="0" y="0"/>
+              <wp:positionH relativeFrom="page">
+                <wp:posOffset>3388995</wp:posOffset>
+              </wp:positionH>
+              <wp:positionV relativeFrom="bottomMargin">
+                <wp:posOffset>19381</wp:posOffset>
+              </wp:positionV>
+              <wp:extent cx="544830" cy="1405890"/>
+              <wp:effectExtent l="0" t="0" r="7620" b="3810"/>
+              <wp:wrapNone/>
+              <wp:docPr id="423303861" name="docshape6"/>
+              <wp:cNvGraphicFramePr>
+                <a:graphicFrameLocks xmlns:a="http://schemas.openxmlformats.org/drawingml/2006/main"/>
+              </wp:cNvGraphicFramePr>
+              <a:graphic xmlns:a="http://schemas.openxmlformats.org/drawingml/2006/main">
+                <a:graphicData uri="http://schemas.microsoft.com/office/word/2010/wordprocessingShape">
+                  <wps:wsp>
+                    <wps:cNvSpPr txBox="1">
+                      <a:spLocks noChangeArrowheads="1"/>
+                    </wps:cNvSpPr>
+                    <wps:spPr bwMode="auto">
+                      <a:xfrm>
+                        <a:off x="0" y="0"/>
+                        <a:ext cx="544830" cy="1405890"/>
+                      </a:xfrm>
+                      <a:prstGeom prst="rect">
+                        <a:avLst/>
+                      </a:prstGeom>
+                      <a:noFill/>
+                      <a:ln>
+                        <a:noFill/>
+                      </a:ln>
+                      <a:extLst>
+                        <a:ext uri="{909E8E84-426E-40DD-AFC4-6F175D3DCCD1}">
+                          <a14:hiddenFill xmlns:a14="http://schemas.microsoft.com/office/drawing/2010/main">
+                            <a:solidFill>
+                              <a:srgbClr val="FFFFFF"/>
+                            </a:solidFill>
+                          </a14:hiddenFill>
+                        </a:ext>
+                        <a:ext uri="{91240B29-F687-4F45-9708-019B960494DF}">
+                          <a14:hiddenLine xmlns:a14="http://schemas.microsoft.com/office/drawing/2010/main" w="9525">
+                            <a:solidFill>
+                              <a:srgbClr val="000000"/>
+                            </a:solidFill>
+                            <a:miter lim="800000"/>
+                            <a:headEnd/>
+                            <a:tailEnd/>
+                          </a14:hiddenLine>
+                        </a:ext>
+                      </a:extLst>
+                    </wps:spPr>
+                    <wps:txbx>
+                      <w:txbxContent>
+                        <w:p>
+                          <w:pPr>
+                            <w:spacing w:before="20"/>
+                            <w:ind w:left="20"/>
+                            <w:rPr>
+                              <w:sz w:val="16"/>
+                            </w:rPr>
+                          </w:pPr>
+                          <w:r>
+                            <w:rPr>
+                              <w:color w:val="A6A6A6"/>
+                              <w:spacing w:val="-2"/>
+                              <w:sz w:val="16"/>
+                            </w:rPr>
+                            <w:t>Редакция</w:t>
+                          </w:r>
+                          <w:r>
+                            <w:rPr>
+                              <w:color w:val="A6A6A6"/>
+                              <w:spacing w:val="5"/>
+                              <w:sz w:val="16"/>
+                            </w:rPr>
+                            <w:t xml:space="preserve"> </w:t>
+                          </w:r>
+                          <w:r>
+                            <w:rPr>
+                              <w:color w:val="A6A6A6"/>
+                              <w:spacing w:val="-10"/>
+                              <w:sz w:val="16"/>
+                            </w:rPr>
+                            <w:t>1</w:t>
+                          </w:r>
+                        </w:p>
+                      </w:txbxContent>
+                    </wps:txbx>
+                    <wps:bodyPr rot="0" vert="horz" wrap="square" lIns="0" tIns="0" rIns="0" bIns="0" anchor="t" anchorCtr="0" upright="1">
+                      <a:noAutofit/>
+                    </wps:bodyPr>
+                  </wps:wsp>
+                </a:graphicData>
+              </a:graphic>
+              <wp14:sizeRelH relativeFrom="page">
+                <wp14:pctWidth>0</wp14:pctWidth>
+              </wp14:sizeRelH>
+              <wp14:sizeRelV relativeFrom="page">
+                <wp14:pctHeight>0</wp14:pctHeight>
+              </wp14:sizeRelV>
+            </wp:anchor>
+          </w:drawing>
+        </mc:Choice>
+        <mc:Fallback>
+          <w:pict>
+            <v:shape w14:anchorId="6D192C4E" id="_x0000_s1058" type="#_x0000_t202" style="position:absolute;margin-left:266.85pt;margin-top:1.55pt;width:42.9pt;height:110.7pt;z-index:-251640832;visibility:visible;mso-wrap-style:square;mso-width-percent:0;mso-height-percent:0;mso-wrap-distance-left:9pt;mso-wrap-distance-top:0;mso-wrap-distance-right:9pt;mso-wrap-distance-bottom:0;mso-position-horizontal:absolute;mso-position-horizontal-relative:page;mso-position-vertical:absolute;mso-position-vertical-relative:bottom-margin-area;mso-width-percent:0;mso-height-percent:0;mso-width-relative:page;mso-height-relative:page;v-text-anchor:top" o:gfxdata="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" filled="f" stroked="f">
+              <v:textbox inset="0,0,0,0">
+                <w:txbxContent>
+                  <w:p>
+                    <w:pPr>
+                      <w:spacing w:before="20"/>
+                      <w:ind w:left="20"/>
+                      <w:rPr>
+                        <w:sz w:val="16"/>
+                      </w:rPr>
+                    </w:pPr>
+                    <w:r>
+                      <w:rPr>
+                        <w:color w:val="A6A6A6"/>
+                        <w:spacing w:val="-2"/>
+                        <w:sz w:val="16"/>
+                      </w:rPr>
+                      <w:t>Редакция</w:t>
+                    </w:r>
+                    <w:r>
+                      <w:rPr>
+                        <w:color w:val="A6A6A6"/>
+                        <w:spacing w:val="5"/>
+                        <w:sz w:val="16"/>
+                      </w:rPr>
+                      <w:t xml:space="preserve"> </w:t>
+                    </w:r>
+                    <w:r>
+                      <w:rPr>
+                        <w:color w:val="A6A6A6"/>
+                        <w:spacing w:val="-10"/>
+                        <w:sz w:val="16"/>
+                      </w:rPr>
+                      <w:t>1</w:t>
+                    </w:r>
+                  </w:p>
+                </w:txbxContent>
+              </v:textbox>
+              <w10:wrap anchorx="page" anchory="margin"/>
+            </v:shape>
+          </w:pict>
+        </mc:Fallback>
+      </mc:AlternateContent>
+    </w:r>
+    <w:r>
+      <w:rPr>
+        <w:noProof/>
+      </w:rPr>
+      <mc:AlternateContent>
+        <mc:Choice Requires="wps">
+          <w:drawing>
+            <wp:anchor distT="0" distB="0" distL="114300" distR="114300" simplePos="0" relativeHeight="251674624" behindDoc="1" locked="0" layoutInCell="1" allowOverlap="1" wp14:anchorId="553DD7A0" wp14:editId="05B4B1B4">
+              <wp:simplePos x="0" y="0"/>
+              <wp:positionH relativeFrom="page">
+                <wp:posOffset>456565</wp:posOffset>
+              </wp:positionH>
+              <wp:positionV relativeFrom="bottomMargin">
+                <wp:posOffset>-107950</wp:posOffset>
+              </wp:positionV>
+              <wp:extent cx="338455" cy="1422400"/>
+              <wp:effectExtent l="0" t="0" r="4445" b="6350"/>
+              <wp:wrapNone/>
+              <wp:docPr id="490530913" name="docshape5"/>
+              <wp:cNvGraphicFramePr>
+                <a:graphicFrameLocks xmlns:a="http://schemas.openxmlformats.org/drawingml/2006/main"/>
+              </wp:cNvGraphicFramePr>
+              <a:graphic xmlns:a="http://schemas.openxmlformats.org/drawingml/2006/main">
+                <a:graphicData uri="http://schemas.microsoft.com/office/word/2010/wordprocessingShape">
+                  <wps:wsp>
+                    <wps:cNvSpPr txBox="1">
+                      <a:spLocks noChangeArrowheads="1"/>
+                    </wps:cNvSpPr>
+                    <wps:spPr bwMode="auto">
+                      <a:xfrm>
+                        <a:off x="0" y="0"/>
+                        <a:ext cx="338455" cy="1422400"/>
+                      </a:xfrm>
+                      <a:prstGeom prst="rect">
+                        <a:avLst/>
+                      </a:prstGeom>
+                      <a:noFill/>
+                      <a:ln>
+                        <a:noFill/>
+                      </a:ln>
+                      <a:extLst>
+                        <a:ext uri="{909E8E84-426E-40DD-AFC4-6F175D3DCCD1}">
+                          <a14:hiddenFill xmlns:a14="http://schemas.microsoft.com/office/drawing/2010/main">
+                            <a:solidFill>
+                              <a:srgbClr val="FFFFFF"/>
+                            </a:solidFill>
+                          </a14:hiddenFill>
+                        </a:ext>
+                        <a:ext uri="{91240B29-F687-4F45-9708-019B960494DF}">
+                          <a14:hiddenLine xmlns:a14="http://schemas.microsoft.com/office/drawing/2010/main" w="9525">
+                            <a:solidFill>
+                              <a:srgbClr val="000000"/>
+                            </a:solidFill>
+                            <a:miter lim="800000"/>
+                            <a:headEnd/>
+                            <a:tailEnd/>
+                          </a14:hiddenLine>
+                        </a:ext>
+                      </a:extLst>
+                    </wps:spPr>
+                    <wps:txbx>
+                      <w:txbxContent>
+                        <w:p>
+                          <w:pPr>
+                            <w:spacing w:before="20"/>
+                            <w:ind w:left="20"/>
+                            <w:rPr>
+                              <w:sz w:val="16"/>
+                            </w:rPr>
+                          </w:pPr>
+                        </w:p>
+                      </w:txbxContent>
+                    </wps:txbx>
+                    <wps:bodyPr rot="0" vert="horz" wrap="square" lIns="0" tIns="0" rIns="0" bIns="0" anchor="t" anchorCtr="0" upright="1">
+                      <a:noAutofit/>
+                    </wps:bodyPr>
+                  </wps:wsp>
+                </a:graphicData>
+              </a:graphic>
+              <wp14:sizeRelH relativeFrom="page">
+                <wp14:pctWidth>0</wp14:pctWidth>
+              </wp14:sizeRelH>
+              <wp14:sizeRelV relativeFrom="page">
+                <wp14:pctHeight>0</wp14:pctHeight>
+              </wp14:sizeRelV>
+            </wp:anchor>
+          </w:drawing>
+        </mc:Choice>
+        <mc:Fallback>
+          <w:pict>
+            <v:shape w14:anchorId="553DD7A0" id="_x0000_s1059" type="#_x0000_t202" style="position:absolute;margin-left:35.95pt;margin-top:-8.5pt;width:26.65pt;height:112pt;z-index:-251641856;visibility:visible;mso-wrap-style:square;mso-width-percent:0;mso-height-percent:0;mso-wrap-distance-left:9pt;mso-wrap-distance-top:0;mso-wrap-distance-right:9pt;mso-wrap-distance-bottom:0;mso-position-horizontal:absolute;mso-position-horizontal-relative:page;mso-position-vertical:absolute;mso-position-vertical-relative:bottom-margin-area;mso-width-percent:0;mso-height-percent:0;mso-width-relative:page;mso-height-relative:page;v-text-anchor:top" o:gfxdata="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" filled="f" stroked="f">
+              <v:textbox inset="0,0,0,0">
+                <w:txbxContent>
+                  <w:p>
+                    <w:pPr>
+                      <w:spacing w:before="20"/>
+                      <w:ind w:left="20"/>
+                      <w:rPr>
+                        <w:sz w:val="16"/>
+                      </w:rPr>
+                    </w:pPr>
+                  </w:p>
+                </w:txbxContent>
+              </v:textbox>
+              <w10:wrap anchorx="page" anchory="margin"/>
+            </v:shape>
+          </w:pict>
+        </mc:Fallback>
+      </mc:AlternateContent>
+    </w:r>
   </w:p>
 </w:ftr>
 </file>
@@ -14377,6 +19134,56 @@
       <w:bCs/>
     </w:rPr>
   </w:style>
+  <w:style w:type="paragraph" w:styleId="Header">
+    <w:name w:val="header"/>
+    <w:basedOn w:val="Normal"/>
+    <w:link w:val="HeaderChar"/>
+    <w:uiPriority w:val="99"/>
+    <w:unhideWhenUsed/>
+    <w:rsid w:val="00500CF1"/>
+    <w:pPr>
+      <w:tabs>
+        <w:tab w:val="center" w:pos="4844"/>
+        <w:tab w:val="right" w:pos="9689"/>
+      </w:tabs>
+    </w:pPr>
+  </w:style>
+  <w:style w:type="character" w:customStyle="1" w:styleId="HeaderChar">
+    <w:name w:val="Header Char"/>
+    <w:basedOn w:val="DefaultParagraphFont"/>
+    <w:link w:val="Header"/>
+    <w:uiPriority w:val="99"/>
+    <w:rsid w:val="00500CF1"/>
+    <w:rPr>
+      <w:rFonts w:ascii="Cambria" w:eastAsia="Cambria" w:hAnsi="Cambria" w:cs="Cambria"/>
+      <w:lang w:val="ru-RU"/>
+    </w:rPr>
+  </w:style>
+  <w:style w:type="paragraph" w:styleId="Footer">
+    <w:name w:val="footer"/>
+    <w:basedOn w:val="Normal"/>
+    <w:link w:val="FooterChar"/>
+    <w:uiPriority w:val="99"/>
+    <w:unhideWhenUsed/>
+    <w:rsid w:val="00500CF1"/>
+    <w:pPr>
+      <w:tabs>
+        <w:tab w:val="center" w:pos="4844"/>
+        <w:tab w:val="right" w:pos="9689"/>
+      </w:tabs>
+    </w:pPr>
+  </w:style>
+  <w:style w:type="character" w:customStyle="1" w:styleId="FooterChar">
+    <w:name w:val="Footer Char"/>
+    <w:basedOn w:val="DefaultParagraphFont"/>
+    <w:link w:val="Footer"/>
+    <w:uiPriority w:val="99"/>
+    <w:rsid w:val="00500CF1"/>
+    <w:rPr>
+      <w:rFonts w:ascii="Cambria" w:eastAsia="Cambria" w:hAnsi="Cambria" w:cs="Cambria"/>
+      <w:lang w:val="ru-RU"/>
+    </w:rPr>
+  </w:style>
 </w:styles>
 </file>
 
